--- a/src/templates/tokenized/lease-listing-agreement-tokenized.docx
+++ b/src/templates/tokenized/lease-listing-agreement-tokenized.docx
@@ -2,6 +2,105 @@
 <file path=word/document.xml><?xml version="1.0" encoding="utf-8"?>
 <w:document xmlns:wpc="http://schemas.microsoft.com/office/word/2010/wordprocessingCanvas" xmlns:cx="http://schemas.microsoft.com/office/drawing/2014/chartex" xmlns:cx1="http://schemas.microsoft.com/office/drawing/2015/9/8/chartex" xmlns:cx2="http://schemas.microsoft.com/office/drawing/2015/10/21/chartex" xmlns:cx3="http://schemas.microsoft.com/office/drawing/2016/5/9/chartex" xmlns:cx4="http://schemas.microsoft.com/office/drawing/2016/5/10/chartex" xmlns:cx5="http://schemas.microsoft.com/office/drawing/2016/5/11/chartex" xmlns:cx6="http://schemas.microsoft.com/office/drawing/2016/5/12/chartex" xmlns:cx7="http://schemas.microsoft.com/office/drawing/2016/5/13/chartex" xmlns:cx8="http://schemas.microsoft.com/office/drawing/2016/5/14/chartex" xmlns:mc="http://schemas.openxmlformats.org/markup-compatibility/2006" xmlns:aink="http://schemas.microsoft.com/office/drawing/2016/ink" xmlns:am3d="http://schemas.microsoft.com/office/drawing/2017/model3d" xmlns:o="urn:schemas-microsoft-com:office:office" xmlns:oel="http://schemas.microsoft.com/office/2019/extlst" xmlns:r="http://schemas.openxmlformats.org/officeDocument/2006/relationships" xmlns:m="http://schemas.openxmlformats.org/officeDocument/2006/math" xmlns:v="urn:schemas-microsoft-com:vml" xmlns:wp14="http://schemas.microsoft.com/office/word/2010/wordprocessingDrawing" xmlns:wp="http://schemas.openxmlformats.org/drawingml/2006/wordprocessingDrawing" xmlns:w10="urn:schemas-microsoft-com:office:word" xmlns:w="http://schemas.openxmlformats.org/wordprocessingml/2006/main" xmlns:w14="http://schemas.microsoft.com/office/word/2010/wordml" xmlns:w15="http://schemas.microsoft.com/office/word/2012/wordml" xmlns:w16cex="http://schemas.microsoft.com/office/word/2018/wordml/cex" xmlns:w16cid="http://schemas.microsoft.com/office/word/2016/wordml/cid" xmlns:w16="http://schemas.microsoft.com/office/word/2018/wordml" xmlns:w16du="http://schemas.microsoft.com/office/word/2023/wordml/word16du" xmlns:w16sdtdh="http://schemas.microsoft.com/office/word/2020/wordml/sdtdatahash" xmlns:w16se="http://schemas.microsoft.com/office/word/2015/wordml/symex" xmlns:wpg="http://schemas.microsoft.com/office/word/2010/wordprocessingGroup" xmlns:wpi="http://schemas.microsoft.com/office/word/2010/wordprocessingInk" xmlns:wne="http://schemas.microsoft.com/office/word/2006/wordml" xmlns:wps="http://schemas.microsoft.com/office/word/2010/wordprocessingShape" mc:Ignorable="w14 w15 w16se w16cid w16 w16cex w16sdtdh w16du wp14">
   <w:body>
+    <w:p>
+      <w:pPr>
+        <w:tabs>
+          <w:tab w:val="left" w:pos="900"/>
+          <w:tab w:val="left" w:pos="4700"/>
+          <w:tab w:val="left" w:pos="5490"/>
+          <w:tab w:val="left" w:pos="6120"/>
+          <w:tab w:val="left" w:pos="6480"/>
+          <w:tab w:val="left" w:pos="6840"/>
+          <w:tab w:val="left" w:pos="7560"/>
+          <w:tab w:val="left" w:pos="8280"/>
+          <w:tab w:val="left" w:pos="9000"/>
+          <w:tab w:val="left" w:pos="9720"/>
+          <w:tab w:val="left" w:pos="10440"/>
+          <w:tab w:val="left" w:pos="11160"/>
+          <w:tab w:val="left" w:pos="11880"/>
+          <w:tab w:val="left" w:pos="12600"/>
+          <w:tab w:val="left" w:pos="13320"/>
+          <w:tab w:val="left" w:pos="14040"/>
+          <w:tab w:val="left" w:pos="14760"/>
+          <w:tab w:val="left" w:pos="15480"/>
+          <w:tab w:val="left" w:pos="16200"/>
+          <w:tab w:val="left" w:pos="16920"/>
+        </w:tabs>
+        <w:jc w:val="center"/>
+        <w:rPr>
+          <w:rFonts w:ascii="Arial" w:hAnsi="Arial" w:cs="Arial"/>
+          <w:b/>
+          <w:bCs/>
+        </w:rPr>
+      </w:pPr>
+      <w:r>
+        <w:rPr>
+          <w:rFonts w:ascii="Arial" w:hAnsi="Arial"/>
+          <w:b/>
+        </w:rPr>
+        <w:t xml:space="preserve">EXCLUSIVE </w:t>
+      </w:r>
+      <w:r>
+        <w:rPr>
+          <w:rFonts w:ascii="Arial" w:hAnsi="Arial" w:cs="Arial"/>
+          <w:b/>
+          <w:bCs/>
+        </w:rPr>
+        <w:t>REPRESENTATION AGREEMENT</w:t>
+      </w:r>
+    </w:p>
+    <w:p>
+      <w:pPr>
+        <w:tabs>
+          <w:tab w:val="left" w:pos="900"/>
+          <w:tab w:val="left" w:pos="4700"/>
+          <w:tab w:val="left" w:pos="5490"/>
+          <w:tab w:val="left" w:pos="6120"/>
+          <w:tab w:val="left" w:pos="6480"/>
+          <w:tab w:val="left" w:pos="6840"/>
+          <w:tab w:val="left" w:pos="7560"/>
+          <w:tab w:val="left" w:pos="8280"/>
+          <w:tab w:val="left" w:pos="9000"/>
+          <w:tab w:val="left" w:pos="9720"/>
+          <w:tab w:val="left" w:pos="10440"/>
+          <w:tab w:val="left" w:pos="11160"/>
+          <w:tab w:val="left" w:pos="11880"/>
+          <w:tab w:val="left" w:pos="12600"/>
+          <w:tab w:val="left" w:pos="13320"/>
+          <w:tab w:val="left" w:pos="14040"/>
+          <w:tab w:val="left" w:pos="14760"/>
+          <w:tab w:val="left" w:pos="15480"/>
+          <w:tab w:val="left" w:pos="16200"/>
+          <w:tab w:val="left" w:pos="16920"/>
+        </w:tabs>
+        <w:jc w:val="center"/>
+        <w:rPr>
+          <w:rFonts w:ascii="Arial" w:hAnsi="Arial" w:cs="Arial"/>
+          <w:bCs/>
+        </w:rPr>
+      </w:pPr>
+      <w:r>
+        <w:rPr>
+          <w:rFonts w:ascii="Arial" w:hAnsi="Arial" w:cs="Arial"/>
+          <w:bCs/>
+        </w:rPr>
+        <w:t xml:space="preserve">(EXCLUSIVE AUTHORIZATION TO </w:t>
+      </w:r>
+      <w:r>
+        <w:rPr>
+          <w:rFonts w:ascii="Arial" w:hAnsi="Arial" w:cs="Arial"/>
+          <w:bCs/>
+        </w:rPr>
+        <w:t xml:space="preserve">LEASE, </w:t>
+      </w:r>
+      <w:r>
+        <w:rPr>
+          <w:rFonts w:ascii="Arial" w:hAnsi="Arial" w:cs="Arial"/>
+          <w:bCs/>
+        </w:rPr>
+        <w:t>SELL OR EXCHANGE)</w:t>
+      </w:r>
+    </w:p>
     <w:p>
       <w:pPr>
         <w:tabs>
@@ -26,23 +125,16 @@
         </w:tabs>
         <w:jc w:val="center"/>
         <w:rPr>
-          <w:rFonts w:ascii="Arial" w:hAnsi="Arial"/>
-          <w:b/>
-        </w:rPr>
-      </w:pPr>
-      <w:r>
-        <w:rPr>
-          <w:rFonts w:ascii="Arial" w:hAnsi="Arial"/>
-          <w:b/>
-        </w:rPr>
-        <w:t>EXCLUSIVE RIGHT TO SELL, EXCHANGE OR LEASE</w:t>
-      </w:r>
-      <w:r>
-        <w:rPr>
-          <w:rFonts w:ascii="Arial" w:hAnsi="Arial"/>
-          <w:b/>
-        </w:rPr>
-        <w:t xml:space="preserve"> AGREEMENT</w:t>
+          <w:rFonts w:ascii="Arial" w:hAnsi="Arial" w:cs="Arial"/>
+          <w:bCs/>
+        </w:rPr>
+      </w:pPr>
+      <w:r>
+        <w:rPr>
+          <w:rFonts w:ascii="Arial" w:hAnsi="Arial" w:cs="Arial"/>
+          <w:bCs/>
+        </w:rPr>
+        <w:t>THIS IS INTENDED TO BE A LEGALLY BINDING AGREEMENT. READ IT CAREFULLY</w:t>
       </w:r>
     </w:p>
     <w:p>
@@ -72,12 +164,298 @@
           <w:rFonts w:ascii="Arial" w:hAnsi="Arial"/>
         </w:rPr>
       </w:pPr>
-      <w:r>
-        <w:rPr>
-          <w:rFonts w:ascii="Arial" w:hAnsi="Arial"/>
-        </w:rPr>
-        <w:t>THIS IS INTENDED TO BE A LEGALLY BINDING AGREEMENT.  READ IT CAREFULLY!</w:t>
-      </w:r>
+    </w:p>
+    <w:p>
+      <w:pPr>
+        <w:tabs>
+          <w:tab w:val="left" w:pos="900"/>
+          <w:tab w:val="left" w:pos="4680"/>
+          <w:tab w:val="left" w:pos="5840"/>
+          <w:tab w:val="left" w:pos="6120"/>
+          <w:tab w:val="left" w:pos="6840"/>
+          <w:tab w:val="left" w:pos="7560"/>
+          <w:tab w:val="left" w:pos="8280"/>
+          <w:tab w:val="left" w:pos="9000"/>
+          <w:tab w:val="left" w:pos="9720"/>
+          <w:tab w:val="left" w:pos="10440"/>
+          <w:tab w:val="left" w:pos="11160"/>
+          <w:tab w:val="left" w:pos="11880"/>
+          <w:tab w:val="left" w:pos="12600"/>
+          <w:tab w:val="left" w:pos="13320"/>
+          <w:tab w:val="left" w:pos="14040"/>
+          <w:tab w:val="left" w:pos="14760"/>
+          <w:tab w:val="left" w:pos="15480"/>
+          <w:tab w:val="left" w:pos="16200"/>
+          <w:tab w:val="left" w:pos="16920"/>
+        </w:tabs>
+        <w:jc w:val="both"/>
+        <w:rPr>
+          <w:rFonts w:ascii="Arial" w:hAnsi="Arial"/>
+        </w:rPr>
+      </w:pPr>
+      <w:r>
+        <w:rPr>
+          <w:rFonts w:ascii="Arial" w:hAnsi="Arial" w:cs="Arial"/>
+          <w:b/>
+          <w:bCs/>
+        </w:rPr>
+        <w:t xml:space="preserve">{{owner_entity}} (Owner”) hereby engages and grants to CRE8 CRE, LLC (“CRE8”), an Arizona Limited Liability Company, for a period of time (the “Term”) commencing on {{term_start}}, and ending at 11:59 p.m. on {{term_end}}, local time where the Property is situated, subject to extension as provided herein, the sole, exclusive and irrevocable right and authority to lease that certain real property (the “Property”) located at the {{property_address}}, City of {{city}}, County of {{county}}, State of Arizona, and more particularly described as follows:  </w:t>
+      </w:r>
+      <w:r>
+        <w:rPr>
+          <w:rFonts w:ascii="Arial" w:hAnsi="Arial" w:cs="Arial"/>
+          <w:b/>
+          <w:bCs/>
+        </w:rPr>
+        <w:t xml:space="preserve"/>
+      </w:r>
+      <w:r>
+        <w:rPr>
+          <w:rFonts w:ascii="Arial" w:hAnsi="Arial" w:cs="Arial"/>
+          <w:b/>
+          <w:bCs/>
+        </w:rPr>
+        <w:t xml:space="preserve"/>
+      </w:r>
+      <w:r>
+        <w:rPr>
+          <w:rFonts w:ascii="Arial" w:hAnsi="Arial" w:cs="Arial"/>
+        </w:rPr>
+        <w:t xml:space="preserve"/>
+      </w:r>
+      <w:r>
+        <w:rPr>
+          <w:rFonts w:ascii="Arial" w:hAnsi="Arial"/>
+        </w:rPr>
+        <w:t xml:space="preserve"/>
+      </w:r>
+      <w:r>
+        <w:rPr>
+          <w:rFonts w:ascii="Arial" w:hAnsi="Arial"/>
+        </w:rPr>
+        <w:t xml:space="preserve"/>
+      </w:r>
+      <w:r>
+        <w:rPr>
+          <w:rFonts w:ascii="Arial" w:hAnsi="Arial"/>
+        </w:rPr>
+        <w:t xml:space="preserve"/>
+      </w:r>
+      <w:r>
+        <w:rPr>
+          <w:rFonts w:ascii="Arial" w:hAnsi="Arial"/>
+        </w:rPr>
+        <w:t xml:space="preserve"/>
+      </w:r>
+      <w:r>
+        <w:rPr>
+          <w:rFonts w:ascii="Arial" w:hAnsi="Arial"/>
+        </w:rPr>
+        <w:t xml:space="preserve"/>
+      </w:r>
+      <w:r>
+        <w:rPr>
+          <w:rFonts w:ascii="Arial" w:hAnsi="Arial"/>
+        </w:rPr>
+        <w:t xml:space="preserve"/>
+      </w:r>
+      <w:r>
+        <w:rPr>
+          <w:rFonts w:ascii="Arial" w:hAnsi="Arial"/>
+        </w:rPr>
+        <w:t xml:space="preserve"/>
+      </w:r>
+      <w:r>
+        <w:rPr>
+          <w:rFonts w:ascii="Arial" w:hAnsi="Arial"/>
+        </w:rPr>
+        <w:t xml:space="preserve"/>
+      </w:r>
+      <w:r>
+        <w:rPr>
+          <w:rFonts w:ascii="Arial" w:hAnsi="Arial"/>
+        </w:rPr>
+        <w:t xml:space="preserve"/>
+      </w:r>
+      <w:r>
+        <w:rPr>
+          <w:rFonts w:ascii="Arial" w:hAnsi="Arial"/>
+        </w:rPr>
+        <w:t xml:space="preserve"/>
+      </w:r>
+      <w:r>
+        <w:rPr>
+          <w:rFonts w:ascii="Arial" w:hAnsi="Arial"/>
+        </w:rPr>
+        <w:t xml:space="preserve"/>
+      </w:r>
+      <w:r>
+        <w:rPr>
+          <w:rFonts w:ascii="Arial" w:hAnsi="Arial"/>
+        </w:rPr>
+        <w:t xml:space="preserve"/>
+      </w:r>
+      <w:r>
+        <w:rPr>
+          <w:rFonts w:ascii="Arial" w:hAnsi="Arial"/>
+        </w:rPr>
+        <w:t xml:space="preserve"/>
+      </w:r>
+      <w:r>
+        <w:rPr>
+          <w:rFonts w:ascii="Arial" w:hAnsi="Arial"/>
+        </w:rPr>
+        <w:t xml:space="preserve"/>
+      </w:r>
+      <w:r>
+        <w:rPr>
+          <w:rFonts w:ascii="Arial" w:hAnsi="Arial"/>
+        </w:rPr>
+        <w:t xml:space="preserve"/>
+      </w:r>
+      <w:r>
+        <w:rPr>
+          <w:rFonts w:ascii="Arial" w:hAnsi="Arial"/>
+        </w:rPr>
+        <w:t xml:space="preserve"/>
+      </w:r>
+      <w:r>
+        <w:rPr>
+          <w:rFonts w:ascii="Arial" w:hAnsi="Arial"/>
+        </w:rPr>
+        <w:t xml:space="preserve"/>
+      </w:r>
+      <w:r>
+        <w:rPr>
+          <w:rFonts w:ascii="Arial" w:hAnsi="Arial"/>
+        </w:rPr>
+        <w:t xml:space="preserve"/>
+      </w:r>
+      <w:r>
+        <w:rPr>
+          <w:rFonts w:ascii="Arial" w:hAnsi="Arial"/>
+        </w:rPr>
+        <w:t xml:space="preserve"/>
+      </w:r>
+      <w:r>
+        <w:rPr>
+          <w:rFonts w:ascii="Arial" w:hAnsi="Arial"/>
+        </w:rPr>
+        <w:t xml:space="preserve"/>
+      </w:r>
+      <w:r>
+        <w:rPr>
+          <w:rFonts w:ascii="Arial" w:hAnsi="Arial"/>
+        </w:rPr>
+        <w:t xml:space="preserve"/>
+      </w:r>
+      <w:r>
+        <w:rPr>
+          <w:rFonts w:ascii="Arial" w:hAnsi="Arial"/>
+        </w:rPr>
+        <w:t xml:space="preserve"/>
+      </w:r>
+      <w:r>
+        <w:rPr>
+          <w:rFonts w:ascii="Arial" w:hAnsi="Arial"/>
+        </w:rPr>
+        <w:t xml:space="preserve"/>
+      </w:r>
+      <w:r>
+        <w:rPr>
+          <w:rFonts w:ascii="Arial" w:hAnsi="Arial"/>
+        </w:rPr>
+        <w:t xml:space="preserve"/>
+      </w:r>
+      <w:r>
+        <w:rPr>
+          <w:rFonts w:ascii="Arial" w:hAnsi="Arial"/>
+        </w:rPr>
+        <w:t xml:space="preserve"/>
+      </w:r>
+      <w:r>
+        <w:rPr>
+          <w:rFonts w:ascii="Arial" w:hAnsi="Arial"/>
+        </w:rPr>
+        <w:t xml:space="preserve"/>
+      </w:r>
+      <w:r>
+        <w:rPr>
+          <w:rFonts w:ascii="Arial" w:hAnsi="Arial"/>
+        </w:rPr>
+        <w:t xml:space="preserve"/>
+      </w:r>
+      <w:r>
+        <w:rPr>
+          <w:rFonts w:ascii="Arial" w:hAnsi="Arial"/>
+        </w:rPr>
+        <w:t xml:space="preserve"/>
+      </w:r>
+      <w:r>
+        <w:rPr>
+          <w:rFonts w:ascii="Arial" w:hAnsi="Arial"/>
+        </w:rPr>
+        <w:t xml:space="preserve"/>
+      </w:r>
+      <w:r>
+        <w:rPr>
+          <w:rFonts w:ascii="Arial" w:hAnsi="Arial"/>
+        </w:rPr>
+        <w:t xml:space="preserve"/>
+      </w:r>
+      <w:r>
+        <w:rPr>
+          <w:rFonts w:ascii="Arial" w:hAnsi="Arial"/>
+        </w:rPr>
+        <w:t xml:space="preserve"/>
+      </w:r>
+      <w:r>
+        <w:rPr>
+          <w:rFonts w:ascii="Arial" w:hAnsi="Arial"/>
+        </w:rPr>
+        <w:t xml:space="preserve"/>
+      </w:r>
+      <w:r>
+        <w:rPr>
+          <w:rFonts w:ascii="Arial" w:hAnsi="Arial"/>
+        </w:rPr>
+        <w:t xml:space="preserve"/>
+      </w:r>
+      <w:r>
+        <w:rPr>
+          <w:rFonts w:ascii="Arial" w:hAnsi="Arial"/>
+        </w:rPr>
+        <w:t xml:space="preserve"/>
+      </w:r>
+    </w:p>
+    <w:p>
+      <w:pPr>
+        <w:tabs>
+          <w:tab w:val="left" w:pos="900"/>
+          <w:tab w:val="left" w:pos="4680"/>
+          <w:tab w:val="left" w:pos="5840"/>
+          <w:tab w:val="left" w:pos="6120"/>
+          <w:tab w:val="left" w:pos="6840"/>
+          <w:tab w:val="left" w:pos="7560"/>
+          <w:tab w:val="left" w:pos="8280"/>
+          <w:tab w:val="left" w:pos="9000"/>
+          <w:tab w:val="left" w:pos="9720"/>
+          <w:tab w:val="left" w:pos="10440"/>
+          <w:tab w:val="left" w:pos="11160"/>
+          <w:tab w:val="left" w:pos="11880"/>
+          <w:tab w:val="left" w:pos="12600"/>
+          <w:tab w:val="left" w:pos="13320"/>
+          <w:tab w:val="left" w:pos="14040"/>
+          <w:tab w:val="left" w:pos="14760"/>
+          <w:tab w:val="left" w:pos="15480"/>
+          <w:tab w:val="left" w:pos="16200"/>
+          <w:tab w:val="left" w:pos="16920"/>
+        </w:tabs>
+        <w:jc w:val="both"/>
+        <w:rPr>
+          <w:rFonts w:ascii="Arial" w:hAnsi="Arial"/>
+        </w:rPr>
+      </w:pPr>
     </w:p>
     <w:p>
       <w:pPr>
@@ -108,57 +486,99 @@
           <w:rFonts w:ascii="Arial" w:hAnsi="Arial"/>
         </w:rPr>
       </w:pPr>
-    </w:p>
-    <w:p>
-      <w:pPr>
-        <w:tabs>
-          <w:tab w:val="left" w:pos="900"/>
-          <w:tab w:val="left" w:pos="4680"/>
-          <w:tab w:val="left" w:pos="5840"/>
-          <w:tab w:val="left" w:pos="6120"/>
-          <w:tab w:val="left" w:pos="6840"/>
-          <w:tab w:val="left" w:pos="7560"/>
-          <w:tab w:val="left" w:pos="8280"/>
-          <w:tab w:val="left" w:pos="9000"/>
-          <w:tab w:val="left" w:pos="9720"/>
-          <w:tab w:val="left" w:pos="10440"/>
-          <w:tab w:val="left" w:pos="11160"/>
-          <w:tab w:val="left" w:pos="11880"/>
-          <w:tab w:val="left" w:pos="12600"/>
-          <w:tab w:val="left" w:pos="13320"/>
-          <w:tab w:val="left" w:pos="14040"/>
-          <w:tab w:val="left" w:pos="14760"/>
-          <w:tab w:val="left" w:pos="15480"/>
-          <w:tab w:val="left" w:pos="16200"/>
-          <w:tab w:val="left" w:pos="16920"/>
-        </w:tabs>
-        <w:jc w:val="both"/>
-        <w:rPr>
-          <w:rFonts w:ascii="Arial" w:hAnsi="Arial"/>
-        </w:rPr>
-      </w:pPr>
-      <w:r>
-        <w:rPr>
-          <w:rFonts w:ascii="Arial" w:hAnsi="Arial"/>
-          <w:b/>
-          <w:bCs/>
-        </w:rPr>
-        <w:t>{{owner_entity}}</w:t>
-      </w:r>
-      <w:r>
-        <w:rPr>
-          <w:rFonts w:ascii="Arial" w:hAnsi="Arial"/>
-          <w:b/>
-          <w:bCs/>
-        </w:rPr>
-        <w:t xml:space="preserve"> </w:t>
-      </w:r>
-      <w:r>
-        <w:rPr>
-          <w:rFonts w:ascii="Arial" w:hAnsi="Arial"/>
-        </w:rPr>
-        <w:t>(“</w:t>
-      </w:r>
+      <w:r>
+        <w:rPr>
+          <w:rFonts w:ascii="Arial" w:hAnsi="Arial" w:cs="Arial"/>
+          <w:bCs/>
+        </w:rPr>
+        <w:t xml:space="preserve">The property at the {{property_address}}, {{city}}, AZ {{zip}} and is tax parcel no. {{parcel_number}} as show in Exhibit A.</w:t>
+      </w:r>
+      <w:r>
+        <w:rPr>
+          <w:rFonts w:ascii="Arial" w:hAnsi="Arial"/>
+        </w:rPr>
+        <w:t xml:space="preserve"/>
+      </w:r>
+      <w:r>
+        <w:rPr>
+          <w:rFonts w:ascii="Arial" w:hAnsi="Arial"/>
+        </w:rPr>
+        <w:t xml:space="preserve"/>
+      </w:r>
+      <w:r>
+        <w:rPr>
+          <w:rFonts w:ascii="Arial" w:hAnsi="Arial"/>
+        </w:rPr>
+        <w:t xml:space="preserve"/>
+      </w:r>
+      <w:r>
+        <w:rPr>
+          <w:rFonts w:ascii="Arial" w:hAnsi="Arial"/>
+        </w:rPr>
+        <w:t xml:space="preserve"/>
+      </w:r>
+      <w:r>
+        <w:rPr>
+          <w:rFonts w:ascii="Arial" w:hAnsi="Arial" w:cs="Arial"/>
+          <w:bCs/>
+        </w:rPr>
+        <w:t xml:space="preserve"/>
+      </w:r>
+      <w:r>
+        <w:rPr>
+          <w:rFonts w:ascii="Arial" w:hAnsi="Arial" w:cs="Arial"/>
+          <w:bCs/>
+        </w:rPr>
+        <w:t xml:space="preserve"/>
+      </w:r>
+      <w:r>
+        <w:rPr>
+          <w:rFonts w:ascii="Arial" w:hAnsi="Arial" w:cs="Arial"/>
+          <w:bCs/>
+        </w:rPr>
+        <w:t xml:space="preserve"/>
+      </w:r>
+      <w:r>
+        <w:rPr>
+          <w:rFonts w:ascii="Arial" w:hAnsi="Arial" w:cs="Arial"/>
+          <w:bCs/>
+        </w:rPr>
+        <w:t xml:space="preserve"/>
+      </w:r>
+    </w:p>
+    <w:p>
+      <w:pPr>
+        <w:pStyle w:val="Heading2"/>
+        <w:rPr>
+          <w:rFonts w:ascii="Arial" w:hAnsi="Arial"/>
+          <w:color w:val="auto"/>
+        </w:rPr>
+      </w:pPr>
+    </w:p>
+    <w:p>
+      <w:pPr>
+        <w:pStyle w:val="Heading2"/>
+        <w:rPr>
+          <w:rFonts w:ascii="Arial" w:hAnsi="Arial"/>
+          <w:color w:val="auto"/>
+        </w:rPr>
+      </w:pPr>
+      <w:r>
+        <w:rPr>
+          <w:rFonts w:ascii="Arial" w:hAnsi="Arial"/>
+          <w:color w:val="auto"/>
+        </w:rPr>
+        <w:t>TERMS AND CONDITIONS</w:t>
+      </w:r>
+    </w:p>
+    <w:p/>
+    <w:p>
+      <w:pPr>
+        <w:pStyle w:val="BodyText"/>
+        <w:rPr>
+          <w:rFonts w:ascii="Arial" w:hAnsi="Arial"/>
+        </w:rPr>
+      </w:pPr>
       <w:r>
         <w:rPr>
           <w:rFonts w:ascii="Arial" w:hAnsi="Arial"/>
@@ -169,19 +589,7 @@
         <w:rPr>
           <w:rFonts w:ascii="Arial" w:hAnsi="Arial"/>
         </w:rPr>
-        <w:t xml:space="preserve">”) hereby engages and grants to </w:t>
-      </w:r>
-      <w:r>
-        <w:rPr>
-          <w:rFonts w:ascii="Arial" w:hAnsi="Arial"/>
-        </w:rPr>
-        <w:t>CRE8 CRE, LLC</w:t>
-      </w:r>
-      <w:r>
-        <w:rPr>
-          <w:rFonts w:ascii="Arial" w:hAnsi="Arial"/>
-        </w:rPr>
-        <w:t xml:space="preserve"> (“</w:t>
+        <w:t xml:space="preserve"> authorizes </w:t>
       </w:r>
       <w:r>
         <w:rPr>
@@ -193,522 +601,11 @@
         <w:rPr>
           <w:rFonts w:ascii="Arial" w:hAnsi="Arial"/>
         </w:rPr>
-        <w:t>”),</w:t>
-      </w:r>
-      <w:r>
-        <w:rPr>
-          <w:rFonts w:ascii="Arial" w:hAnsi="Arial"/>
-        </w:rPr>
-        <w:t xml:space="preserve"> an Arizona Limited Liability Company,</w:t>
-      </w:r>
-      <w:r>
-        <w:rPr>
-          <w:rFonts w:ascii="Arial" w:hAnsi="Arial"/>
-        </w:rPr>
-        <w:t xml:space="preserve"> for a period of time (the “Term”) commencing on</w:t>
-      </w:r>
-      <w:r>
-        <w:rPr>
-          <w:rFonts w:ascii="Arial" w:hAnsi="Arial"/>
-        </w:rPr>
-        <w:t xml:space="preserve"> {{term_start}},</w:t>
-      </w:r>
-      <w:r>
-        <w:rPr>
-          <w:rFonts w:ascii="Arial" w:hAnsi="Arial"/>
-        </w:rPr>
-        <w:t xml:space="preserve"> and ending at 11:59 p.m. on </w:t>
-      </w:r>
-      <w:r>
-        <w:rPr>
-          <w:rFonts w:ascii="Arial" w:hAnsi="Arial"/>
-        </w:rPr>
-        <w:t>{{term_end}}</w:t>
-      </w:r>
-      <w:r>
-        <w:rPr>
-          <w:rFonts w:ascii="Arial" w:hAnsi="Arial"/>
-        </w:rPr>
-        <w:t xml:space="preserve">, local time where the Property is situated, subject to extension as provided herein, the </w:t>
-      </w:r>
-      <w:r>
-        <w:rPr>
-          <w:rFonts w:ascii="Arial" w:hAnsi="Arial"/>
-        </w:rPr>
-        <w:t xml:space="preserve">sole, </w:t>
-      </w:r>
-      <w:r>
-        <w:rPr>
-          <w:rFonts w:ascii="Arial" w:hAnsi="Arial"/>
-        </w:rPr>
-        <w:t>exclusive and irrevocable right and authority to</w:t>
-      </w:r>
-      <w:r>
-        <w:rPr>
-          <w:rFonts w:ascii="Arial" w:hAnsi="Arial"/>
-        </w:rPr>
-        <w:t xml:space="preserve"> </w:t>
-      </w:r>
-      <w:r>
-        <w:rPr>
-          <w:rFonts w:ascii="Arial" w:hAnsi="Arial"/>
-        </w:rPr>
-        <w:t>lease</w:t>
-      </w:r>
-      <w:r>
-        <w:rPr>
-          <w:rFonts w:ascii="Arial" w:hAnsi="Arial"/>
-        </w:rPr>
-        <w:t xml:space="preserve"> that certain real property (the “Property”) </w:t>
-      </w:r>
-      <w:r>
-        <w:rPr>
-          <w:rFonts w:ascii="Arial" w:hAnsi="Arial" w:cs="Arial"/>
-          <w:bCs/>
-        </w:rPr>
-        <w:t xml:space="preserve">located at </w:t>
-      </w:r>
-      <w:r>
-        <w:rPr>
-          <w:rFonts w:ascii="Arial" w:hAnsi="Arial" w:cs="Arial"/>
-          <w:bCs/>
-        </w:rPr>
-        <w:t>{{property_address}}, {{county}}</w:t>
-      </w:r>
-      <w:r>
-        <w:rPr>
-          <w:rFonts w:ascii="Arial" w:hAnsi="Arial" w:cs="Arial"/>
-          <w:bCs/>
-        </w:rPr>
-        <w:t xml:space="preserve"> County, </w:t>
-      </w:r>
-      <w:r>
-        <w:rPr>
-          <w:rFonts w:ascii="Arial" w:hAnsi="Arial" w:cs="Arial"/>
-          <w:bCs/>
-        </w:rPr>
-        <w:t>State of Arizona, on and subject to the following terms and conditions:</w:t>
-      </w:r>
-    </w:p>
-    <w:p>
-      <w:pPr>
-        <w:tabs>
-          <w:tab w:val="left" w:pos="900"/>
-          <w:tab w:val="left" w:pos="4680"/>
-          <w:tab w:val="left" w:pos="5840"/>
-          <w:tab w:val="left" w:pos="6120"/>
-          <w:tab w:val="left" w:pos="6840"/>
-          <w:tab w:val="left" w:pos="7560"/>
-          <w:tab w:val="left" w:pos="8280"/>
-          <w:tab w:val="left" w:pos="9000"/>
-          <w:tab w:val="left" w:pos="9720"/>
-          <w:tab w:val="left" w:pos="10440"/>
-          <w:tab w:val="left" w:pos="11160"/>
-          <w:tab w:val="left" w:pos="11880"/>
-          <w:tab w:val="left" w:pos="12600"/>
-          <w:tab w:val="left" w:pos="13320"/>
-          <w:tab w:val="left" w:pos="14040"/>
-          <w:tab w:val="left" w:pos="14760"/>
-          <w:tab w:val="left" w:pos="15480"/>
-          <w:tab w:val="left" w:pos="16200"/>
-          <w:tab w:val="left" w:pos="16920"/>
-        </w:tabs>
-        <w:jc w:val="both"/>
-        <w:rPr>
-          <w:rFonts w:ascii="Arial" w:hAnsi="Arial"/>
-        </w:rPr>
-      </w:pPr>
-    </w:p>
-    <w:p>
-      <w:pPr>
-        <w:tabs>
-          <w:tab w:val="left" w:pos="900"/>
-          <w:tab w:val="left" w:pos="4700"/>
-          <w:tab w:val="left" w:pos="5490"/>
-          <w:tab w:val="left" w:pos="6120"/>
-          <w:tab w:val="left" w:pos="6480"/>
-          <w:tab w:val="left" w:pos="6840"/>
-          <w:tab w:val="left" w:pos="7560"/>
-          <w:tab w:val="left" w:pos="8280"/>
-          <w:tab w:val="left" w:pos="9000"/>
-          <w:tab w:val="left" w:pos="9720"/>
-          <w:tab w:val="left" w:pos="10440"/>
-          <w:tab w:val="left" w:pos="11160"/>
-          <w:tab w:val="left" w:pos="11880"/>
-          <w:tab w:val="left" w:pos="12600"/>
-          <w:tab w:val="left" w:pos="13320"/>
-          <w:tab w:val="left" w:pos="14040"/>
-          <w:tab w:val="left" w:pos="14760"/>
-          <w:tab w:val="left" w:pos="15480"/>
-          <w:tab w:val="left" w:pos="16200"/>
-          <w:tab w:val="left" w:pos="16920"/>
-        </w:tabs>
-        <w:jc w:val="both"/>
-        <w:rPr>
-          <w:rFonts w:ascii="Arial" w:hAnsi="Arial" w:cs="Arial"/>
-          <w:bCs/>
-        </w:rPr>
-      </w:pPr>
-      <w:r>
-        <w:rPr>
-          <w:rFonts w:ascii="Arial" w:hAnsi="Arial" w:cs="Arial"/>
-          <w:bCs/>
-        </w:rPr>
-        <w:t>The property at</w:t>
-      </w:r>
-      <w:r>
-        <w:rPr>
-          <w:rFonts w:ascii="Arial" w:hAnsi="Arial" w:cs="Arial"/>
-          <w:bCs/>
-        </w:rPr>
-        <w:t xml:space="preserve"> </w:t>
-      </w:r>
-      <w:r>
-        <w:rPr>
-          <w:rFonts w:ascii="Arial" w:hAnsi="Arial" w:cs="Arial"/>
-          <w:bCs/>
-        </w:rPr>
-        <w:t xml:space="preserve">{{property_address}} and </w:t>
-      </w:r>
-      <w:r>
-        <w:rPr>
-          <w:rFonts w:ascii="Arial" w:hAnsi="Arial" w:cs="Arial"/>
-          <w:bCs/>
-        </w:rPr>
-        <w:t xml:space="preserve"> </w:t>
-      </w:r>
-      <w:r>
-        <w:rPr>
-          <w:rFonts w:ascii="Arial" w:hAnsi="Arial" w:cs="Arial"/>
-          <w:bCs/>
-        </w:rPr>
-        <w:t>is tax parcel n</w:t>
-      </w:r>
-      <w:r>
-        <w:rPr>
-          <w:rFonts w:ascii="Arial" w:hAnsi="Arial" w:cs="Arial"/>
-          <w:bCs/>
-        </w:rPr>
-        <w:t xml:space="preserve">umber: </w:t>
-      </w:r>
-      <w:r>
-        <w:rPr>
-          <w:rFonts w:ascii="Arial" w:hAnsi="Arial" w:cs="Arial"/>
-          <w:bCs/>
-        </w:rPr>
-        <w:t>{{parcel_number}}</w:t>
-      </w:r>
-      <w:r>
-        <w:rPr>
-          <w:rFonts w:ascii="Arial" w:hAnsi="Arial" w:cs="Arial"/>
-          <w:bCs/>
-        </w:rPr>
-        <w:t xml:space="preserve"> </w:t>
-      </w:r>
-    </w:p>
-    <w:p>
-      <w:pPr>
-        <w:pStyle w:val="Heading2"/>
-        <w:rPr>
-          <w:rFonts w:ascii="Arial" w:hAnsi="Arial"/>
-          <w:color w:val="auto"/>
-        </w:rPr>
-      </w:pPr>
-    </w:p>
-    <w:p>
-      <w:pPr>
-        <w:pStyle w:val="Heading2"/>
-        <w:rPr>
-          <w:rFonts w:ascii="Arial" w:hAnsi="Arial"/>
-          <w:color w:val="auto"/>
-        </w:rPr>
-      </w:pPr>
-      <w:r>
-        <w:rPr>
-          <w:rFonts w:ascii="Arial" w:hAnsi="Arial"/>
-          <w:color w:val="auto"/>
-        </w:rPr>
-        <w:t>TERMS AND CONDITIONS</w:t>
-      </w:r>
-    </w:p>
-    <w:p/>
-    <w:p>
-      <w:pPr>
-        <w:pStyle w:val="BodyText"/>
-        <w:rPr>
-          <w:rFonts w:ascii="Arial" w:hAnsi="Arial"/>
-        </w:rPr>
-      </w:pPr>
-      <w:r>
-        <w:rPr>
-          <w:rFonts w:ascii="Arial" w:hAnsi="Arial"/>
-        </w:rPr>
-        <w:t>Owner</w:t>
-      </w:r>
-      <w:r>
-        <w:rPr>
-          <w:rFonts w:ascii="Arial" w:hAnsi="Arial"/>
-        </w:rPr>
-        <w:t xml:space="preserve"> authorizes </w:t>
-      </w:r>
-      <w:r>
-        <w:rPr>
-          <w:rFonts w:ascii="Arial" w:hAnsi="Arial"/>
-        </w:rPr>
-        <w:t>CRE8</w:t>
-      </w:r>
-      <w:r>
-        <w:rPr>
-          <w:rFonts w:ascii="Arial" w:hAnsi="Arial"/>
-        </w:rPr>
         <w:t xml:space="preserve"> to market the Property and agrees to accept an offer containing the following terms and conditions:</w:t>
       </w:r>
     </w:p>
     <w:p>
       <w:pPr>
-        <w:tabs>
-          <w:tab w:val="left" w:pos="900"/>
-          <w:tab w:val="left" w:pos="4700"/>
-          <w:tab w:val="left" w:pos="5490"/>
-          <w:tab w:val="left" w:pos="6120"/>
-          <w:tab w:val="left" w:pos="6480"/>
-          <w:tab w:val="left" w:pos="6840"/>
-          <w:tab w:val="left" w:pos="7560"/>
-          <w:tab w:val="left" w:pos="8280"/>
-          <w:tab w:val="left" w:pos="9000"/>
-          <w:tab w:val="left" w:pos="9720"/>
-          <w:tab w:val="left" w:pos="10440"/>
-          <w:tab w:val="left" w:pos="11160"/>
-          <w:tab w:val="left" w:pos="11880"/>
-          <w:tab w:val="left" w:pos="12600"/>
-          <w:tab w:val="left" w:pos="13320"/>
-          <w:tab w:val="left" w:pos="14040"/>
-          <w:tab w:val="left" w:pos="14760"/>
-          <w:tab w:val="left" w:pos="15480"/>
-          <w:tab w:val="left" w:pos="16200"/>
-          <w:tab w:val="left" w:pos="16920"/>
-        </w:tabs>
-        <w:jc w:val="both"/>
-        <w:rPr>
-          <w:rFonts w:ascii="Arial" w:hAnsi="Arial"/>
-        </w:rPr>
-      </w:pPr>
-    </w:p>
-    <w:p>
-      <w:pPr>
-        <w:numPr>
-          <w:ilvl w:val="0"/>
-          <w:numId w:val="2"/>
-        </w:numPr>
-        <w:jc w:val="both"/>
-        <w:rPr>
-          <w:rFonts w:ascii="Arial" w:hAnsi="Arial" w:cs="Arial"/>
-        </w:rPr>
-      </w:pPr>
-      <w:r>
-        <w:rPr>
-          <w:rFonts w:ascii="Arial" w:hAnsi="Arial" w:cs="Arial"/>
-          <w:b/>
-        </w:rPr>
-        <w:t xml:space="preserve">FOR </w:t>
-      </w:r>
-      <w:r>
-        <w:rPr>
-          <w:rFonts w:ascii="Arial" w:hAnsi="Arial" w:cs="Arial"/>
-          <w:b/>
-        </w:rPr>
-        <w:t>SALE OR EXCHANGE</w:t>
-      </w:r>
-      <w:r>
-        <w:rPr>
-          <w:rFonts w:ascii="Arial" w:hAnsi="Arial" w:cs="Arial"/>
-          <w:b/>
-        </w:rPr>
-        <w:t xml:space="preserve">: </w:t>
-      </w:r>
-    </w:p>
-    <w:p>
-      <w:pPr>
-        <w:tabs>
-          <w:tab w:val="left" w:pos="900"/>
-          <w:tab w:val="left" w:pos="4700"/>
-          <w:tab w:val="left" w:pos="5490"/>
-          <w:tab w:val="left" w:pos="6120"/>
-          <w:tab w:val="left" w:pos="6480"/>
-          <w:tab w:val="left" w:pos="6840"/>
-          <w:tab w:val="left" w:pos="7560"/>
-          <w:tab w:val="left" w:pos="8280"/>
-          <w:tab w:val="left" w:pos="9000"/>
-          <w:tab w:val="left" w:pos="9720"/>
-          <w:tab w:val="left" w:pos="10440"/>
-          <w:tab w:val="left" w:pos="11160"/>
-          <w:tab w:val="left" w:pos="11880"/>
-          <w:tab w:val="left" w:pos="12600"/>
-          <w:tab w:val="left" w:pos="13320"/>
-          <w:tab w:val="left" w:pos="14040"/>
-          <w:tab w:val="left" w:pos="14760"/>
-          <w:tab w:val="left" w:pos="15480"/>
-          <w:tab w:val="left" w:pos="16200"/>
-          <w:tab w:val="left" w:pos="16920"/>
-        </w:tabs>
-        <w:jc w:val="both"/>
-        <w:rPr>
-          <w:rFonts w:ascii="Arial" w:hAnsi="Arial" w:cs="Arial"/>
-          <w:b/>
-        </w:rPr>
-      </w:pPr>
-      <w:r>
-        <w:rPr>
-          <w:rFonts w:ascii="Arial" w:hAnsi="Arial" w:cs="Arial"/>
-          <w:b/>
-        </w:rPr>
-        <w:t xml:space="preserve"> </w:t>
-      </w:r>
-    </w:p>
-    <w:p>
-      <w:pPr>
-        <w:pStyle w:val="ListParagraph"/>
-        <w:numPr>
-          <w:ilvl w:val="0"/>
-          <w:numId w:val="20"/>
-        </w:numPr>
-        <w:tabs>
-          <w:tab w:val="left" w:pos="900"/>
-          <w:tab w:val="left" w:pos="4700"/>
-          <w:tab w:val="left" w:pos="5490"/>
-          <w:tab w:val="left" w:pos="6120"/>
-          <w:tab w:val="left" w:pos="6480"/>
-          <w:tab w:val="left" w:pos="6840"/>
-          <w:tab w:val="left" w:pos="7560"/>
-          <w:tab w:val="left" w:pos="8280"/>
-          <w:tab w:val="left" w:pos="9000"/>
-          <w:tab w:val="left" w:pos="9720"/>
-          <w:tab w:val="left" w:pos="10440"/>
-          <w:tab w:val="left" w:pos="11160"/>
-          <w:tab w:val="left" w:pos="11880"/>
-          <w:tab w:val="left" w:pos="12600"/>
-          <w:tab w:val="left" w:pos="13320"/>
-          <w:tab w:val="left" w:pos="14040"/>
-          <w:tab w:val="left" w:pos="14760"/>
-          <w:tab w:val="left" w:pos="15480"/>
-          <w:tab w:val="left" w:pos="16200"/>
-          <w:tab w:val="left" w:pos="16920"/>
-        </w:tabs>
-        <w:jc w:val="both"/>
-        <w:rPr>
-          <w:rFonts w:ascii="Arial" w:hAnsi="Arial" w:cs="Arial"/>
-          <w:bCs/>
-        </w:rPr>
-      </w:pPr>
-      <w:r>
-        <w:rPr>
-          <w:rFonts w:ascii="Arial" w:hAnsi="Arial" w:cs="Arial"/>
-          <w:b/>
-          <w:bCs/>
-        </w:rPr>
-        <w:t xml:space="preserve">PRICE: </w:t>
-      </w:r>
-      <w:r>
-        <w:rPr>
-          <w:rFonts w:ascii="Arial" w:hAnsi="Arial" w:cs="Arial"/>
-          <w:bCs/>
-        </w:rPr>
-        <w:t xml:space="preserve">The listing sale or exchange price for the Property shall be: {{listing_price_display}} </w:t>
-      </w:r>
-    </w:p>
-    <w:p>
-      <w:pPr>
-        <w:pStyle w:val="ListParagraph"/>
-        <w:tabs>
-          <w:tab w:val="left" w:pos="900"/>
-          <w:tab w:val="left" w:pos="4700"/>
-          <w:tab w:val="left" w:pos="5490"/>
-          <w:tab w:val="left" w:pos="6120"/>
-          <w:tab w:val="left" w:pos="6480"/>
-          <w:tab w:val="left" w:pos="6840"/>
-          <w:tab w:val="left" w:pos="7560"/>
-          <w:tab w:val="left" w:pos="8280"/>
-          <w:tab w:val="left" w:pos="9000"/>
-          <w:tab w:val="left" w:pos="9720"/>
-          <w:tab w:val="left" w:pos="10440"/>
-          <w:tab w:val="left" w:pos="11160"/>
-          <w:tab w:val="left" w:pos="11880"/>
-          <w:tab w:val="left" w:pos="12600"/>
-          <w:tab w:val="left" w:pos="13320"/>
-          <w:tab w:val="left" w:pos="14040"/>
-          <w:tab w:val="left" w:pos="14760"/>
-          <w:tab w:val="left" w:pos="15480"/>
-          <w:tab w:val="left" w:pos="16200"/>
-          <w:tab w:val="left" w:pos="16920"/>
-        </w:tabs>
-        <w:jc w:val="both"/>
-        <w:rPr>
-          <w:rFonts w:ascii="Arial" w:hAnsi="Arial" w:cs="Arial"/>
-          <w:bCs/>
-        </w:rPr>
-      </w:pPr>
-    </w:p>
-    <w:p>
-      <w:pPr>
-        <w:pStyle w:val="ListParagraph"/>
-        <w:numPr>
-          <w:ilvl w:val="0"/>
-          <w:numId w:val="20"/>
-        </w:numPr>
-        <w:tabs>
-          <w:tab w:val="left" w:pos="900"/>
-          <w:tab w:val="left" w:pos="4700"/>
-          <w:tab w:val="left" w:pos="5490"/>
-          <w:tab w:val="left" w:pos="6120"/>
-          <w:tab w:val="left" w:pos="6480"/>
-          <w:tab w:val="left" w:pos="6840"/>
-          <w:tab w:val="left" w:pos="7560"/>
-          <w:tab w:val="left" w:pos="8280"/>
-          <w:tab w:val="left" w:pos="9000"/>
-          <w:tab w:val="left" w:pos="9720"/>
-          <w:tab w:val="left" w:pos="10440"/>
-          <w:tab w:val="left" w:pos="11160"/>
-          <w:tab w:val="left" w:pos="11880"/>
-          <w:tab w:val="left" w:pos="12600"/>
-          <w:tab w:val="left" w:pos="13320"/>
-          <w:tab w:val="left" w:pos="14040"/>
-          <w:tab w:val="left" w:pos="14760"/>
-          <w:tab w:val="left" w:pos="15480"/>
-          <w:tab w:val="left" w:pos="16200"/>
-          <w:tab w:val="left" w:pos="16920"/>
-        </w:tabs>
-        <w:jc w:val="both"/>
-        <w:rPr>
-          <w:rFonts w:ascii="Arial" w:hAnsi="Arial" w:cs="Arial"/>
-          <w:b/>
-        </w:rPr>
-      </w:pPr>
-      <w:r>
-        <w:rPr>
-          <w:rFonts w:ascii="Arial" w:hAnsi="Arial" w:cs="Arial"/>
-          <w:b/>
-          <w:bCs/>
-        </w:rPr>
-        <w:t xml:space="preserve">CLOSING: </w:t>
-      </w:r>
-      <w:r>
-        <w:rPr>
-          <w:rFonts w:ascii="Arial" w:hAnsi="Arial" w:cs="Arial"/>
-          <w:bCs/>
-        </w:rPr>
-        <w:t>Unless otherwise agreed by Owner, the escrow period shall be ninety (90) days or less, and any offer may contain contingencies, including, without limitation, a party’s approval of the condition of title, compliance with applicable laws, physical condition, soils test, leases, operating statements, and other items.</w:t>
-      </w:r>
-      <w:r>
-        <w:rPr>
-          <w:rFonts w:ascii="Arial" w:hAnsi="Arial" w:cs="Arial"/>
-          <w:b/>
-        </w:rPr>
-        <w:t xml:space="preserve"> </w:t>
-      </w:r>
-    </w:p>
-    <w:p>
-      <w:pPr>
-        <w:pStyle w:val="ListParagraph"/>
         <w:rPr>
           <w:rFonts w:ascii="Arial" w:hAnsi="Arial" w:cs="Arial"/>
           <w:b/>
@@ -827,26 +724,25 @@
           <w:b/>
           <w:bCs/>
         </w:rPr>
-        <w:t xml:space="preserve">RENT: </w:t>
-      </w:r>
-      <w:r>
-        <w:rPr>
-          <w:rFonts w:ascii="Arial" w:hAnsi="Arial" w:cs="Arial"/>
-          <w:bCs/>
-        </w:rPr>
-        <w:t>The rent shall be {{rent}}.</w:t>
-      </w:r>
-      <w:r>
-        <w:rPr>
-          <w:rFonts w:ascii="Arial" w:hAnsi="Arial" w:cs="Arial"/>
-          <w:bCs/>
-        </w:rPr>
-        <w:t xml:space="preserve"> </w:t>
-      </w:r>
-    </w:p>
-    <w:p>
-      <w:pPr>
-        <w:pStyle w:val="ListParagraph"/>
+        <w:t xml:space="preserve">RENT: The asking rent shall {{rent}} </w:t>
+      </w:r>
+      <w:r>
+        <w:rPr>
+          <w:rFonts w:ascii="Arial" w:hAnsi="Arial" w:cs="Arial"/>
+          <w:bCs/>
+        </w:rPr>
+        <w:t xml:space="preserve"/>
+      </w:r>
+      <w:r>
+        <w:rPr>
+          <w:rFonts w:ascii="Arial" w:hAnsi="Arial" w:cs="Arial"/>
+          <w:bCs/>
+        </w:rPr>
+        <w:t xml:space="preserve"/>
+      </w:r>
+    </w:p>
+    <w:p>
+      <w:pPr>
         <w:tabs>
           <w:tab w:val="left" w:pos="900"/>
           <w:tab w:val="left" w:pos="4700"/>
@@ -871,18 +767,275 @@
         </w:tabs>
         <w:jc w:val="both"/>
         <w:rPr>
-          <w:rFonts w:ascii="Arial" w:hAnsi="Arial" w:cs="Arial"/>
-          <w:bCs/>
-        </w:rPr>
-      </w:pPr>
-    </w:p>
-    <w:p>
-      <w:pPr>
-        <w:pStyle w:val="ListParagraph"/>
+          <w:rFonts w:ascii="Arial" w:hAnsi="Arial"/>
+        </w:rPr>
+      </w:pPr>
+    </w:p>
+    <w:p>
+      <w:pPr>
+        <w:widowControl w:val="0"/>
         <w:numPr>
           <w:ilvl w:val="0"/>
-          <w:numId w:val="22"/>
+          <w:numId w:val="2"/>
         </w:numPr>
+        <w:tabs>
+          <w:tab w:val="left" w:pos="1440"/>
+        </w:tabs>
+        <w:jc w:val="both"/>
+        <w:rPr>
+          <w:rFonts w:ascii="Arial" w:hAnsi="Arial" w:cs="Arial"/>
+        </w:rPr>
+      </w:pPr>
+      <w:r>
+        <w:rPr>
+          <w:rFonts w:ascii="Arial" w:hAnsi="Arial" w:cs="Arial"/>
+          <w:b/>
+        </w:rPr>
+        <w:t>BROKER'S AUTHORITY.</w:t>
+      </w:r>
+      <w:r>
+        <w:rPr>
+          <w:rFonts w:ascii="Arial" w:hAnsi="Arial" w:cs="Arial"/>
+        </w:rPr>
+        <w:t xml:space="preserve"> </w:t>
+      </w:r>
+    </w:p>
+    <w:p>
+      <w:pPr>
+        <w:widowControl w:val="0"/>
+        <w:tabs>
+          <w:tab w:val="left" w:pos="1440"/>
+        </w:tabs>
+        <w:ind w:left="360"/>
+        <w:jc w:val="both"/>
+        <w:rPr>
+          <w:rFonts w:ascii="Arial" w:hAnsi="Arial" w:cs="Arial"/>
+        </w:rPr>
+      </w:pPr>
+    </w:p>
+    <w:p>
+      <w:pPr>
+        <w:numPr>
+          <w:ilvl w:val="0"/>
+          <w:numId w:val="8"/>
+        </w:numPr>
+        <w:ind w:left="720"/>
+        <w:jc w:val="both"/>
+        <w:rPr>
+          <w:rFonts w:ascii="Arial" w:hAnsi="Arial" w:cs="Arial"/>
+        </w:rPr>
+      </w:pPr>
+      <w:r>
+        <w:rPr>
+          <w:rFonts w:ascii="Arial" w:hAnsi="Arial" w:cs="Arial"/>
+          <w:b/>
+        </w:rPr>
+        <w:t xml:space="preserve">EXCLUSIVE RIGHT LEASE. </w:t>
+      </w:r>
+      <w:r>
+        <w:rPr>
+          <w:rFonts w:ascii="Arial" w:hAnsi="Arial" w:cs="Arial"/>
+        </w:rPr>
+        <w:t xml:space="preserve">Upon mutual execution of this Agreement and through expiration or termination of this Agreement, Broker shall have the exclusive right to procure on behalf of Owner a </w:t>
+      </w:r>
+      <w:r>
+        <w:rPr>
+          <w:rFonts w:ascii="Arial" w:hAnsi="Arial"/>
+        </w:rPr>
+        <w:t>lease</w:t>
+      </w:r>
+      <w:r>
+        <w:rPr>
+          <w:rFonts w:ascii="Arial" w:hAnsi="Arial"/>
+        </w:rPr>
+        <w:t xml:space="preserve"> for </w:t>
+      </w:r>
+      <w:r>
+        <w:rPr>
+          <w:rFonts w:ascii="Arial" w:hAnsi="Arial"/>
+        </w:rPr>
+        <w:t>the Property</w:t>
+      </w:r>
+      <w:r>
+        <w:rPr>
+          <w:rFonts w:ascii="Arial" w:hAnsi="Arial"/>
+        </w:rPr>
+        <w:t xml:space="preserve"> ("Transaction"). </w:t>
+      </w:r>
+      <w:r>
+        <w:rPr>
+          <w:rFonts w:ascii="Arial" w:hAnsi="Arial"/>
+        </w:rPr>
+        <w:t xml:space="preserve">Owner agrees to cooperate with </w:t>
+      </w:r>
+      <w:r>
+        <w:rPr>
+          <w:rFonts w:ascii="Arial" w:hAnsi="Arial"/>
+        </w:rPr>
+        <w:t>CRE8</w:t>
+      </w:r>
+      <w:r>
+        <w:rPr>
+          <w:rFonts w:ascii="Arial" w:hAnsi="Arial"/>
+        </w:rPr>
+        <w:t xml:space="preserve"> in bringing about a Transaction on the Property and to immediately refer to </w:t>
+      </w:r>
+      <w:r>
+        <w:rPr>
+          <w:rFonts w:ascii="Arial" w:hAnsi="Arial"/>
+        </w:rPr>
+        <w:t>CRE8</w:t>
+      </w:r>
+      <w:r>
+        <w:rPr>
+          <w:rFonts w:ascii="Arial" w:hAnsi="Arial"/>
+        </w:rPr>
+        <w:t xml:space="preserve"> all inquiries of anyone expressing interest i</w:t>
+      </w:r>
+      <w:r>
+        <w:rPr>
+          <w:rFonts w:ascii="Arial" w:hAnsi="Arial"/>
+        </w:rPr>
+        <w:t xml:space="preserve">n the Property. </w:t>
+      </w:r>
+      <w:r>
+        <w:rPr>
+          <w:rFonts w:ascii="Arial" w:hAnsi="Arial" w:cs="Arial"/>
+        </w:rPr>
+        <w:t>Owner further</w:t>
+      </w:r>
+      <w:r>
+        <w:rPr>
+          <w:rFonts w:ascii="Arial" w:hAnsi="Arial" w:cs="Arial"/>
+        </w:rPr>
+        <w:t xml:space="preserve"> agree</w:t>
+      </w:r>
+      <w:r>
+        <w:rPr>
+          <w:rFonts w:ascii="Arial" w:hAnsi="Arial" w:cs="Arial"/>
+        </w:rPr>
+        <w:t>s</w:t>
+      </w:r>
+      <w:r>
+        <w:rPr>
+          <w:rFonts w:ascii="Arial" w:hAnsi="Arial" w:cs="Arial"/>
+        </w:rPr>
+        <w:t xml:space="preserve"> that all negotiations with respect to a Transaction shall be through Broker.</w:t>
+      </w:r>
+    </w:p>
+    <w:p>
+      <w:pPr>
+        <w:ind w:left="720"/>
+        <w:jc w:val="both"/>
+        <w:rPr>
+          <w:rFonts w:ascii="Arial" w:hAnsi="Arial" w:cs="Arial"/>
+        </w:rPr>
+      </w:pPr>
+    </w:p>
+    <w:p>
+      <w:pPr>
+        <w:numPr>
+          <w:ilvl w:val="0"/>
+          <w:numId w:val="8"/>
+        </w:numPr>
+        <w:ind w:left="720"/>
+        <w:jc w:val="both"/>
+        <w:rPr>
+          <w:rFonts w:ascii="Arial" w:hAnsi="Arial"/>
+          <w:i/>
+          <w:iCs/>
+        </w:rPr>
+      </w:pPr>
+      <w:r>
+        <w:rPr>
+          <w:rFonts w:ascii="Arial" w:hAnsi="Arial"/>
+          <w:b/>
+        </w:rPr>
+        <w:t>AFFILIATED BROKERS/DUAL AGENCY.</w:t>
+      </w:r>
+      <w:r>
+        <w:rPr>
+          <w:rFonts w:ascii="Arial" w:hAnsi="Arial"/>
+        </w:rPr>
+        <w:t xml:space="preserve"> Owner agrees that CRE8 is authorized to disseminate information about the Property to CRE8 Affiliates and other brokerage firms, inviting the submission of offers on the Property. Owner authorizes CRE8 to represent any prospective party to a Transaction in the leasing of the Property, and to submit offers on behalf of such party to a Transaction.  Owner understands that this authorization may result in CRE8’s representing both Owner and another party to a Transaction, and Owner hereby authorizes and consents to such dual agency.</w:t>
+      </w:r>
+    </w:p>
+    <w:p>
+      <w:pPr>
+        <w:rPr>
+          <w:rFonts w:ascii="Arial" w:hAnsi="Arial"/>
+          <w:i/>
+          <w:iCs/>
+        </w:rPr>
+      </w:pPr>
+    </w:p>
+    <w:p>
+      <w:pPr>
+        <w:numPr>
+          <w:ilvl w:val="0"/>
+          <w:numId w:val="8"/>
+        </w:numPr>
+        <w:ind w:left="720"/>
+        <w:jc w:val="both"/>
+        <w:rPr>
+          <w:rFonts w:ascii="Arial" w:hAnsi="Arial"/>
+          <w:i/>
+          <w:iCs/>
+        </w:rPr>
+      </w:pPr>
+      <w:r>
+        <w:rPr>
+          <w:rFonts w:ascii="Arial" w:hAnsi="Arial"/>
+          <w:b/>
+        </w:rPr>
+        <w:t>RIGHT TO ENTER AND MARKET THE PROPERTY</w:t>
+      </w:r>
+      <w:r>
+        <w:rPr>
+          <w:rFonts w:ascii="Arial" w:hAnsi="Arial" w:cs="Arial"/>
+          <w:b/>
+        </w:rPr>
+        <w:t>.</w:t>
+      </w:r>
+      <w:r>
+        <w:rPr>
+          <w:rFonts w:ascii="Arial" w:hAnsi="Arial" w:cs="Arial"/>
+        </w:rPr>
+        <w:t xml:space="preserve"> Owner authorizes CRE8 to enter the Property at all reasonable times with cooperating brokers and their salespersons for the purpose of showing the Property to prospective </w:t>
+      </w:r>
+      <w:r>
+        <w:rPr>
+          <w:rFonts w:ascii="Arial" w:hAnsi="Arial" w:cs="Arial"/>
+        </w:rPr>
+        <w:t>Tenants</w:t>
+      </w:r>
+      <w:r>
+        <w:rPr>
+          <w:rFonts w:ascii="Arial" w:hAnsi="Arial" w:cs="Arial"/>
+        </w:rPr>
+        <w:t>. Owner also authorizes CRE8 to disseminate marketing, sales or other transactional</w:t>
+      </w:r>
+      <w:r>
+        <w:rPr>
+          <w:rFonts w:ascii="Arial" w:hAnsi="Arial"/>
+        </w:rPr>
+        <w:t xml:space="preserve"> information regarding the Property including the</w:t>
+      </w:r>
+      <w:r>
+        <w:rPr>
+          <w:rFonts w:ascii="Arial" w:hAnsi="Arial"/>
+        </w:rPr>
+        <w:t xml:space="preserve"> Asking Rent and related terms</w:t>
+      </w:r>
+      <w:r>
+        <w:rPr>
+          <w:rFonts w:ascii="Arial" w:hAnsi="Arial"/>
+        </w:rPr>
+        <w:t>. In this way, Owner authorizes CRE8 to place a "For Lease" or related sign on the Property.</w:t>
+      </w:r>
+    </w:p>
+    <w:p>
+      <w:pPr>
         <w:tabs>
           <w:tab w:val="left" w:pos="900"/>
           <w:tab w:val="left" w:pos="4700"/>
@@ -907,23 +1060,633 @@
         </w:tabs>
         <w:jc w:val="both"/>
         <w:rPr>
-          <w:rFonts w:ascii="Arial" w:hAnsi="Arial" w:cs="Arial"/>
-          <w:b/>
-        </w:rPr>
-      </w:pPr>
-      <w:r>
-        <w:rPr>
-          <w:rFonts w:ascii="Arial" w:hAnsi="Arial" w:cs="Arial"/>
-          <w:b/>
-          <w:bCs/>
-        </w:rPr>
-        <w:t xml:space="preserve">TERM: </w:t>
-      </w:r>
-      <w:r>
-        <w:rPr>
-          <w:rFonts w:ascii="Arial" w:hAnsi="Arial" w:cs="Arial"/>
-        </w:rPr>
-        <w:t>The term of the lease shall be {{lease_term}}</w:t>
+          <w:rFonts w:ascii="Arial" w:hAnsi="Arial"/>
+        </w:rPr>
+      </w:pPr>
+    </w:p>
+    <w:p>
+      <w:pPr>
+        <w:numPr>
+          <w:ilvl w:val="0"/>
+          <w:numId w:val="2"/>
+        </w:numPr>
+        <w:jc w:val="both"/>
+        <w:rPr>
+          <w:rFonts w:ascii="Arial" w:hAnsi="Arial"/>
+        </w:rPr>
+      </w:pPr>
+      <w:r>
+        <w:rPr>
+          <w:rFonts w:ascii="Arial" w:hAnsi="Arial"/>
+          <w:b/>
+        </w:rPr>
+        <w:t xml:space="preserve">BROKER’S EFFORTS: </w:t>
+      </w:r>
+      <w:r>
+        <w:rPr>
+          <w:rFonts w:ascii="Arial" w:hAnsi="Arial"/>
+        </w:rPr>
+        <w:t xml:space="preserve"> </w:t>
+      </w:r>
+      <w:r>
+        <w:rPr>
+          <w:rFonts w:ascii="Arial" w:hAnsi="Arial"/>
+        </w:rPr>
+        <w:t>CRE8</w:t>
+      </w:r>
+      <w:r>
+        <w:rPr>
+          <w:rFonts w:ascii="Arial" w:hAnsi="Arial"/>
+        </w:rPr>
+        <w:t xml:space="preserve"> agrees to use due diligence and commercially reasonable efforts in attempting to effect a Transaction on the Property. </w:t>
+      </w:r>
+    </w:p>
+    <w:p>
+      <w:pPr>
+        <w:ind w:left="360"/>
+        <w:jc w:val="both"/>
+        <w:rPr>
+          <w:rFonts w:ascii="Arial" w:hAnsi="Arial"/>
+        </w:rPr>
+      </w:pPr>
+    </w:p>
+    <w:p>
+      <w:pPr>
+        <w:numPr>
+          <w:ilvl w:val="0"/>
+          <w:numId w:val="2"/>
+        </w:numPr>
+        <w:jc w:val="both"/>
+        <w:rPr>
+          <w:rFonts w:ascii="Arial" w:hAnsi="Arial"/>
+        </w:rPr>
+      </w:pPr>
+      <w:r>
+        <w:rPr>
+          <w:rFonts w:ascii="Arial" w:hAnsi="Arial"/>
+          <w:b/>
+        </w:rPr>
+        <w:t xml:space="preserve">COMMISSION:  </w:t>
+      </w:r>
+    </w:p>
+    <w:p>
+      <w:pPr>
+        <w:jc w:val="both"/>
+        <w:rPr>
+          <w:rFonts w:ascii="Arial" w:hAnsi="Arial"/>
+          <w:bCs/>
+        </w:rPr>
+      </w:pPr>
+    </w:p>
+    <w:p>
+      <w:pPr>
+        <w:ind w:left="720"/>
+        <w:jc w:val="both"/>
+        <w:rPr>
+          <w:rFonts w:ascii="Arial" w:hAnsi="Arial"/>
+        </w:rPr>
+      </w:pPr>
+    </w:p>
+    <w:p>
+      <w:pPr>
+        <w:numPr>
+          <w:ilvl w:val="0"/>
+          <w:numId w:val="10"/>
+        </w:numPr>
+        <w:ind w:left="720"/>
+        <w:jc w:val="both"/>
+        <w:rPr>
+          <w:rFonts w:ascii="Arial" w:hAnsi="Arial" w:cs="Arial"/>
+          <w:b/>
+          <w:bCs/>
+        </w:rPr>
+      </w:pPr>
+      <w:r>
+        <w:rPr>
+          <w:rFonts w:ascii="Arial" w:hAnsi="Arial"/>
+          <w:b/>
+          <w:bCs/>
+        </w:rPr>
+        <w:t xml:space="preserve">FOR LEASE. Owner agrees to pay CRE8 a commission equal to {{commission_pct_display}} on the initial term of the lease capped at 10 years.  In the event CRE8 Advisors procures the Tenant the commission shall be reduced to {{commission_reduced_pct_display}}. To facilitate a Transaction, CRE8 commits and agrees to split such commission or compensation 50-50 with the agent or broker who procures and represents a third-party in the Transaction, whether such agent or broker is affiliated with CRE8 or with a different brokerage company.</w:t>
+      </w:r>
+      <w:r>
+        <w:rPr>
+          <w:rFonts w:ascii="Arial" w:hAnsi="Arial"/>
+          <w:b/>
+          <w:bCs/>
+        </w:rPr>
+        <w:t xml:space="preserve"/>
+      </w:r>
+      <w:r>
+        <w:rPr>
+          <w:rFonts w:ascii="Arial" w:hAnsi="Arial"/>
+          <w:bCs/>
+        </w:rPr>
+        <w:t xml:space="preserve"/>
+      </w:r>
+      <w:r>
+        <w:rPr>
+          <w:rFonts w:ascii="Arial" w:hAnsi="Arial"/>
+          <w:bCs/>
+        </w:rPr>
+        <w:t xml:space="preserve"/>
+      </w:r>
+      <w:r>
+        <w:rPr>
+          <w:rFonts w:ascii="Arial" w:hAnsi="Arial"/>
+          <w:bCs/>
+        </w:rPr>
+        <w:t xml:space="preserve"/>
+      </w:r>
+      <w:r>
+        <w:rPr>
+          <w:rFonts w:ascii="Arial" w:hAnsi="Arial"/>
+          <w:b/>
+          <w:bCs/>
+        </w:rPr>
+        <w:t xml:space="preserve"/>
+      </w:r>
+      <w:r>
+        <w:rPr>
+          <w:rFonts w:ascii="Arial" w:hAnsi="Arial"/>
+          <w:b/>
+          <w:bCs/>
+        </w:rPr>
+        <w:t xml:space="preserve"/>
+      </w:r>
+      <w:r>
+        <w:rPr>
+          <w:rFonts w:ascii="Arial" w:hAnsi="Arial"/>
+          <w:b/>
+        </w:rPr>
+        <w:t xml:space="preserve"/>
+      </w:r>
+      <w:r>
+        <w:rPr>
+          <w:rFonts w:ascii="Arial" w:hAnsi="Arial"/>
+          <w:b/>
+        </w:rPr>
+        <w:t xml:space="preserve"/>
+      </w:r>
+      <w:r>
+        <w:rPr>
+          <w:rFonts w:ascii="Arial" w:hAnsi="Arial"/>
+          <w:b/>
+          <w:bCs/>
+        </w:rPr>
+        <w:t xml:space="preserve"/>
+      </w:r>
+      <w:r>
+        <w:rPr>
+          <w:rFonts w:ascii="Arial" w:hAnsi="Arial"/>
+          <w:b/>
+        </w:rPr>
+        <w:t xml:space="preserve"/>
+      </w:r>
+      <w:r>
+        <w:rPr>
+          <w:rFonts w:ascii="Arial" w:hAnsi="Arial"/>
+          <w:bCs/>
+        </w:rPr>
+        <w:t xml:space="preserve"/>
+      </w:r>
+      <w:r>
+        <w:rPr>
+          <w:rFonts w:ascii="Arial" w:hAnsi="Arial"/>
+          <w:bCs/>
+        </w:rPr>
+        <w:t xml:space="preserve"/>
+      </w:r>
+      <w:r>
+        <w:rPr>
+          <w:rFonts w:ascii="Arial" w:hAnsi="Arial"/>
+          <w:bCs/>
+        </w:rPr>
+        <w:t xml:space="preserve"/>
+      </w:r>
+      <w:r>
+        <w:rPr>
+          <w:rFonts w:ascii="Arial" w:hAnsi="Arial"/>
+          <w:bCs/>
+        </w:rPr>
+        <w:t xml:space="preserve"/>
+      </w:r>
+      <w:r>
+        <w:rPr>
+          <w:rFonts w:ascii="Arial" w:hAnsi="Arial"/>
+          <w:bCs/>
+        </w:rPr>
+        <w:t xml:space="preserve"/>
+      </w:r>
+      <w:r>
+        <w:rPr>
+          <w:rFonts w:ascii="Arial" w:hAnsi="Arial"/>
+          <w:bCs/>
+        </w:rPr>
+        <w:t xml:space="preserve"/>
+      </w:r>
+      <w:r>
+        <w:rPr>
+          <w:rFonts w:ascii="Arial" w:hAnsi="Arial"/>
+          <w:b/>
+        </w:rPr>
+        <w:t xml:space="preserve"/>
+      </w:r>
+      <w:r>
+        <w:rPr>
+          <w:rFonts w:ascii="Arial" w:hAnsi="Arial"/>
+          <w:b/>
+        </w:rPr>
+        <w:t xml:space="preserve"/>
+      </w:r>
+      <w:r>
+        <w:rPr>
+          <w:rFonts w:ascii="Arial" w:hAnsi="Arial"/>
+          <w:b/>
+        </w:rPr>
+        <w:t xml:space="preserve"/>
+      </w:r>
+      <w:r>
+        <w:rPr>
+          <w:rFonts w:ascii="Arial" w:hAnsi="Arial"/>
+          <w:b/>
+        </w:rPr>
+        <w:t xml:space="preserve"/>
+      </w:r>
+      <w:r>
+        <w:rPr>
+          <w:rFonts w:ascii="Arial" w:hAnsi="Arial"/>
+          <w:bCs/>
+        </w:rPr>
+        <w:t xml:space="preserve"/>
+      </w:r>
+      <w:r>
+        <w:rPr>
+          <w:rFonts w:ascii="Arial" w:hAnsi="Arial" w:cs="Arial"/>
+          <w:bCs/>
+          <w:color w:val="000000"/>
+          <w:szCs w:val="22"/>
+        </w:rPr>
+        <w:t xml:space="preserve"/>
+      </w:r>
+      <w:r>
+        <w:rPr>
+          <w:rFonts w:ascii="Arial" w:hAnsi="Arial" w:cs="Arial"/>
+          <w:bCs/>
+          <w:color w:val="000000"/>
+          <w:szCs w:val="22"/>
+        </w:rPr>
+        <w:t xml:space="preserve"/>
+      </w:r>
+      <w:r>
+        <w:rPr>
+          <w:rFonts w:ascii="Arial" w:hAnsi="Arial" w:cs="Arial"/>
+          <w:bCs/>
+          <w:color w:val="000000"/>
+          <w:szCs w:val="22"/>
+        </w:rPr>
+        <w:t xml:space="preserve"/>
+      </w:r>
+      <w:r>
+        <w:rPr>
+          <w:rFonts w:ascii="Arial" w:hAnsi="Arial" w:cs="Arial"/>
+          <w:bCs/>
+          <w:color w:val="000000"/>
+          <w:szCs w:val="22"/>
+        </w:rPr>
+        <w:t xml:space="preserve"/>
+      </w:r>
+      <w:r>
+        <w:rPr>
+          <w:rFonts w:ascii="Arial" w:hAnsi="Arial" w:cs="Arial"/>
+          <w:bCs/>
+          <w:color w:val="000000"/>
+        </w:rPr>
+        <w:t xml:space="preserve"/>
+      </w:r>
+    </w:p>
+    <w:p>
+      <w:pPr>
+        <w:ind w:left="720"/>
+        <w:jc w:val="both"/>
+        <w:rPr>
+          <w:rFonts w:ascii="Arial" w:hAnsi="Arial" w:cs="Arial"/>
+          <w:b/>
+          <w:bCs/>
+        </w:rPr>
+      </w:pPr>
+    </w:p>
+    <w:p>
+      <w:pPr>
+        <w:numPr>
+          <w:ilvl w:val="0"/>
+          <w:numId w:val="10"/>
+        </w:numPr>
+        <w:ind w:left="720"/>
+        <w:jc w:val="both"/>
+        <w:rPr>
+          <w:rFonts w:ascii="Arial" w:hAnsi="Arial" w:cs="Arial"/>
+          <w:b/>
+          <w:bCs/>
+        </w:rPr>
+      </w:pPr>
+      <w:r>
+        <w:rPr>
+          <w:rFonts w:ascii="Arial" w:hAnsi="Arial" w:cs="Arial"/>
+          <w:b/>
+          <w:bCs/>
+        </w:rPr>
+        <w:t xml:space="preserve">FOR SALE OR EXCHANGE. In the event the property sells, owner agrees to pay CRE8 a commission equal to {{commission_pct_display}} of the purchase price and will be paid at the close of escrow.  In the event CRE8 Advisors procures the Buyer the commission shall be reduced to {{commission_reduced_pct_display}}.</w:t>
+      </w:r>
+      <w:r>
+        <w:rPr>
+          <w:rFonts w:ascii="Arial" w:hAnsi="Arial" w:cs="Arial"/>
+        </w:rPr>
+        <w:t xml:space="preserve"/>
+      </w:r>
+      <w:r>
+        <w:rPr>
+          <w:rFonts w:ascii="Arial" w:hAnsi="Arial" w:cs="Arial"/>
+          <w:b/>
+          <w:bCs/>
+        </w:rPr>
+        <w:t xml:space="preserve"/>
+      </w:r>
+      <w:r>
+        <w:rPr>
+          <w:rFonts w:ascii="Arial" w:hAnsi="Arial" w:cs="Arial"/>
+        </w:rPr>
+        <w:t xml:space="preserve"/>
+      </w:r>
+      <w:r>
+        <w:rPr>
+          <w:rFonts w:ascii="Arial" w:hAnsi="Arial" w:cs="Arial"/>
+        </w:rPr>
+        <w:t xml:space="preserve"/>
+      </w:r>
+      <w:r>
+        <w:rPr>
+          <w:rFonts w:ascii="Arial" w:hAnsi="Arial"/>
+          <w:bCs/>
+        </w:rPr>
+        <w:t xml:space="preserve"/>
+      </w:r>
+      <w:r>
+        <w:rPr>
+          <w:rFonts w:ascii="Arial" w:hAnsi="Arial"/>
+          <w:b/>
+          <w:bCs/>
+        </w:rPr>
+        <w:t xml:space="preserve"/>
+      </w:r>
+      <w:r>
+        <w:rPr>
+          <w:rFonts w:ascii="Arial" w:hAnsi="Arial"/>
+          <w:b/>
+          <w:bCs/>
+        </w:rPr>
+        <w:t xml:space="preserve"/>
+      </w:r>
+      <w:r>
+        <w:rPr>
+          <w:rFonts w:ascii="Arial" w:hAnsi="Arial"/>
+          <w:b/>
+        </w:rPr>
+        <w:t xml:space="preserve"/>
+      </w:r>
+      <w:r>
+        <w:rPr>
+          <w:rFonts w:ascii="Arial" w:hAnsi="Arial"/>
+          <w:b/>
+        </w:rPr>
+        <w:t xml:space="preserve"/>
+      </w:r>
+      <w:r>
+        <w:rPr>
+          <w:rFonts w:ascii="Arial" w:hAnsi="Arial"/>
+          <w:b/>
+          <w:bCs/>
+        </w:rPr>
+        <w:t xml:space="preserve"/>
+      </w:r>
+      <w:r>
+        <w:rPr>
+          <w:rFonts w:ascii="Arial" w:hAnsi="Arial"/>
+          <w:b/>
+        </w:rPr>
+        <w:t xml:space="preserve"/>
+      </w:r>
+      <w:r>
+        <w:rPr>
+          <w:rFonts w:ascii="Arial" w:hAnsi="Arial"/>
+          <w:bCs/>
+        </w:rPr>
+        <w:t xml:space="preserve"/>
+      </w:r>
+      <w:r>
+        <w:rPr>
+          <w:rFonts w:ascii="Arial" w:hAnsi="Arial"/>
+          <w:bCs/>
+        </w:rPr>
+        <w:t xml:space="preserve"/>
+      </w:r>
+      <w:r>
+        <w:rPr>
+          <w:rFonts w:ascii="Arial" w:hAnsi="Arial"/>
+          <w:bCs/>
+        </w:rPr>
+        <w:t xml:space="preserve"/>
+      </w:r>
+      <w:r>
+        <w:rPr>
+          <w:rFonts w:ascii="Arial" w:hAnsi="Arial"/>
+          <w:bCs/>
+        </w:rPr>
+        <w:t xml:space="preserve"/>
+      </w:r>
+      <w:r>
+        <w:rPr>
+          <w:rFonts w:ascii="Arial" w:hAnsi="Arial"/>
+          <w:bCs/>
+        </w:rPr>
+        <w:t xml:space="preserve"/>
+      </w:r>
+      <w:r>
+        <w:rPr>
+          <w:rFonts w:ascii="Arial" w:hAnsi="Arial"/>
+          <w:b/>
+        </w:rPr>
+        <w:t xml:space="preserve"/>
+      </w:r>
+      <w:r>
+        <w:rPr>
+          <w:rFonts w:ascii="Arial" w:hAnsi="Arial"/>
+          <w:b/>
+        </w:rPr>
+        <w:t xml:space="preserve"/>
+      </w:r>
+      <w:r>
+        <w:rPr>
+          <w:rFonts w:ascii="Arial" w:hAnsi="Arial"/>
+          <w:b/>
+        </w:rPr>
+        <w:t xml:space="preserve"/>
+      </w:r>
+      <w:r>
+        <w:rPr>
+          <w:rFonts w:ascii="Arial" w:hAnsi="Arial"/>
+          <w:b/>
+        </w:rPr>
+        <w:t xml:space="preserve"/>
+      </w:r>
+      <w:r>
+        <w:rPr>
+          <w:rFonts w:ascii="Arial" w:hAnsi="Arial"/>
+          <w:bCs/>
+        </w:rPr>
+        <w:t xml:space="preserve"/>
+      </w:r>
+    </w:p>
+    <w:p>
+      <w:pPr>
+        <w:ind w:left="360"/>
+        <w:jc w:val="both"/>
+        <w:rPr>
+          <w:rFonts w:ascii="Arial" w:hAnsi="Arial"/>
+          <w:b/>
+          <w:bCs/>
+        </w:rPr>
+      </w:pPr>
+    </w:p>
+    <w:p>
+      <w:pPr>
+        <w:ind w:left="720"/>
+        <w:jc w:val="both"/>
+        <w:rPr>
+          <w:rFonts w:ascii="Arial" w:hAnsi="Arial"/>
+          <w:b/>
+          <w:bCs/>
+        </w:rPr>
+      </w:pPr>
+    </w:p>
+    <w:p>
+      <w:pPr>
+        <w:numPr>
+          <w:ilvl w:val="0"/>
+          <w:numId w:val="10"/>
+        </w:numPr>
+        <w:ind w:left="720"/>
+        <w:jc w:val="both"/>
+        <w:rPr>
+          <w:rFonts w:ascii="Arial" w:hAnsi="Arial" w:cs="Arial"/>
+        </w:rPr>
+      </w:pPr>
+      <w:r>
+        <w:rPr>
+          <w:rFonts w:ascii="Arial" w:hAnsi="Arial" w:cs="Arial"/>
+          <w:b/>
+        </w:rPr>
+        <w:t xml:space="preserve">PAYMENT OF COMMISSION:  </w:t>
+      </w:r>
+      <w:r>
+        <w:rPr>
+          <w:rFonts w:ascii="Arial" w:hAnsi="Arial" w:cs="Arial"/>
+        </w:rPr>
+        <w:t>Upon execution of a Lease Agreement by Landlord and Tenant with respect to the Property, a commission shall be earned by Broker, but only paid according to the following schedule:</w:t>
+      </w:r>
+    </w:p>
+    <w:p>
+      <w:pPr>
+        <w:pStyle w:val="Default"/>
+        <w:rPr>
+          <w:sz w:val="20"/>
+          <w:szCs w:val="20"/>
+        </w:rPr>
+      </w:pPr>
+    </w:p>
+    <w:p>
+      <w:pPr>
+        <w:pStyle w:val="Default"/>
+        <w:numPr>
+          <w:ilvl w:val="0"/>
+          <w:numId w:val="23"/>
+        </w:numPr>
+        <w:rPr>
+          <w:sz w:val="20"/>
+          <w:szCs w:val="20"/>
+        </w:rPr>
+      </w:pPr>
+      <w:r>
+        <w:rPr>
+          <w:sz w:val="20"/>
+          <w:szCs w:val="20"/>
+        </w:rPr>
+        <w:t>Said brokerage commission shall be paid 50% within 30 days of execution of the Lease Agreement by Landlord and Tenant, Landlord’s receipt of an accurate invoice from Broker</w:t>
+      </w:r>
+      <w:r>
+        <w:rPr>
+          <w:sz w:val="20"/>
+          <w:szCs w:val="20"/>
+        </w:rPr>
+        <w:t>.</w:t>
+      </w:r>
+    </w:p>
+    <w:p>
+      <w:pPr>
+        <w:pStyle w:val="Default"/>
+        <w:ind w:left="1800"/>
+        <w:rPr>
+          <w:sz w:val="20"/>
+          <w:szCs w:val="20"/>
+        </w:rPr>
+      </w:pPr>
+    </w:p>
+    <w:p>
+      <w:pPr>
+        <w:pStyle w:val="Default"/>
+        <w:numPr>
+          <w:ilvl w:val="0"/>
+          <w:numId w:val="23"/>
+        </w:numPr>
+        <w:rPr>
+          <w:sz w:val="20"/>
+          <w:szCs w:val="20"/>
+        </w:rPr>
+      </w:pPr>
+      <w:r>
+        <w:rPr>
+          <w:sz w:val="20"/>
+          <w:szCs w:val="20"/>
+        </w:rPr>
+        <w:t xml:space="preserve">The remaining </w:t>
+      </w:r>
+      <w:r>
+        <w:rPr>
+          <w:sz w:val="20"/>
+          <w:szCs w:val="20"/>
+        </w:rPr>
+        <w:t xml:space="preserve">50% </w:t>
+      </w:r>
+      <w:r>
+        <w:rPr>
+          <w:sz w:val="20"/>
+          <w:szCs w:val="20"/>
+        </w:rPr>
+        <w:t>shall be paid in five installments of $20,000/month or until satisfied</w:t>
+      </w:r>
+      <w:r>
+        <w:rPr>
+          <w:sz w:val="20"/>
+          <w:szCs w:val="20"/>
+        </w:rPr>
+        <w:t xml:space="preserve"> </w:t>
+      </w:r>
+      <w:r>
+        <w:rPr>
+          <w:sz w:val="20"/>
+          <w:szCs w:val="20"/>
+        </w:rPr>
+        <w:t>following the later to occur of: (i) Tenant’s opening for business, (ii) Landlord’s receipt of Tenant’s first month’s rental payment, and (iii); and Landlord’s receipt of an accurate invoice from Broker.</w:t>
       </w:r>
     </w:p>
     <w:p>
@@ -958,102 +1721,63 @@
     </w:p>
     <w:p>
       <w:pPr>
-        <w:widowControl w:val="0"/>
         <w:numPr>
           <w:ilvl w:val="0"/>
           <w:numId w:val="2"/>
         </w:numPr>
-        <w:tabs>
-          <w:tab w:val="left" w:pos="1440"/>
-        </w:tabs>
         <w:jc w:val="both"/>
         <w:rPr>
-          <w:rFonts w:ascii="Arial" w:hAnsi="Arial" w:cs="Arial"/>
-        </w:rPr>
-      </w:pPr>
-      <w:r>
-        <w:rPr>
-          <w:rFonts w:ascii="Arial" w:hAnsi="Arial" w:cs="Arial"/>
-          <w:b/>
-        </w:rPr>
-        <w:t>BROKER'S AUTHORITY.</w:t>
-      </w:r>
-      <w:r>
-        <w:rPr>
-          <w:rFonts w:ascii="Arial" w:hAnsi="Arial" w:cs="Arial"/>
+          <w:rFonts w:ascii="Arial" w:hAnsi="Arial"/>
+        </w:rPr>
+      </w:pPr>
+      <w:r>
+        <w:rPr>
+          <w:rFonts w:ascii="Arial" w:hAnsi="Arial"/>
+          <w:b/>
+        </w:rPr>
+        <w:t xml:space="preserve">EXTENSION OF TERM:  </w:t>
+      </w:r>
+      <w:r>
+        <w:rPr>
+          <w:rFonts w:ascii="Arial" w:hAnsi="Arial"/>
+        </w:rPr>
+        <w:t>If an agreement or letter of intent for a Transaction involving the Property is fully executed, and if said agreement or letter of intent is revoked or otherwise terminated or canceled, the Term of this Agreement shall be extended by the number of calendar days during which the agreement or letter of intent was in effect.  Such extension shall not exceed the number of days remaining on the Term as of the date the agreement or letter of intent was executed,</w:t>
+      </w:r>
+      <w:r>
+        <w:rPr>
+          <w:rFonts w:ascii="Arial" w:hAnsi="Arial"/>
         </w:rPr>
         <w:t xml:space="preserve"> </w:t>
       </w:r>
-    </w:p>
-    <w:p>
-      <w:pPr>
-        <w:widowControl w:val="0"/>
-        <w:tabs>
-          <w:tab w:val="left" w:pos="1440"/>
-        </w:tabs>
-        <w:ind w:left="360"/>
-        <w:jc w:val="both"/>
-        <w:rPr>
-          <w:rFonts w:ascii="Arial" w:hAnsi="Arial" w:cs="Arial"/>
-        </w:rPr>
-      </w:pPr>
-    </w:p>
-    <w:p>
-      <w:pPr>
-        <w:numPr>
-          <w:ilvl w:val="0"/>
-          <w:numId w:val="8"/>
-        </w:numPr>
-        <w:ind w:left="720"/>
-        <w:jc w:val="both"/>
-        <w:rPr>
-          <w:rFonts w:ascii="Arial" w:hAnsi="Arial" w:cs="Arial"/>
-        </w:rPr>
-      </w:pPr>
-      <w:r>
-        <w:rPr>
-          <w:rFonts w:ascii="Arial" w:hAnsi="Arial" w:cs="Arial"/>
-          <w:b/>
-        </w:rPr>
-        <w:t xml:space="preserve">EXCLUSIVE RIGHT TO </w:t>
-      </w:r>
-      <w:r>
-        <w:rPr>
-          <w:rFonts w:ascii="Arial" w:hAnsi="Arial" w:cs="Arial"/>
-          <w:b/>
-        </w:rPr>
-        <w:t xml:space="preserve">SELL OR </w:t>
-      </w:r>
-      <w:r>
-        <w:rPr>
-          <w:rFonts w:ascii="Arial" w:hAnsi="Arial" w:cs="Arial"/>
-          <w:b/>
-        </w:rPr>
-        <w:t xml:space="preserve">LEASE. </w:t>
-      </w:r>
-      <w:r>
-        <w:rPr>
-          <w:rFonts w:ascii="Arial" w:hAnsi="Arial" w:cs="Arial"/>
-        </w:rPr>
-        <w:t xml:space="preserve">Upon mutual execution of this Agreement and through expiration or termination of this Agreement, Broker shall have the exclusive right to procure on behalf of Owner any </w:t>
-      </w:r>
-      <w:r>
-        <w:rPr>
-          <w:rFonts w:ascii="Arial" w:hAnsi="Arial"/>
-        </w:rPr>
-        <w:t>lease, ground lease, exchange, or other conveyance of the Property or any interest in the Property</w:t>
-      </w:r>
-      <w:r>
-        <w:rPr>
-          <w:rFonts w:ascii="Arial" w:hAnsi="Arial"/>
-        </w:rPr>
-        <w:t xml:space="preserve"> ("Transaction"). </w:t>
-      </w:r>
-      <w:r>
-        <w:rPr>
-          <w:rFonts w:ascii="Arial" w:hAnsi="Arial"/>
-        </w:rPr>
-        <w:t xml:space="preserve">Owner agrees to cooperate with </w:t>
+      <w:r>
+        <w:rPr>
+          <w:rFonts w:ascii="Arial" w:hAnsi="Arial"/>
+        </w:rPr>
+        <w:t>whichever eve</w:t>
+      </w:r>
+      <w:r>
+        <w:rPr>
+          <w:rFonts w:ascii="Arial" w:hAnsi="Arial"/>
+        </w:rPr>
+        <w:t>nt occurred earlier.  T</w:t>
+      </w:r>
+      <w:r>
+        <w:rPr>
+          <w:rFonts w:ascii="Arial" w:hAnsi="Arial"/>
+        </w:rPr>
+        <w:t xml:space="preserve">his Agreement shall expire, in all cases, no later than nine (9) months after the original termination date stated above, unless extended in writing by </w:t>
+      </w:r>
+      <w:r>
+        <w:rPr>
+          <w:rFonts w:ascii="Arial" w:hAnsi="Arial"/>
+        </w:rPr>
+        <w:t>Owner</w:t>
+      </w:r>
+      <w:r>
+        <w:rPr>
+          <w:rFonts w:ascii="Arial" w:hAnsi="Arial"/>
+        </w:rPr>
+        <w:t xml:space="preserve"> and </w:t>
       </w:r>
       <w:r>
         <w:rPr>
@@ -1065,322 +1789,7 @@
         <w:rPr>
           <w:rFonts w:ascii="Arial" w:hAnsi="Arial"/>
         </w:rPr>
-        <w:t xml:space="preserve"> in bringing about a Transaction on the Property and to immediately refer to </w:t>
-      </w:r>
-      <w:r>
-        <w:rPr>
-          <w:rFonts w:ascii="Arial" w:hAnsi="Arial"/>
-        </w:rPr>
-        <w:t>CRE8</w:t>
-      </w:r>
-      <w:r>
-        <w:rPr>
-          <w:rFonts w:ascii="Arial" w:hAnsi="Arial"/>
-        </w:rPr>
-        <w:t xml:space="preserve"> all inquiries of anyone expressing interest i</w:t>
-      </w:r>
-      <w:r>
-        <w:rPr>
-          <w:rFonts w:ascii="Arial" w:hAnsi="Arial"/>
-        </w:rPr>
-        <w:t xml:space="preserve">n the Property. </w:t>
-      </w:r>
-      <w:r>
-        <w:rPr>
-          <w:rFonts w:ascii="Arial" w:hAnsi="Arial" w:cs="Arial"/>
-        </w:rPr>
-        <w:t>Owner further</w:t>
-      </w:r>
-      <w:r>
-        <w:rPr>
-          <w:rFonts w:ascii="Arial" w:hAnsi="Arial" w:cs="Arial"/>
-        </w:rPr>
-        <w:t xml:space="preserve"> agree</w:t>
-      </w:r>
-      <w:r>
-        <w:rPr>
-          <w:rFonts w:ascii="Arial" w:hAnsi="Arial" w:cs="Arial"/>
-        </w:rPr>
-        <w:t>s</w:t>
-      </w:r>
-      <w:r>
-        <w:rPr>
-          <w:rFonts w:ascii="Arial" w:hAnsi="Arial" w:cs="Arial"/>
-        </w:rPr>
-        <w:t xml:space="preserve"> that all negotiations with respect to a Transaction shall be through Broker.</w:t>
-      </w:r>
-    </w:p>
-    <w:p>
-      <w:pPr>
-        <w:ind w:left="720"/>
-        <w:jc w:val="both"/>
-        <w:rPr>
-          <w:rFonts w:ascii="Arial" w:hAnsi="Arial" w:cs="Arial"/>
-        </w:rPr>
-      </w:pPr>
-    </w:p>
-    <w:p>
-      <w:pPr>
-        <w:numPr>
-          <w:ilvl w:val="0"/>
-          <w:numId w:val="8"/>
-        </w:numPr>
-        <w:ind w:left="720"/>
-        <w:jc w:val="both"/>
-        <w:rPr>
-          <w:rFonts w:ascii="Arial" w:hAnsi="Arial"/>
-          <w:i/>
-          <w:iCs/>
-        </w:rPr>
-      </w:pPr>
-      <w:r>
-        <w:rPr>
-          <w:rFonts w:ascii="Arial" w:hAnsi="Arial"/>
-          <w:b/>
-        </w:rPr>
-        <w:t>AFFILIATED BROKERS/DUAL AGENCY</w:t>
-      </w:r>
-      <w:r>
-        <w:rPr>
-          <w:rFonts w:ascii="Arial" w:hAnsi="Arial"/>
-          <w:b/>
-        </w:rPr>
         <w:t>.</w:t>
-      </w:r>
-      <w:r>
-        <w:rPr>
-          <w:rFonts w:ascii="Arial" w:hAnsi="Arial"/>
-        </w:rPr>
-        <w:t xml:space="preserve"> </w:t>
-      </w:r>
-      <w:r>
-        <w:rPr>
-          <w:rFonts w:ascii="Arial" w:hAnsi="Arial"/>
-        </w:rPr>
-        <w:t>CRE8</w:t>
-      </w:r>
-      <w:r>
-        <w:rPr>
-          <w:rFonts w:ascii="Arial" w:hAnsi="Arial"/>
-        </w:rPr>
-        <w:t xml:space="preserve"> is affiliated with other brokerage companies and brokers in other states through </w:t>
-      </w:r>
-      <w:r>
-        <w:rPr>
-          <w:rFonts w:ascii="Arial" w:hAnsi="Arial"/>
-        </w:rPr>
-        <w:t>CRE8</w:t>
-      </w:r>
-      <w:r>
-        <w:rPr>
-          <w:rFonts w:ascii="Arial" w:hAnsi="Arial"/>
-        </w:rPr>
-        <w:t xml:space="preserve"> Int</w:t>
-      </w:r>
-      <w:r>
-        <w:rPr>
-          <w:rFonts w:ascii="Arial" w:hAnsi="Arial"/>
-        </w:rPr>
-        <w:t>ernational (“CRE8 Affiliates”). Owner agrees that CRE8</w:t>
-      </w:r>
-      <w:r>
-        <w:rPr>
-          <w:rFonts w:ascii="Arial" w:hAnsi="Arial"/>
-        </w:rPr>
-        <w:t xml:space="preserve"> is authorized to disseminate information about the Property to </w:t>
-      </w:r>
-      <w:r>
-        <w:rPr>
-          <w:rFonts w:ascii="Arial" w:hAnsi="Arial"/>
-        </w:rPr>
-        <w:t>CRE8</w:t>
-      </w:r>
-      <w:r>
-        <w:rPr>
-          <w:rFonts w:ascii="Arial" w:hAnsi="Arial"/>
-        </w:rPr>
-        <w:t xml:space="preserve"> Affiliates and other brokerage firms, inviting the submis</w:t>
-      </w:r>
-      <w:r>
-        <w:rPr>
-          <w:rFonts w:ascii="Arial" w:hAnsi="Arial"/>
-        </w:rPr>
-        <w:t>sion of offers on the Property.</w:t>
-      </w:r>
-      <w:r>
-        <w:rPr>
-          <w:rFonts w:ascii="Arial" w:hAnsi="Arial"/>
-        </w:rPr>
-        <w:t xml:space="preserve"> </w:t>
-      </w:r>
-      <w:r>
-        <w:rPr>
-          <w:rFonts w:ascii="Arial" w:hAnsi="Arial"/>
-        </w:rPr>
-        <w:t>Owner</w:t>
-      </w:r>
-      <w:r>
-        <w:rPr>
-          <w:rFonts w:ascii="Arial" w:hAnsi="Arial"/>
-        </w:rPr>
-        <w:t xml:space="preserve"> authorizes </w:t>
-      </w:r>
-      <w:r>
-        <w:rPr>
-          <w:rFonts w:ascii="Arial" w:hAnsi="Arial"/>
-        </w:rPr>
-        <w:t>CRE8</w:t>
-      </w:r>
-      <w:r>
-        <w:rPr>
-          <w:rFonts w:ascii="Arial" w:hAnsi="Arial"/>
-        </w:rPr>
-        <w:t xml:space="preserve"> to represent any prospective party to a Transaction in the acquisition of the Property, and to submit offers on behalf of such party to a Transaction.  </w:t>
-      </w:r>
-      <w:r>
-        <w:rPr>
-          <w:rFonts w:ascii="Arial" w:hAnsi="Arial"/>
-        </w:rPr>
-        <w:t>Owner</w:t>
-      </w:r>
-      <w:r>
-        <w:rPr>
-          <w:rFonts w:ascii="Arial" w:hAnsi="Arial"/>
-        </w:rPr>
-        <w:t xml:space="preserve"> understands that this authorization may result in </w:t>
-      </w:r>
-      <w:r>
-        <w:rPr>
-          <w:rFonts w:ascii="Arial" w:hAnsi="Arial"/>
-        </w:rPr>
-        <w:t>CRE8</w:t>
-      </w:r>
-      <w:r>
-        <w:rPr>
-          <w:rFonts w:ascii="Arial" w:hAnsi="Arial"/>
-        </w:rPr>
-        <w:t xml:space="preserve">’s representing both </w:t>
-      </w:r>
-      <w:r>
-        <w:rPr>
-          <w:rFonts w:ascii="Arial" w:hAnsi="Arial"/>
-        </w:rPr>
-        <w:t>Owner</w:t>
-      </w:r>
-      <w:r>
-        <w:rPr>
-          <w:rFonts w:ascii="Arial" w:hAnsi="Arial"/>
-        </w:rPr>
-        <w:t xml:space="preserve"> and another party to a Transaction, and </w:t>
-      </w:r>
-      <w:r>
-        <w:rPr>
-          <w:rFonts w:ascii="Arial" w:hAnsi="Arial"/>
-        </w:rPr>
-        <w:t>Owner</w:t>
-      </w:r>
-      <w:r>
-        <w:rPr>
-          <w:rFonts w:ascii="Arial" w:hAnsi="Arial"/>
-        </w:rPr>
-        <w:t xml:space="preserve"> hereby authorizes and consents to such dual agency.</w:t>
-      </w:r>
-    </w:p>
-    <w:p>
-      <w:pPr>
-        <w:pStyle w:val="ListParagraph"/>
-        <w:rPr>
-          <w:rFonts w:ascii="Arial" w:hAnsi="Arial" w:cs="Arial"/>
-          <w:b/>
-          <w:bCs/>
-        </w:rPr>
-      </w:pPr>
-    </w:p>
-    <w:p>
-      <w:pPr>
-        <w:numPr>
-          <w:ilvl w:val="0"/>
-          <w:numId w:val="8"/>
-        </w:numPr>
-        <w:ind w:left="720"/>
-        <w:jc w:val="both"/>
-        <w:rPr>
-          <w:rFonts w:ascii="Arial" w:hAnsi="Arial" w:cs="Arial"/>
-          <w:i/>
-          <w:iCs/>
-        </w:rPr>
-      </w:pPr>
-      <w:r>
-        <w:rPr>
-          <w:rFonts w:ascii="Arial" w:hAnsi="Arial" w:cs="Arial"/>
-          <w:b/>
-          <w:bCs/>
-        </w:rPr>
-        <w:t xml:space="preserve">COLLECTION OF DEPOSIT. </w:t>
-      </w:r>
-      <w:r>
-        <w:rPr>
-          <w:rFonts w:ascii="Arial" w:hAnsi="Arial" w:cs="Arial"/>
-        </w:rPr>
-        <w:t>CRE8</w:t>
-      </w:r>
-      <w:r>
-        <w:rPr>
-          <w:rFonts w:ascii="Arial" w:hAnsi="Arial" w:cs="Arial"/>
-        </w:rPr>
-        <w:t xml:space="preserve"> is authorized to accept a deposit from any potential party to a Transaction payable to a title or escrow company identified in a written offer. </w:t>
-      </w:r>
-    </w:p>
-    <w:p>
-      <w:pPr>
-        <w:pStyle w:val="ListParagraph"/>
-        <w:rPr>
-          <w:rFonts w:ascii="Arial" w:hAnsi="Arial"/>
-          <w:i/>
-          <w:iCs/>
-        </w:rPr>
-      </w:pPr>
-    </w:p>
-    <w:p>
-      <w:pPr>
-        <w:numPr>
-          <w:ilvl w:val="0"/>
-          <w:numId w:val="8"/>
-        </w:numPr>
-        <w:ind w:left="720"/>
-        <w:jc w:val="both"/>
-        <w:rPr>
-          <w:rFonts w:ascii="Arial" w:hAnsi="Arial"/>
-          <w:i/>
-          <w:iCs/>
-        </w:rPr>
-      </w:pPr>
-      <w:r>
-        <w:rPr>
-          <w:rFonts w:ascii="Arial" w:hAnsi="Arial"/>
-          <w:b/>
-        </w:rPr>
-        <w:lastRenderedPageBreak/>
-        <w:t>RIGHT TO ENTER AND MARKET THE PROPERTY</w:t>
-      </w:r>
-      <w:r>
-        <w:rPr>
-          <w:rFonts w:ascii="Arial" w:hAnsi="Arial" w:cs="Arial"/>
-          <w:b/>
-        </w:rPr>
-        <w:t>.</w:t>
-      </w:r>
-      <w:r>
-        <w:rPr>
-          <w:rFonts w:ascii="Arial" w:hAnsi="Arial" w:cs="Arial"/>
-        </w:rPr>
-        <w:t xml:space="preserve"> Owner authorizes CRE8 to enter the Property at all reasonable times with cooperating brokers and their salespersons for the purpose of showing the Property to prospective purchasers. Owner also authorizes CRE8 to disseminate marketing, sales or other transactional</w:t>
-      </w:r>
-      <w:r>
-        <w:rPr>
-          <w:rFonts w:ascii="Arial" w:hAnsi="Arial"/>
-        </w:rPr>
-        <w:t xml:space="preserve"> information regarding the Property including the Transaction price. In this way, Owner authorizes CRE8 to place a "For Lease" or related sign on the Property.</w:t>
       </w:r>
     </w:p>
     <w:p>
@@ -1410,6 +1819,7 @@
         <w:jc w:val="both"/>
         <w:rPr>
           <w:rFonts w:ascii="Arial" w:hAnsi="Arial"/>
+          <w:u w:val="single"/>
         </w:rPr>
       </w:pPr>
     </w:p>
@@ -1429,13 +1839,25 @@
           <w:rFonts w:ascii="Arial" w:hAnsi="Arial"/>
           <w:b/>
         </w:rPr>
-        <w:t xml:space="preserve">BROKER’S EFFORTS: </w:t>
-      </w:r>
-      <w:r>
-        <w:rPr>
-          <w:rFonts w:ascii="Arial" w:hAnsi="Arial"/>
-        </w:rPr>
-        <w:t xml:space="preserve"> </w:t>
+        <w:t>RECORDS, FINANCIAL DATA, AND MARKETING ASSISTANCE:</w:t>
+      </w:r>
+      <w:r>
+        <w:rPr>
+          <w:rFonts w:ascii="Arial" w:hAnsi="Arial"/>
+        </w:rPr>
+        <w:t xml:space="preserve">  </w:t>
+      </w:r>
+      <w:r>
+        <w:rPr>
+          <w:rFonts w:ascii="Arial" w:hAnsi="Arial"/>
+        </w:rPr>
+        <w:t>Owner</w:t>
+      </w:r>
+      <w:r>
+        <w:rPr>
+          <w:rFonts w:ascii="Arial" w:hAnsi="Arial"/>
+        </w:rPr>
+        <w:t xml:space="preserve"> agrees to furnish, to certify as true and correct, and to make available to </w:t>
       </w:r>
       <w:r>
         <w:rPr>
@@ -1447,502 +1869,31 @@
         <w:rPr>
           <w:rFonts w:ascii="Arial" w:hAnsi="Arial"/>
         </w:rPr>
-        <w:t xml:space="preserve"> agrees to use due diligence and commercially reasonable efforts in attempting to effect a Transaction on the Property. </w:t>
-      </w:r>
-    </w:p>
-    <w:p>
-      <w:pPr>
-        <w:ind w:left="360"/>
-        <w:jc w:val="both"/>
-        <w:rPr>
-          <w:rFonts w:ascii="Arial" w:hAnsi="Arial"/>
-        </w:rPr>
-      </w:pPr>
-    </w:p>
-    <w:p>
-      <w:pPr>
-        <w:numPr>
-          <w:ilvl w:val="0"/>
-          <w:numId w:val="2"/>
-        </w:numPr>
-        <w:jc w:val="both"/>
-        <w:rPr>
-          <w:rFonts w:ascii="Arial" w:hAnsi="Arial"/>
-        </w:rPr>
-      </w:pPr>
-      <w:r>
-        <w:rPr>
-          <w:rFonts w:ascii="Arial" w:hAnsi="Arial"/>
-          <w:b/>
-        </w:rPr>
-        <w:t xml:space="preserve">COMMISSION:  </w:t>
-      </w:r>
-    </w:p>
-    <w:p>
-      <w:pPr>
-        <w:jc w:val="both"/>
-        <w:rPr>
-          <w:rFonts w:ascii="Arial" w:hAnsi="Arial"/>
-          <w:bCs/>
-        </w:rPr>
-      </w:pPr>
-    </w:p>
-    <w:p>
-      <w:pPr>
-        <w:numPr>
-          <w:ilvl w:val="0"/>
-          <w:numId w:val="10"/>
-        </w:numPr>
-        <w:ind w:left="720"/>
-        <w:jc w:val="both"/>
-        <w:rPr>
-          <w:rFonts w:ascii="Arial" w:hAnsi="Arial"/>
-        </w:rPr>
-      </w:pPr>
-      <w:r>
-        <w:rPr>
-          <w:rFonts w:ascii="Arial" w:eastAsiaTheme="minorEastAsia" w:hAnsi="Arial" w:cs="Arial"/>
-          <w:b/>
-          <w:bCs/>
-          <w:color w:val="000000"/>
-        </w:rPr>
-        <w:t xml:space="preserve">FOR SALE OR EXCHANGE. </w:t>
-      </w:r>
-      <w:r>
-        <w:rPr>
-          <w:rFonts w:ascii="Arial" w:eastAsiaTheme="minorEastAsia" w:hAnsi="Arial" w:cs="Arial"/>
-          <w:color w:val="000000"/>
-        </w:rPr>
-        <w:t xml:space="preserve">Owner agrees to pay </w:t>
-      </w:r>
-      <w:r>
-        <w:rPr>
-          <w:rFonts w:ascii="Arial" w:eastAsiaTheme="minorEastAsia" w:hAnsi="Arial" w:cs="Arial"/>
-          <w:color w:val="000000"/>
+        <w:t xml:space="preserve"> and prospective parties to a Transaction all financial data, rent statements, leases, licenses, permits, and other operating records of the Property, and to provide </w:t>
+      </w:r>
+      <w:r>
+        <w:rPr>
+          <w:rFonts w:ascii="Arial" w:hAnsi="Arial"/>
         </w:rPr>
         <w:t>CRE8</w:t>
       </w:r>
       <w:r>
         <w:rPr>
-          <w:rFonts w:ascii="Arial" w:eastAsiaTheme="minorEastAsia" w:hAnsi="Arial" w:cs="Arial"/>
-          <w:color w:val="000000"/>
-        </w:rPr>
-        <w:t xml:space="preserve"> a commission equal to Six percent (6%) of the Transaction price of the Property. To facilitate a Transaction, </w:t>
-      </w:r>
-      <w:r>
-        <w:rPr>
-          <w:rFonts w:ascii="Arial" w:eastAsiaTheme="minorEastAsia" w:hAnsi="Arial" w:cs="Arial"/>
-          <w:color w:val="000000"/>
+          <w:rFonts w:ascii="Arial" w:hAnsi="Arial"/>
+        </w:rPr>
+        <w:t xml:space="preserve"> with such assistance as </w:t>
+      </w:r>
+      <w:r>
+        <w:rPr>
+          <w:rFonts w:ascii="Arial" w:hAnsi="Arial"/>
         </w:rPr>
         <w:t>CRE8</w:t>
       </w:r>
       <w:r>
         <w:rPr>
-          <w:rFonts w:ascii="Arial" w:eastAsiaTheme="minorEastAsia" w:hAnsi="Arial" w:cs="Arial"/>
-          <w:color w:val="000000"/>
-        </w:rPr>
-        <w:t xml:space="preserve"> commits and agrees to split such commission or compensation 50-50 with the agent or broker who procures and represents a third-party Buyer in the Transaction, whether such agent or broker is affiliated with </w:t>
-      </w:r>
-      <w:r>
-        <w:rPr>
-          <w:rFonts w:ascii="Arial" w:eastAsiaTheme="minorEastAsia" w:hAnsi="Arial" w:cs="Arial"/>
-          <w:color w:val="000000"/>
-        </w:rPr>
-        <w:t>CRE8</w:t>
-      </w:r>
-      <w:r>
-        <w:rPr>
-          <w:rFonts w:ascii="Arial" w:eastAsiaTheme="minorEastAsia" w:hAnsi="Arial" w:cs="Arial"/>
-          <w:color w:val="000000"/>
-        </w:rPr>
-        <w:t xml:space="preserve"> or with a different brokerage company. </w:t>
-      </w:r>
-    </w:p>
-    <w:p>
-      <w:pPr>
-        <w:ind w:left="720"/>
-        <w:jc w:val="both"/>
-        <w:rPr>
-          <w:rFonts w:ascii="Arial" w:hAnsi="Arial"/>
-        </w:rPr>
-      </w:pPr>
-    </w:p>
-    <w:p>
-      <w:pPr>
-        <w:numPr>
-          <w:ilvl w:val="0"/>
-          <w:numId w:val="10"/>
-        </w:numPr>
-        <w:ind w:left="720"/>
-        <w:jc w:val="both"/>
-        <w:rPr>
-          <w:rFonts w:ascii="Arial" w:hAnsi="Arial"/>
-          <w:b/>
-          <w:bCs/>
-        </w:rPr>
-      </w:pPr>
-      <w:r>
-        <w:rPr>
-          <w:rFonts w:ascii="Arial" w:hAnsi="Arial"/>
-          <w:b/>
-          <w:bCs/>
-        </w:rPr>
-        <w:t>FOR LEASE.</w:t>
-      </w:r>
-      <w:r>
-        <w:rPr>
-          <w:rFonts w:ascii="Arial" w:hAnsi="Arial"/>
-          <w:b/>
-          <w:bCs/>
-        </w:rPr>
-        <w:t xml:space="preserve"> </w:t>
-      </w:r>
-      <w:r>
-        <w:rPr>
-          <w:rFonts w:ascii="Arial" w:hAnsi="Arial"/>
-          <w:bCs/>
-        </w:rPr>
-        <w:t xml:space="preserve">Owner agrees to pay </w:t>
-      </w:r>
-      <w:r>
-        <w:rPr>
-          <w:rFonts w:ascii="Arial" w:hAnsi="Arial"/>
-          <w:bCs/>
-        </w:rPr>
-        <w:t>CRE8</w:t>
-      </w:r>
-      <w:r>
-        <w:rPr>
-          <w:rFonts w:ascii="Arial" w:hAnsi="Arial"/>
-          <w:bCs/>
-        </w:rPr>
-        <w:t xml:space="preserve"> a commission equal to </w:t>
-      </w:r>
-      <w:r>
-        <w:rPr>
-          <w:rFonts w:ascii="Arial" w:hAnsi="Arial"/>
-          <w:b/>
-          <w:bCs/>
-        </w:rPr>
-        <w:t>Six</w:t>
-      </w:r>
-      <w:r>
-        <w:rPr>
-          <w:rFonts w:ascii="Arial" w:hAnsi="Arial"/>
-          <w:b/>
-          <w:bCs/>
-        </w:rPr>
-        <w:t xml:space="preserve"> </w:t>
-      </w:r>
-      <w:r>
-        <w:rPr>
-          <w:rFonts w:ascii="Arial" w:hAnsi="Arial"/>
-          <w:b/>
-        </w:rPr>
-        <w:t>percent (6</w:t>
-      </w:r>
-      <w:r>
-        <w:rPr>
-          <w:rFonts w:ascii="Arial" w:hAnsi="Arial"/>
-          <w:b/>
-          <w:bCs/>
-        </w:rPr>
-        <w:t>%</w:t>
-      </w:r>
-      <w:r>
-        <w:rPr>
-          <w:rFonts w:ascii="Arial" w:hAnsi="Arial"/>
-          <w:b/>
-        </w:rPr>
-        <w:t>)</w:t>
-      </w:r>
-      <w:r>
-        <w:rPr>
-          <w:rFonts w:ascii="Arial" w:hAnsi="Arial"/>
-          <w:bCs/>
-        </w:rPr>
-        <w:t xml:space="preserve"> </w:t>
-      </w:r>
-      <w:r>
-        <w:rPr>
-          <w:rFonts w:ascii="Arial" w:hAnsi="Arial"/>
-          <w:bCs/>
-        </w:rPr>
-        <w:t>on years 1-10</w:t>
-      </w:r>
-      <w:r>
-        <w:rPr>
-          <w:rFonts w:ascii="Arial" w:hAnsi="Arial"/>
-          <w:bCs/>
-        </w:rPr>
-        <w:t xml:space="preserve">.  </w:t>
-      </w:r>
-      <w:r>
-        <w:rPr>
-          <w:rFonts w:ascii="Arial" w:hAnsi="Arial" w:cs="Arial"/>
-          <w:bCs/>
-          <w:color w:val="000000"/>
-          <w:szCs w:val="22"/>
-        </w:rPr>
-        <w:t>T</w:t>
-      </w:r>
-      <w:r>
-        <w:rPr>
-          <w:rFonts w:ascii="Arial" w:hAnsi="Arial" w:cs="Arial"/>
-          <w:bCs/>
-          <w:color w:val="000000"/>
-          <w:szCs w:val="22"/>
-        </w:rPr>
-        <w:t xml:space="preserve">o facilitate a Transaction, </w:t>
-      </w:r>
-      <w:r>
-        <w:rPr>
-          <w:rFonts w:ascii="Arial" w:hAnsi="Arial" w:cs="Arial"/>
-          <w:bCs/>
-          <w:color w:val="000000"/>
-          <w:szCs w:val="22"/>
-        </w:rPr>
-        <w:t>CRE8</w:t>
-      </w:r>
-      <w:r>
-        <w:rPr>
-          <w:rFonts w:ascii="Arial" w:hAnsi="Arial" w:cs="Arial"/>
-          <w:bCs/>
-          <w:color w:val="000000"/>
-          <w:szCs w:val="22"/>
-        </w:rPr>
-        <w:t xml:space="preserve"> commits and agrees to split such commission or compensation 50-50 with the agent or broker who </w:t>
-      </w:r>
-      <w:r>
-        <w:rPr>
-          <w:rFonts w:ascii="Arial" w:hAnsi="Arial" w:cs="Arial"/>
-          <w:bCs/>
-          <w:color w:val="000000"/>
-          <w:szCs w:val="22"/>
-        </w:rPr>
-        <w:t>procures and represents a third-</w:t>
-      </w:r>
-      <w:r>
-        <w:rPr>
-          <w:rFonts w:ascii="Arial" w:hAnsi="Arial" w:cs="Arial"/>
-          <w:bCs/>
-          <w:color w:val="000000"/>
-          <w:szCs w:val="22"/>
-        </w:rPr>
-        <w:t xml:space="preserve">party Buyer in the Transaction, whether such agent or broker is affiliated with </w:t>
-      </w:r>
-      <w:r>
-        <w:rPr>
-          <w:rFonts w:ascii="Arial" w:hAnsi="Arial" w:cs="Arial"/>
-          <w:bCs/>
-          <w:color w:val="000000"/>
-          <w:szCs w:val="22"/>
-        </w:rPr>
-        <w:t>CRE8</w:t>
-      </w:r>
-      <w:r>
-        <w:rPr>
-          <w:rFonts w:ascii="Arial" w:hAnsi="Arial" w:cs="Arial"/>
-          <w:bCs/>
-          <w:color w:val="000000"/>
-          <w:szCs w:val="22"/>
-        </w:rPr>
-        <w:t xml:space="preserve"> or with a different brokerage company.</w:t>
-      </w:r>
-    </w:p>
-    <w:p>
-      <w:pPr>
-        <w:ind w:left="720"/>
-        <w:jc w:val="both"/>
-        <w:rPr>
-          <w:rFonts w:ascii="Arial" w:hAnsi="Arial"/>
-          <w:b/>
-          <w:bCs/>
-        </w:rPr>
-      </w:pPr>
-    </w:p>
-    <w:p>
-      <w:pPr>
-        <w:numPr>
-          <w:ilvl w:val="0"/>
-          <w:numId w:val="10"/>
-        </w:numPr>
-        <w:ind w:left="720"/>
-        <w:jc w:val="both"/>
-        <w:rPr>
-          <w:rFonts w:ascii="Arial" w:hAnsi="Arial"/>
-        </w:rPr>
-      </w:pPr>
-      <w:r>
-        <w:rPr>
-          <w:rFonts w:ascii="Arial" w:hAnsi="Arial"/>
-          <w:b/>
-        </w:rPr>
-        <w:t xml:space="preserve">PAYMENT OF COMMISSION:  </w:t>
-      </w:r>
-      <w:r>
-        <w:rPr>
-          <w:rFonts w:ascii="Arial" w:hAnsi="Arial"/>
-          <w:bCs/>
-        </w:rPr>
-        <w:t>All commission or compensation due under this Agreement shall be paid in cash upon the earlier to occur of the close of the Transaction, transfer of possession to the other party to a Transaction, or as otherwi</w:t>
-      </w:r>
-      <w:r>
-        <w:rPr>
-          <w:rFonts w:ascii="Arial" w:hAnsi="Arial"/>
-          <w:bCs/>
-        </w:rPr>
-        <w:t>se specified in this Agreement.</w:t>
-      </w:r>
-      <w:r>
-        <w:rPr>
-          <w:rFonts w:ascii="Arial" w:hAnsi="Arial"/>
-          <w:bCs/>
-        </w:rPr>
-        <w:t xml:space="preserve"> </w:t>
-      </w:r>
-      <w:r>
-        <w:rPr>
-          <w:rFonts w:ascii="Arial" w:hAnsi="Arial"/>
-        </w:rPr>
-        <w:t xml:space="preserve">The commission </w:t>
-      </w:r>
-      <w:r>
-        <w:rPr>
-          <w:rFonts w:ascii="Arial" w:hAnsi="Arial"/>
-        </w:rPr>
-        <w:t>shall be fully earned upon the occurrence of any of the following events:</w:t>
-      </w:r>
-    </w:p>
-    <w:p>
-      <w:pPr>
-        <w:pStyle w:val="ListParagraph"/>
-        <w:ind w:left="1080"/>
-        <w:jc w:val="both"/>
-        <w:rPr>
-          <w:rFonts w:ascii="Arial" w:hAnsi="Arial"/>
-        </w:rPr>
-      </w:pPr>
-    </w:p>
-    <w:p>
-      <w:pPr>
-        <w:pStyle w:val="ListParagraph"/>
-        <w:numPr>
-          <w:ilvl w:val="0"/>
-          <w:numId w:val="21"/>
-        </w:numPr>
-        <w:jc w:val="both"/>
-        <w:rPr>
-          <w:rFonts w:ascii="Arial" w:hAnsi="Arial"/>
-        </w:rPr>
-      </w:pPr>
-      <w:r>
-        <w:rPr>
-          <w:rFonts w:ascii="Arial" w:hAnsi="Arial"/>
-        </w:rPr>
-        <w:t>CRE8</w:t>
-      </w:r>
-      <w:r>
-        <w:rPr>
-          <w:rFonts w:ascii="Arial" w:hAnsi="Arial"/>
-        </w:rPr>
-        <w:t xml:space="preserve"> procures a party to a Transaction on the Property during the Term, or any extension thereof, who is ready, willing, and able to perform a Transaction on the terms and conditions set forth herein or on any other terms and conditions acceptable to Owner; or </w:t>
-      </w:r>
-    </w:p>
-    <w:p>
-      <w:pPr>
-        <w:pStyle w:val="Default"/>
-        <w:ind w:left="1440"/>
-      </w:pPr>
-    </w:p>
-    <w:p>
-      <w:pPr>
-        <w:pStyle w:val="Default"/>
-        <w:numPr>
-          <w:ilvl w:val="0"/>
-          <w:numId w:val="21"/>
-        </w:numPr>
-        <w:rPr>
-          <w:sz w:val="20"/>
-          <w:szCs w:val="20"/>
-        </w:rPr>
-      </w:pPr>
-      <w:r>
-        <w:rPr>
-          <w:sz w:val="20"/>
-          <w:szCs w:val="20"/>
-        </w:rPr>
-        <w:t xml:space="preserve">The Property, any portion thereof, or interest therein is sold, exchanged, or leased or otherwise conveyed during the Term, or any extension thereof, voluntarily or involuntarily, whether directly by Owner or by or through any other person or entity; or </w:t>
-      </w:r>
-    </w:p>
-    <w:p>
-      <w:pPr>
-        <w:pStyle w:val="ListParagraph"/>
-      </w:pPr>
-    </w:p>
-    <w:p>
-      <w:pPr>
-        <w:pStyle w:val="Default"/>
-        <w:numPr>
-          <w:ilvl w:val="0"/>
-          <w:numId w:val="21"/>
-        </w:numPr>
-      </w:pPr>
-      <w:r>
-        <w:rPr>
-          <w:sz w:val="20"/>
-          <w:szCs w:val="20"/>
-        </w:rPr>
-        <w:t xml:space="preserve">The Property is withdrawn from the market or made unmarketable by Owner during the Term, or any extension thereof, or this Agreement is revoked by Owner, or Owner otherwise prevents or precludes </w:t>
-      </w:r>
-      <w:r>
-        <w:rPr>
-          <w:sz w:val="20"/>
-          <w:szCs w:val="20"/>
-        </w:rPr>
-        <w:t>CRE8</w:t>
-      </w:r>
-      <w:r>
-        <w:rPr>
-          <w:sz w:val="20"/>
-          <w:szCs w:val="20"/>
-        </w:rPr>
-        <w:t xml:space="preserve">’s performance hereunder; or </w:t>
-      </w:r>
-    </w:p>
-    <w:p>
-      <w:pPr>
-        <w:pStyle w:val="Default"/>
-        <w:ind w:left="1800"/>
-        <w:rPr>
-          <w:sz w:val="20"/>
-          <w:szCs w:val="20"/>
-        </w:rPr>
-      </w:pPr>
-    </w:p>
-    <w:p>
-      <w:pPr>
-        <w:pStyle w:val="ListParagraph"/>
-      </w:pPr>
-    </w:p>
-    <w:p>
-      <w:pPr>
-        <w:pStyle w:val="Default"/>
-        <w:numPr>
-          <w:ilvl w:val="0"/>
-          <w:numId w:val="21"/>
-        </w:numPr>
-        <w:rPr>
-          <w:sz w:val="20"/>
-          <w:szCs w:val="20"/>
-        </w:rPr>
-      </w:pPr>
-      <w:r>
-        <w:rPr>
-          <w:sz w:val="20"/>
-          <w:szCs w:val="20"/>
-        </w:rPr>
-        <w:t xml:space="preserve">A Transaction involving the Property is entered into within nine (9) months after the expiration of the Term to a person or entity with whom CRE8 has negotiated, or to whose attention CRE8 has brought the Property, or who was introduced to Owner by CRE8, provided that the name of such person or entity has been submitted by CRE8 to Owner by delivery of a written list of such names or a written offer to enter into a Transaction, during or within fifteen (15) calendar days after expiration of the Term.  CRE8 shall conclusively be deemed to be the procuring cause of any such Transaction including with any party to a Transaction who may have approached Owner directly or through any other source.  </w:t>
+          <w:rFonts w:ascii="Arial" w:hAnsi="Arial"/>
+        </w:rPr>
+        <w:t xml:space="preserve"> may reasonably request in marketing the Property. </w:t>
       </w:r>
     </w:p>
     <w:p>
@@ -1991,32 +1942,20 @@
           <w:rFonts w:ascii="Arial" w:hAnsi="Arial"/>
           <w:b/>
         </w:rPr>
-        <w:t xml:space="preserve">EXTENSION OF TERM:  </w:t>
-      </w:r>
-      <w:r>
-        <w:rPr>
-          <w:rFonts w:ascii="Arial" w:hAnsi="Arial"/>
-        </w:rPr>
-        <w:t xml:space="preserve">If an agreement or letter of intent for a Transaction involving the Property is fully executed and/or an escrow is opened, and if said agreement or letter of intent or escrow is revoked or otherwise terminated or canceled, the Term of this Agreement shall be extended by the number of calendar days during which the agreement or letter of intent was in effect or escrow was open, whichever is longer.  Such extension </w:t>
-      </w:r>
-      <w:r>
-        <w:rPr>
-          <w:rFonts w:ascii="Arial" w:hAnsi="Arial"/>
-        </w:rPr>
-        <w:lastRenderedPageBreak/>
-        <w:t>shall not exceed the number of days remaining on the Term as of the date the agreement or letter of intent was executed, or escrow was opened, whichever eve</w:t>
-      </w:r>
-      <w:r>
-        <w:rPr>
-          <w:rFonts w:ascii="Arial" w:hAnsi="Arial"/>
-        </w:rPr>
-        <w:t>nt occurred earlier.  T</w:t>
-      </w:r>
-      <w:r>
-        <w:rPr>
-          <w:rFonts w:ascii="Arial" w:hAnsi="Arial"/>
-        </w:rPr>
-        <w:t xml:space="preserve">his Agreement shall expire, in all cases, no later than nine (9) months after the original termination date stated above, unless extended in writing by </w:t>
+        <w:t>OWNER</w:t>
+      </w:r>
+      <w:r>
+        <w:rPr>
+          <w:rFonts w:ascii="Arial" w:hAnsi="Arial"/>
+          <w:b/>
+        </w:rPr>
+        <w:t xml:space="preserve"> DISCLOSURE: </w:t>
+      </w:r>
+      <w:r>
+        <w:rPr>
+          <w:rFonts w:ascii="Arial" w:hAnsi="Arial"/>
+        </w:rPr>
+        <w:t xml:space="preserve"> </w:t>
       </w:r>
       <w:r>
         <w:rPr>
@@ -2028,7 +1967,7 @@
         <w:rPr>
           <w:rFonts w:ascii="Arial" w:hAnsi="Arial"/>
         </w:rPr>
-        <w:t xml:space="preserve"> and </w:t>
+        <w:t xml:space="preserve"> agrees to disclose to </w:t>
       </w:r>
       <w:r>
         <w:rPr>
@@ -2040,7 +1979,85 @@
         <w:rPr>
           <w:rFonts w:ascii="Arial" w:hAnsi="Arial"/>
         </w:rPr>
+        <w:t xml:space="preserve"> and to the parties to a Transaction any and all information in </w:t>
+      </w:r>
+      <w:r>
+        <w:rPr>
+          <w:rFonts w:ascii="Arial" w:hAnsi="Arial"/>
+        </w:rPr>
+        <w:t>Owner</w:t>
+      </w:r>
+      <w:r>
+        <w:rPr>
+          <w:rFonts w:ascii="Arial" w:hAnsi="Arial"/>
+        </w:rPr>
+        <w:t>’s possession or control regarding the condition of the Property including, without limitation, the presence and location of broken or non-functioning systems and components; envir</w:t>
+      </w:r>
+      <w:r>
+        <w:rPr>
+          <w:rFonts w:ascii="Arial" w:hAnsi="Arial"/>
+        </w:rPr>
+        <w:t xml:space="preserve">onmental hazards or substances, including without limitation </w:t>
+      </w:r>
+      <w:r>
+        <w:rPr>
+          <w:rFonts w:ascii="Arial" w:hAnsi="Arial"/>
+        </w:rPr>
+        <w:t>underground storage tanks, asbestos, PCB transformers, lead-based paint or lead-based paint hazards, mold, or other toxic, contaminated, or hazardous substances or condition</w:t>
+      </w:r>
+      <w:r>
+        <w:rPr>
+          <w:rFonts w:ascii="Arial" w:hAnsi="Arial"/>
+        </w:rPr>
+        <w:t>s in, on, or about the Property</w:t>
+      </w:r>
+      <w:r>
+        <w:rPr>
+          <w:rFonts w:ascii="Arial" w:hAnsi="Arial"/>
+        </w:rPr>
+        <w:t>; other hazardous conditions; all matters required for the disclosure of Natural Hazard risks; any structures, systems, or components built or installed without required permits or not in compliance with applicable laws; and other disclosures pursuant to applicable laws.</w:t>
+      </w:r>
+      <w:r>
+        <w:rPr>
+          <w:rFonts w:ascii="Arial" w:hAnsi="Arial"/>
+        </w:rPr>
+        <w:t xml:space="preserve"> </w:t>
+      </w:r>
+      <w:r>
+        <w:rPr>
+          <w:rFonts w:ascii="Arial" w:hAnsi="Arial"/>
+        </w:rPr>
+        <w:t xml:space="preserve"> </w:t>
+      </w:r>
+      <w:r>
+        <w:rPr>
+          <w:rFonts w:ascii="Arial" w:hAnsi="Arial"/>
+        </w:rPr>
+        <w:t>CRE8</w:t>
+      </w:r>
+      <w:r>
+        <w:rPr>
+          <w:rFonts w:ascii="Arial" w:hAnsi="Arial"/>
+        </w:rPr>
+        <w:t xml:space="preserve"> advises parties to a Transaction to consider having inspections performed through appropriate outside professionals to determine whether property complies with applicable laws, whether property contains hazards or conditions which would affect its desirability, and whether property is suitable to a party’s specific needs</w:t>
+      </w:r>
+      <w:r>
+        <w:rPr>
+          <w:rFonts w:ascii="Arial" w:hAnsi="Arial"/>
+        </w:rPr>
+        <w:t xml:space="preserve"> if applicable</w:t>
+      </w:r>
+      <w:r>
+        <w:rPr>
+          <w:rFonts w:ascii="Arial" w:hAnsi="Arial"/>
+        </w:rPr>
         <w:t>.</w:t>
+      </w:r>
+      <w:r>
+        <w:rPr>
+          <w:rFonts w:ascii="Arial" w:hAnsi="Arial"/>
+        </w:rPr>
+        <w:t xml:space="preserve"> </w:t>
       </w:r>
     </w:p>
     <w:p>
@@ -2070,7 +2087,6 @@
         <w:jc w:val="both"/>
         <w:rPr>
           <w:rFonts w:ascii="Arial" w:hAnsi="Arial"/>
-          <w:u w:val="single"/>
         </w:rPr>
       </w:pPr>
     </w:p>
@@ -2090,13 +2106,27 @@
           <w:rFonts w:ascii="Arial" w:hAnsi="Arial"/>
           <w:b/>
         </w:rPr>
-        <w:t>RECORDS, FINANCIAL DATA, AND MARKETING ASSISTANCE:</w:t>
-      </w:r>
-      <w:r>
-        <w:rPr>
-          <w:rFonts w:ascii="Arial" w:hAnsi="Arial"/>
-        </w:rPr>
-        <w:t xml:space="preserve">  </w:t>
+        <w:t xml:space="preserve">INDEMNIFICATION AND LIMITATION OF </w:t>
+      </w:r>
+      <w:r>
+        <w:rPr>
+          <w:rFonts w:ascii="Arial" w:hAnsi="Arial"/>
+          <w:b/>
+        </w:rPr>
+        <w:t>CRE8</w:t>
+      </w:r>
+      <w:r>
+        <w:rPr>
+          <w:rFonts w:ascii="Arial" w:hAnsi="Arial"/>
+          <w:b/>
+        </w:rPr>
+        <w:t xml:space="preserve"> LIABILITY: </w:t>
+      </w:r>
+      <w:r>
+        <w:rPr>
+          <w:rFonts w:ascii="Arial" w:hAnsi="Arial"/>
+        </w:rPr>
+        <w:t xml:space="preserve"> </w:t>
       </w:r>
       <w:r>
         <w:rPr>
@@ -2108,7 +2138,7 @@
         <w:rPr>
           <w:rFonts w:ascii="Arial" w:hAnsi="Arial"/>
         </w:rPr>
-        <w:t xml:space="preserve"> agrees to furnish, to certify as true and correct, and to make available to </w:t>
+        <w:t xml:space="preserve"> agrees to defend, with counsel of </w:t>
       </w:r>
       <w:r>
         <w:rPr>
@@ -2120,7 +2150,7 @@
         <w:rPr>
           <w:rFonts w:ascii="Arial" w:hAnsi="Arial"/>
         </w:rPr>
-        <w:t xml:space="preserve"> and prospective parties to a Transaction all financial data, rent statements, leases, licenses, permits, and other operating records of the Property, and to provide </w:t>
+        <w:t xml:space="preserve">’s choice, indemnify and hold </w:t>
       </w:r>
       <w:r>
         <w:rPr>
@@ -2132,7 +2162,43 @@
         <w:rPr>
           <w:rFonts w:ascii="Arial" w:hAnsi="Arial"/>
         </w:rPr>
-        <w:t xml:space="preserve"> with such assistance as </w:t>
+        <w:t xml:space="preserve"> and its affiliated persons and entities harmless from any and all liability, damages, losses, causes of action, or other claims (including attorneys’ fees and other defense costs) arising from or associated or connected with any incomplete or inaccurate information provided by </w:t>
+      </w:r>
+      <w:r>
+        <w:rPr>
+          <w:rFonts w:ascii="Arial" w:hAnsi="Arial"/>
+        </w:rPr>
+        <w:t>Owner</w:t>
+      </w:r>
+      <w:r>
+        <w:rPr>
+          <w:rFonts w:ascii="Arial" w:hAnsi="Arial"/>
+        </w:rPr>
+        <w:t xml:space="preserve">, or any material information concerning the Property which </w:t>
+      </w:r>
+      <w:r>
+        <w:rPr>
+          <w:rFonts w:ascii="Arial" w:hAnsi="Arial"/>
+        </w:rPr>
+        <w:t>Owner</w:t>
+      </w:r>
+      <w:r>
+        <w:rPr>
+          <w:rFonts w:ascii="Arial" w:hAnsi="Arial"/>
+        </w:rPr>
+        <w:t xml:space="preserve"> fails to disclose.  </w:t>
+      </w:r>
+      <w:r>
+        <w:rPr>
+          <w:rFonts w:ascii="Arial" w:hAnsi="Arial"/>
+        </w:rPr>
+        <w:t>Owner</w:t>
+      </w:r>
+      <w:r>
+        <w:rPr>
+          <w:rFonts w:ascii="Arial" w:hAnsi="Arial"/>
+        </w:rPr>
+        <w:t xml:space="preserve"> further agrees that, except to the extent of </w:t>
       </w:r>
       <w:r>
         <w:rPr>
@@ -2144,7 +2210,623 @@
         <w:rPr>
           <w:rFonts w:ascii="Arial" w:hAnsi="Arial"/>
         </w:rPr>
-        <w:t xml:space="preserve"> may reasonably request in marketing the Property. </w:t>
+        <w:t xml:space="preserve">’s or such affiliated person’s or entity’s gross negligence or willful misconduct, any liability of </w:t>
+      </w:r>
+      <w:r>
+        <w:rPr>
+          <w:rFonts w:ascii="Arial" w:hAnsi="Arial"/>
+        </w:rPr>
+        <w:t>CRE8</w:t>
+      </w:r>
+      <w:r>
+        <w:rPr>
+          <w:rFonts w:ascii="Arial" w:hAnsi="Arial"/>
+        </w:rPr>
+        <w:t xml:space="preserve"> and its affiliated persons and entities arising out of its efforts at marketing of the Property, or its services rendered in the course of any Transaction involving the Property, shall be limited to the greater of $50,000 or the amount of compensation actually received by </w:t>
+      </w:r>
+      <w:r>
+        <w:rPr>
+          <w:rFonts w:ascii="Arial" w:hAnsi="Arial"/>
+        </w:rPr>
+        <w:t>CRE8</w:t>
+      </w:r>
+      <w:r>
+        <w:rPr>
+          <w:rFonts w:ascii="Arial" w:hAnsi="Arial"/>
+        </w:rPr>
+        <w:t xml:space="preserve"> in any Transaction hereunder.</w:t>
+      </w:r>
+    </w:p>
+    <w:p>
+      <w:pPr>
+        <w:tabs>
+          <w:tab w:val="left" w:pos="2304"/>
+          <w:tab w:val="left" w:pos="9540"/>
+        </w:tabs>
+        <w:jc w:val="both"/>
+        <w:rPr>
+          <w:rFonts w:ascii="Arial" w:hAnsi="Arial"/>
+        </w:rPr>
+      </w:pPr>
+    </w:p>
+    <w:p>
+      <w:pPr>
+        <w:numPr>
+          <w:ilvl w:val="0"/>
+          <w:numId w:val="2"/>
+        </w:numPr>
+        <w:jc w:val="both"/>
+        <w:rPr>
+          <w:rFonts w:ascii="Arial" w:hAnsi="Arial"/>
+        </w:rPr>
+      </w:pPr>
+      <w:r>
+        <w:rPr>
+          <w:rFonts w:ascii="Arial" w:hAnsi="Arial"/>
+          <w:b/>
+          <w:bCs/>
+        </w:rPr>
+        <w:t>MEDIATION:</w:t>
+      </w:r>
+      <w:r>
+        <w:rPr>
+          <w:rFonts w:ascii="Arial" w:hAnsi="Arial"/>
+        </w:rPr>
+        <w:t xml:space="preserve">  Any claim or dispute of any kind between </w:t>
+      </w:r>
+      <w:r>
+        <w:rPr>
+          <w:rFonts w:ascii="Arial" w:hAnsi="Arial"/>
+        </w:rPr>
+        <w:t>Owner</w:t>
+      </w:r>
+      <w:r>
+        <w:rPr>
+          <w:rFonts w:ascii="Arial" w:hAnsi="Arial"/>
+        </w:rPr>
+        <w:t xml:space="preserve"> and </w:t>
+      </w:r>
+      <w:r>
+        <w:rPr>
+          <w:rFonts w:ascii="Arial" w:hAnsi="Arial"/>
+        </w:rPr>
+        <w:t>CRE8</w:t>
+      </w:r>
+      <w:r>
+        <w:rPr>
+          <w:rFonts w:ascii="Arial" w:hAnsi="Arial"/>
+        </w:rPr>
+        <w:t xml:space="preserve"> which the parties are unable to resolve between themselves shall be</w:t>
+      </w:r>
+      <w:r>
+        <w:rPr>
+          <w:rFonts w:ascii="Arial" w:hAnsi="Arial"/>
+        </w:rPr>
+        <w:t xml:space="preserve"> submitted to mediation before</w:t>
+      </w:r>
+      <w:r>
+        <w:rPr>
+          <w:rFonts w:ascii="Arial" w:hAnsi="Arial"/>
+        </w:rPr>
+        <w:t xml:space="preserve"> commencing an arbitration (if applicable) or lawsuit.  </w:t>
+      </w:r>
+      <w:r>
+        <w:rPr>
+          <w:rFonts w:ascii="Arial" w:hAnsi="Arial"/>
+        </w:rPr>
+        <w:lastRenderedPageBreak/>
+        <w:t xml:space="preserve">If </w:t>
+      </w:r>
+      <w:r>
+        <w:rPr>
+          <w:rFonts w:ascii="Arial" w:hAnsi="Arial"/>
+        </w:rPr>
+        <w:t>Owner</w:t>
+      </w:r>
+      <w:r>
+        <w:rPr>
+          <w:rFonts w:ascii="Arial" w:hAnsi="Arial"/>
+        </w:rPr>
+        <w:t xml:space="preserve"> or </w:t>
+      </w:r>
+      <w:r>
+        <w:rPr>
+          <w:rFonts w:ascii="Arial" w:hAnsi="Arial"/>
+        </w:rPr>
+        <w:t>CRE8</w:t>
+      </w:r>
+      <w:r>
+        <w:rPr>
+          <w:rFonts w:ascii="Arial" w:hAnsi="Arial"/>
+        </w:rPr>
+        <w:t xml:space="preserve"> commences an arbitration (if applicable) or lawsuit without first seeking to resolve the claim or dispute through mediation, then if such party is successful in the arbitration (if applicable) or lawsuit, such party shall not be entitled to recover its attorneys’ fees even if otherwise available to such party.</w:t>
+      </w:r>
+    </w:p>
+    <w:p>
+      <w:pPr>
+        <w:tabs>
+          <w:tab w:val="left" w:pos="2304"/>
+          <w:tab w:val="left" w:pos="9540"/>
+        </w:tabs>
+        <w:jc w:val="both"/>
+        <w:rPr>
+          <w:rFonts w:ascii="Arial" w:hAnsi="Arial"/>
+        </w:rPr>
+      </w:pPr>
+    </w:p>
+    <w:p>
+      <w:pPr>
+        <w:numPr>
+          <w:ilvl w:val="0"/>
+          <w:numId w:val="2"/>
+        </w:numPr>
+        <w:jc w:val="both"/>
+        <w:rPr>
+          <w:rFonts w:ascii="Arial" w:hAnsi="Arial"/>
+          <w:b/>
+          <w:bCs/>
+        </w:rPr>
+      </w:pPr>
+      <w:r>
+        <w:rPr>
+          <w:rFonts w:ascii="Arial" w:hAnsi="Arial"/>
+          <w:b/>
+          <w:bCs/>
+        </w:rPr>
+        <w:t xml:space="preserve">ARBITRATION OF DISPUTES:  ANY DISPUTE OR CLAIM BETWEEN </w:t>
+      </w:r>
+      <w:r>
+        <w:rPr>
+          <w:rFonts w:ascii="Arial" w:hAnsi="Arial"/>
+          <w:b/>
+          <w:bCs/>
+        </w:rPr>
+        <w:t>OWNER</w:t>
+      </w:r>
+      <w:r>
+        <w:rPr>
+          <w:rFonts w:ascii="Arial" w:hAnsi="Arial"/>
+          <w:b/>
+          <w:bCs/>
+        </w:rPr>
+        <w:t xml:space="preserve"> AND </w:t>
+      </w:r>
+      <w:r>
+        <w:rPr>
+          <w:rFonts w:ascii="Arial" w:hAnsi="Arial"/>
+          <w:b/>
+          <w:bCs/>
+        </w:rPr>
+        <w:t>CRE8</w:t>
+      </w:r>
+      <w:r>
+        <w:rPr>
+          <w:rFonts w:ascii="Arial" w:hAnsi="Arial"/>
+          <w:b/>
+          <w:bCs/>
+        </w:rPr>
+        <w:t xml:space="preserve">, INCLUDING THOSE INVOLVING </w:t>
+      </w:r>
+      <w:r>
+        <w:rPr>
+          <w:rFonts w:ascii="Arial" w:hAnsi="Arial"/>
+          <w:b/>
+          <w:bCs/>
+        </w:rPr>
+        <w:t>CRE8</w:t>
+      </w:r>
+      <w:r>
+        <w:rPr>
+          <w:rFonts w:ascii="Arial" w:hAnsi="Arial"/>
+          <w:b/>
+          <w:bCs/>
+        </w:rPr>
+        <w:t xml:space="preserve">’S AGENTS OR SALESPERSONS, ARISING FROM THIS AGREEMENT OR THE TRANSACTIONS CONTEMPLATED HEREIN, SHALL BE SETTLED BY BINDING ARBITRATION PURSUANT TO ARS 12-1501, ET SEQ., UNDER THE COMMERCIAL ARBITRATION RULES OF THE AMERICAN ARBITRATION ASSOCIATION.  JUDGMENT ON THE AWARD RENDERED BY THE ARBITRATOR(S) MAY BE ENTERED IN ANY COURT HAVING JURISDICTION.  FILING A COURT ACTION TO OBTAIN PROVISIONAL REMEDIES SHALL NOT CONSTITUTE A WAIVER OF THIS PROVISION. </w:t>
+      </w:r>
+    </w:p>
+    <w:p>
+      <w:pPr>
+        <w:tabs>
+          <w:tab w:val="left" w:pos="2304"/>
+          <w:tab w:val="left" w:pos="9540"/>
+        </w:tabs>
+        <w:jc w:val="both"/>
+        <w:rPr>
+          <w:rFonts w:ascii="Arial" w:hAnsi="Arial"/>
+          <w:b/>
+          <w:bCs/>
+        </w:rPr>
+      </w:pPr>
+    </w:p>
+    <w:p>
+      <w:pPr>
+        <w:tabs>
+          <w:tab w:val="left" w:pos="2304"/>
+          <w:tab w:val="left" w:pos="9540"/>
+        </w:tabs>
+        <w:ind w:left="360"/>
+        <w:jc w:val="both"/>
+        <w:rPr>
+          <w:rFonts w:ascii="Arial" w:hAnsi="Arial" w:cs="Courier New"/>
+        </w:rPr>
+      </w:pPr>
+      <w:r>
+        <w:rPr>
+          <w:rFonts w:ascii="Arial" w:hAnsi="Arial"/>
+          <w:b/>
+          <w:bCs/>
+        </w:rPr>
+        <w:t xml:space="preserve">THE ARBITRATOR(S) SHALL BE A RETIRED JUDGE OR AN ATTORNEY WITH AT LEAST TEN (10) YEARS OF COMMERCIAL REAL ESTATE LAW EXPERIENCE.  THE ARBITRATION SHALL BE DECIDED IN ACCORDANCE WITH SUBSTANTIVE LAW.  THE PARTIES SHALL HAVE THE RIGHT TO </w:t>
+      </w:r>
+      <w:r>
+        <w:rPr>
+          <w:rFonts w:ascii="Arial" w:hAnsi="Arial"/>
+          <w:b/>
+          <w:bCs/>
+        </w:rPr>
+        <w:t xml:space="preserve">CONDUCT DISCOVERY </w:t>
+      </w:r>
+      <w:r>
+        <w:rPr>
+          <w:rFonts w:ascii="Arial" w:hAnsi="Arial"/>
+          <w:b/>
+          <w:bCs/>
+        </w:rPr>
+        <w:t>TO THE SA</w:t>
+      </w:r>
+      <w:r>
+        <w:rPr>
+          <w:rFonts w:ascii="Arial" w:hAnsi="Arial"/>
+          <w:b/>
+          <w:bCs/>
+        </w:rPr>
+        <w:t>ME EXTENT AS IN A CIVIL ACTION.</w:t>
+      </w:r>
+    </w:p>
+    <w:p>
+      <w:pPr>
+        <w:tabs>
+          <w:tab w:val="left" w:pos="2304"/>
+          <w:tab w:val="left" w:pos="9540"/>
+        </w:tabs>
+        <w:ind w:left="360"/>
+        <w:jc w:val="both"/>
+        <w:rPr>
+          <w:rFonts w:ascii="Arial" w:hAnsi="Arial"/>
+          <w:b/>
+          <w:bCs/>
+        </w:rPr>
+      </w:pPr>
+    </w:p>
+    <w:p>
+      <w:pPr>
+        <w:tabs>
+          <w:tab w:val="left" w:pos="2304"/>
+          <w:tab w:val="left" w:pos="9540"/>
+        </w:tabs>
+        <w:ind w:left="360"/>
+        <w:jc w:val="both"/>
+        <w:rPr>
+          <w:rFonts w:ascii="Arial" w:hAnsi="Arial"/>
+          <w:b/>
+          <w:bCs/>
+        </w:rPr>
+      </w:pPr>
+      <w:r>
+        <w:rPr>
+          <w:rFonts w:ascii="Arial" w:hAnsi="Arial"/>
+          <w:b/>
+          <w:bCs/>
+        </w:rPr>
+        <w:t>NOTICE:  BY INITIALING IN THE SPACE BELOW YOU ARE AGREEING TO HAVE ANY DISPUTE ARISING OUT OF THE MATTERS INCLUDED IN THE “ARBITRATION OF DISPUTES” PROVISION DECIDED BY NEUTRAL ARBITRATION AS PROVIDED BY A</w:t>
+      </w:r>
+      <w:r>
+        <w:rPr>
+          <w:rFonts w:ascii="Arial" w:hAnsi="Arial"/>
+          <w:b/>
+          <w:bCs/>
+        </w:rPr>
+        <w:t>RIZONA LAW AND YOU ARE WAIVING AND RELINQUISHING</w:t>
+      </w:r>
+      <w:r>
+        <w:rPr>
+          <w:rFonts w:ascii="Arial" w:hAnsi="Arial"/>
+          <w:b/>
+          <w:bCs/>
+        </w:rPr>
+        <w:t xml:space="preserve"> ANY RIGHTS YOU MIGHT POSSESS TO HAVE THE DISPUTE LI</w:t>
+      </w:r>
+      <w:r>
+        <w:rPr>
+          <w:rFonts w:ascii="Arial" w:hAnsi="Arial"/>
+          <w:b/>
+          <w:bCs/>
+        </w:rPr>
+        <w:t>TIGATED IN A COURT BEFORE A JURY</w:t>
+      </w:r>
+      <w:r>
+        <w:rPr>
+          <w:rFonts w:ascii="Arial" w:hAnsi="Arial"/>
+          <w:b/>
+          <w:bCs/>
+        </w:rPr>
+        <w:t xml:space="preserve">.  BY INITIALING IN THE SPACE BELOW YOU ARE GIVING UP YOUR JUDICIAL RIGHTS TO DISCOVERY AND APPEAL, UNLESS THOSE RIGHTS ARE SPECIFICALLY INCLUDED IN THE “ARBITRATION OF DISPUTES” PROVISION.  IF YOU REFUSE TO SUBMIT TO ARBITRATION AFTER AGREEING TO THIS PROVISION, YOU MAY BE COMPELLED TO ARBITRATE BY LAW.  </w:t>
+      </w:r>
+      <w:r>
+        <w:rPr>
+          <w:rFonts w:ascii="Arial" w:hAnsi="Arial"/>
+          <w:b/>
+          <w:bCs/>
+        </w:rPr>
+        <w:t xml:space="preserve">BY INITIALING IN THE SPACE BELOW, YOU ARE ACKNOWLEDGING THAT </w:t>
+      </w:r>
+      <w:r>
+        <w:rPr>
+          <w:rFonts w:ascii="Arial" w:hAnsi="Arial"/>
+          <w:b/>
+          <w:bCs/>
+        </w:rPr>
+        <w:t xml:space="preserve">YOUR AGREEMENT TO THIS ARBITRATION PROVISION IS VOLUNTARY.  </w:t>
+      </w:r>
+    </w:p>
+    <w:p>
+      <w:pPr>
+        <w:tabs>
+          <w:tab w:val="left" w:pos="2304"/>
+          <w:tab w:val="left" w:pos="9540"/>
+        </w:tabs>
+        <w:ind w:left="360"/>
+        <w:jc w:val="both"/>
+        <w:rPr>
+          <w:rFonts w:ascii="Arial" w:hAnsi="Arial"/>
+          <w:b/>
+          <w:bCs/>
+        </w:rPr>
+      </w:pPr>
+    </w:p>
+    <w:p>
+      <w:pPr>
+        <w:tabs>
+          <w:tab w:val="left" w:pos="2304"/>
+          <w:tab w:val="left" w:pos="9540"/>
+        </w:tabs>
+        <w:ind w:left="360"/>
+        <w:jc w:val="both"/>
+        <w:rPr>
+          <w:rFonts w:ascii="Arial" w:hAnsi="Arial"/>
+          <w:b/>
+          <w:bCs/>
+        </w:rPr>
+      </w:pPr>
+      <w:r>
+        <w:rPr>
+          <w:rFonts w:ascii="Arial" w:hAnsi="Arial"/>
+          <w:b/>
+          <w:bCs/>
+        </w:rPr>
+        <w:t>WE HAVE READ AND UNDERSTAND THE FOREGOING AND AGREE TO SUBMIT DISPUTES ARISING OUT OF THE MATTERS INCLUDED IN THE “ARBITRATION OF DISPUTES” PROVISION TO NEUTRAL ARBITRATION.</w:t>
+      </w:r>
+    </w:p>
+    <w:p>
+      <w:pPr>
+        <w:tabs>
+          <w:tab w:val="left" w:pos="2304"/>
+          <w:tab w:val="left" w:pos="9540"/>
+        </w:tabs>
+        <w:jc w:val="both"/>
+        <w:rPr>
+          <w:rFonts w:ascii="Arial" w:hAnsi="Arial"/>
+          <w:u w:val="single"/>
+        </w:rPr>
+      </w:pPr>
+    </w:p>
+    <w:p>
+      <w:pPr>
+        <w:pStyle w:val="BodyText"/>
+        <w:ind w:left="2160"/>
+        <w:rPr>
+          <w:rFonts w:ascii="Arial" w:hAnsi="Arial"/>
+          <w:b/>
+          <w:bCs/>
+        </w:rPr>
+      </w:pPr>
+      <w:r>
+        <w:rPr>
+          <w:rFonts w:ascii="Arial" w:hAnsi="Arial"/>
+          <w:b/>
+          <w:bCs/>
+        </w:rPr>
+        <w:t>Owner</w:t>
+      </w:r>
+      <w:r>
+        <w:rPr>
+          <w:rFonts w:ascii="Arial" w:hAnsi="Arial"/>
+          <w:b/>
+          <w:bCs/>
+        </w:rPr>
+        <w:t>’s Initials __________</w:t>
+      </w:r>
+      <w:r>
+        <w:rPr>
+          <w:rFonts w:ascii="Arial" w:hAnsi="Arial"/>
+          <w:b/>
+          <w:bCs/>
+        </w:rPr>
+        <w:tab/>
+      </w:r>
+      <w:r>
+        <w:rPr>
+          <w:rFonts w:ascii="Arial" w:hAnsi="Arial"/>
+          <w:b/>
+          <w:bCs/>
+        </w:rPr>
+        <w:tab/>
+      </w:r>
+      <w:r>
+        <w:rPr>
+          <w:rFonts w:ascii="Arial" w:hAnsi="Arial"/>
+          <w:b/>
+          <w:bCs/>
+        </w:rPr>
+        <w:t>CRE8</w:t>
+      </w:r>
+      <w:r>
+        <w:rPr>
+          <w:rFonts w:ascii="Arial" w:hAnsi="Arial"/>
+          <w:b/>
+          <w:bCs/>
+        </w:rPr>
+        <w:t xml:space="preserve"> Initials ___________</w:t>
+      </w:r>
+    </w:p>
+    <w:p>
+      <w:pPr>
+        <w:pStyle w:val="BodyText"/>
+        <w:ind w:left="2160"/>
+        <w:rPr>
+          <w:rFonts w:ascii="Arial" w:hAnsi="Arial"/>
+          <w:b/>
+          <w:bCs/>
+        </w:rPr>
+      </w:pPr>
+    </w:p>
+    <w:p>
+      <w:pPr>
+        <w:pStyle w:val="BodyText"/>
+        <w:ind w:left="2160"/>
+        <w:rPr>
+          <w:rFonts w:ascii="Arial" w:hAnsi="Arial"/>
+          <w:b/>
+          <w:bCs/>
+        </w:rPr>
+      </w:pPr>
+      <w:r>
+        <w:rPr>
+          <w:rFonts w:ascii="Arial" w:hAnsi="Arial"/>
+          <w:b/>
+          <w:bCs/>
+        </w:rPr>
+        <w:t>Owner</w:t>
+      </w:r>
+      <w:r>
+        <w:rPr>
+          <w:rFonts w:ascii="Arial" w:hAnsi="Arial"/>
+          <w:b/>
+          <w:bCs/>
+        </w:rPr>
+        <w:t>’s Initials __________</w:t>
+      </w:r>
+      <w:r>
+        <w:rPr>
+          <w:rFonts w:ascii="Arial" w:hAnsi="Arial"/>
+          <w:b/>
+          <w:bCs/>
+        </w:rPr>
+        <w:tab/>
+      </w:r>
+      <w:r>
+        <w:rPr>
+          <w:rFonts w:ascii="Arial" w:hAnsi="Arial"/>
+          <w:b/>
+          <w:bCs/>
+        </w:rPr>
+        <w:tab/>
+      </w:r>
+      <w:r>
+        <w:rPr>
+          <w:rFonts w:ascii="Arial" w:hAnsi="Arial"/>
+          <w:b/>
+          <w:bCs/>
+        </w:rPr>
+        <w:t>CRE8</w:t>
+      </w:r>
+      <w:r>
+        <w:rPr>
+          <w:rFonts w:ascii="Arial" w:hAnsi="Arial"/>
+          <w:b/>
+          <w:bCs/>
+        </w:rPr>
+        <w:t xml:space="preserve"> Initials ___________ </w:t>
+      </w:r>
+    </w:p>
+    <w:p>
+      <w:pPr>
+        <w:pStyle w:val="BodyText"/>
+        <w:ind w:left="360"/>
+        <w:rPr>
+          <w:rFonts w:ascii="Arial" w:hAnsi="Arial"/>
+          <w:b/>
+          <w:bCs/>
+        </w:rPr>
+      </w:pPr>
+    </w:p>
+    <w:p>
+      <w:pPr>
+        <w:numPr>
+          <w:ilvl w:val="0"/>
+          <w:numId w:val="2"/>
+        </w:numPr>
+        <w:jc w:val="both"/>
+        <w:rPr>
+          <w:rFonts w:ascii="Arial" w:hAnsi="Arial"/>
+        </w:rPr>
+      </w:pPr>
+      <w:r>
+        <w:rPr>
+          <w:rFonts w:ascii="Arial" w:hAnsi="Arial"/>
+          <w:b/>
+          <w:bCs/>
+        </w:rPr>
+        <w:t>WAIVER OF JURY TRIAL:</w:t>
+      </w:r>
+      <w:r>
+        <w:rPr>
+          <w:rFonts w:ascii="Arial" w:hAnsi="Arial"/>
+        </w:rPr>
+        <w:t xml:space="preserve">  ANY COURT ACTION ARISING FROM THIS AGREEMENT OR ANY RESULTING TRANSACTION SHALL BE HELD AND DETERMINED BEFORE THE APPROPRIATE COURT WITHOUT A JURY</w:t>
+      </w:r>
+      <w:r>
+        <w:rPr>
+          <w:rFonts w:ascii="Arial" w:hAnsi="Arial"/>
+        </w:rPr>
+        <w:t>.</w:t>
+      </w:r>
+    </w:p>
+    <w:p>
+      <w:pPr>
+        <w:tabs>
+          <w:tab w:val="left" w:pos="2304"/>
+          <w:tab w:val="left" w:pos="9540"/>
+        </w:tabs>
+        <w:jc w:val="both"/>
+        <w:rPr>
+          <w:rFonts w:ascii="Arial" w:hAnsi="Arial"/>
+        </w:rPr>
+      </w:pPr>
+    </w:p>
+    <w:p>
+      <w:pPr>
+        <w:numPr>
+          <w:ilvl w:val="0"/>
+          <w:numId w:val="2"/>
+        </w:numPr>
+        <w:jc w:val="both"/>
+        <w:rPr>
+          <w:rFonts w:ascii="Arial" w:hAnsi="Arial"/>
+        </w:rPr>
+      </w:pPr>
+      <w:r>
+        <w:rPr>
+          <w:rFonts w:ascii="Arial" w:hAnsi="Arial"/>
+          <w:b/>
+        </w:rPr>
+        <w:t xml:space="preserve">ATTORNEYS’ FEES: </w:t>
+      </w:r>
+      <w:r>
+        <w:rPr>
+          <w:rFonts w:ascii="Arial" w:hAnsi="Arial"/>
+        </w:rPr>
+        <w:t xml:space="preserve"> In any litigation, arbitration, or other legal proceeding which may arise between the parties, the prevailing party shall be entitled to recover its reasonable attorneys’ fees and costs, including costs of arbitration, in addition to any other relief to which such party may be entitled. </w:t>
       </w:r>
     </w:p>
     <w:p>
@@ -2193,104 +2875,19 @@
           <w:rFonts w:ascii="Arial" w:hAnsi="Arial"/>
           <w:b/>
         </w:rPr>
-        <w:t>OWNER</w:t>
-      </w:r>
-      <w:r>
-        <w:rPr>
-          <w:rFonts w:ascii="Arial" w:hAnsi="Arial"/>
-          <w:b/>
-        </w:rPr>
-        <w:t xml:space="preserve"> DISCLOSURE: </w:t>
-      </w:r>
-      <w:r>
-        <w:rPr>
-          <w:rFonts w:ascii="Arial" w:hAnsi="Arial"/>
-        </w:rPr>
-        <w:t xml:space="preserve"> </w:t>
-      </w:r>
-      <w:r>
-        <w:rPr>
-          <w:rFonts w:ascii="Arial" w:hAnsi="Arial"/>
-        </w:rPr>
-        <w:t>Owner</w:t>
-      </w:r>
-      <w:r>
-        <w:rPr>
-          <w:rFonts w:ascii="Arial" w:hAnsi="Arial"/>
-        </w:rPr>
-        <w:t xml:space="preserve"> agrees to disclose to </w:t>
-      </w:r>
-      <w:r>
-        <w:rPr>
-          <w:rFonts w:ascii="Arial" w:hAnsi="Arial"/>
-        </w:rPr>
-        <w:t>CRE8</w:t>
-      </w:r>
-      <w:r>
-        <w:rPr>
-          <w:rFonts w:ascii="Arial" w:hAnsi="Arial"/>
-        </w:rPr>
-        <w:t xml:space="preserve"> and to the parties to a Transaction any and all information in </w:t>
-      </w:r>
-      <w:r>
-        <w:rPr>
-          <w:rFonts w:ascii="Arial" w:hAnsi="Arial"/>
-        </w:rPr>
-        <w:t>Owner</w:t>
-      </w:r>
-      <w:r>
-        <w:rPr>
-          <w:rFonts w:ascii="Arial" w:hAnsi="Arial"/>
-        </w:rPr>
-        <w:t>’s possession or control regarding the condition of the Property including, without limitation, the presence and location of broken or non-functioning systems and components; envir</w:t>
-      </w:r>
-      <w:r>
-        <w:rPr>
-          <w:rFonts w:ascii="Arial" w:hAnsi="Arial"/>
-        </w:rPr>
-        <w:t xml:space="preserve">onmental hazards or substances, including without limitation </w:t>
-      </w:r>
-      <w:r>
-        <w:rPr>
-          <w:rFonts w:ascii="Arial" w:hAnsi="Arial"/>
-        </w:rPr>
-        <w:t>underground storage tanks, asbestos, PCB transformers, lead-based paint or lead-based paint hazards, mold, or other toxic, contaminated, or hazardous substances or condition</w:t>
-      </w:r>
-      <w:r>
-        <w:rPr>
-          <w:rFonts w:ascii="Arial" w:hAnsi="Arial"/>
-        </w:rPr>
-        <w:t>s in, on, or about the Property</w:t>
-      </w:r>
-      <w:r>
-        <w:rPr>
-          <w:rFonts w:ascii="Arial" w:hAnsi="Arial"/>
-        </w:rPr>
-        <w:t>; other hazardous conditions; all matters required for the disclosure of Natural Hazard risks; any structures, systems, or components built or installed without required permits or not in compliance with applicable laws; and other disclosures pursuant to applicable laws.</w:t>
-      </w:r>
-      <w:r>
-        <w:rPr>
-          <w:rFonts w:ascii="Arial" w:hAnsi="Arial"/>
-        </w:rPr>
-        <w:t xml:space="preserve"> </w:t>
-      </w:r>
-      <w:r>
-        <w:rPr>
-          <w:rFonts w:ascii="Arial" w:hAnsi="Arial"/>
-        </w:rPr>
-        <w:t xml:space="preserve"> </w:t>
-      </w:r>
-      <w:r>
-        <w:rPr>
-          <w:rFonts w:ascii="Arial" w:hAnsi="Arial"/>
-        </w:rPr>
-        <w:t>CRE8</w:t>
-      </w:r>
-      <w:r>
-        <w:rPr>
-          <w:rFonts w:ascii="Arial" w:hAnsi="Arial"/>
-        </w:rPr>
-        <w:t xml:space="preserve"> advises parties to a Transaction to consider having inspections performed through appropriate outside professionals to determine whether property complies with applicable laws, whether property contains hazards or conditions which would affect its desirability, and whether property is suitable to a party’s specific needs.</w:t>
+        <w:t xml:space="preserve">GOVERNING LAW, JURISDICTION:  </w:t>
+      </w:r>
+      <w:r>
+        <w:rPr>
+          <w:rFonts w:ascii="Arial" w:hAnsi="Arial"/>
+        </w:rPr>
+        <w:t>Except as stated in Section 11 herein, t</w:t>
+      </w:r>
+      <w:r>
+        <w:rPr>
+          <w:rFonts w:ascii="Arial" w:hAnsi="Arial"/>
+        </w:rPr>
+        <w:t>his Agreement shall be governed by and construed in accordance with the laws of the State of Arizona.  Any arbitration, action, or proceeding arising out of this Agreement shall be maintained exclusively in Maricopa County, Arizona.</w:t>
       </w:r>
     </w:p>
     <w:p>
@@ -2339,729 +2936,80 @@
           <w:rFonts w:ascii="Arial" w:hAnsi="Arial"/>
           <w:b/>
         </w:rPr>
-        <w:t xml:space="preserve">INDEMNIFICATION AND LIMITATION OF </w:t>
-      </w:r>
-      <w:r>
-        <w:rPr>
-          <w:rFonts w:ascii="Arial" w:hAnsi="Arial"/>
-          <w:b/>
+        <w:t xml:space="preserve">FIRPTA DISCLOSURE, TAX COMPLIANCE: </w:t>
+      </w:r>
+      <w:r>
+        <w:rPr>
+          <w:rFonts w:ascii="Arial" w:hAnsi="Arial"/>
+        </w:rPr>
+        <w:t xml:space="preserve"> </w:t>
+      </w:r>
+      <w:r>
+        <w:rPr>
+          <w:rFonts w:ascii="Arial" w:hAnsi="Arial"/>
+        </w:rPr>
+        <w:t>Owner</w:t>
+      </w:r>
+      <w:r>
+        <w:rPr>
+          <w:rFonts w:ascii="Arial" w:hAnsi="Arial"/>
+        </w:rPr>
+        <w:t xml:space="preserve"> represents that it is the owner of the Property and that, except as may be set forth in an addendum attached hereto, no person or entity who has an ownership interest in the Property is a foreign person as defined in the Foreign Investment in Real Property Tax Act (FIRPTA).  </w:t>
+      </w:r>
+      <w:r>
+        <w:rPr>
+          <w:rFonts w:ascii="Arial" w:hAnsi="Arial"/>
+        </w:rPr>
+        <w:t>Owner</w:t>
+      </w:r>
+      <w:r>
+        <w:rPr>
+          <w:rFonts w:ascii="Arial" w:hAnsi="Arial"/>
+        </w:rPr>
+        <w:t xml:space="preserve"> agrees to execute any document required to comply with FIRPTA and with state withholding laws, and understands that if such documentation and compliance are not provided or exemptions are not satisfied, withholding of taxes will be performed by the escrow holder as required by law.  </w:t>
+      </w:r>
+      <w:r>
+        <w:rPr>
+          <w:rFonts w:ascii="Arial" w:hAnsi="Arial"/>
+        </w:rPr>
+        <w:t>Owner</w:t>
+      </w:r>
+      <w:r>
+        <w:rPr>
+          <w:rFonts w:ascii="Arial" w:hAnsi="Arial"/>
+        </w:rPr>
+        <w:t xml:space="preserve"> is advised to obtain </w:t>
+      </w:r>
+      <w:r>
+        <w:rPr>
+          <w:rFonts w:ascii="Arial" w:hAnsi="Arial"/>
+        </w:rPr>
+        <w:lastRenderedPageBreak/>
+        <w:t xml:space="preserve">appropriate tax advice from </w:t>
+      </w:r>
+      <w:r>
+        <w:rPr>
+          <w:rFonts w:ascii="Arial" w:hAnsi="Arial"/>
+        </w:rPr>
+        <w:t>Owner</w:t>
+      </w:r>
+      <w:r>
+        <w:rPr>
+          <w:rFonts w:ascii="Arial" w:hAnsi="Arial"/>
+        </w:rPr>
+        <w:t xml:space="preserve">’s accountant, attorney, or other advisors, and acknowledges that </w:t>
+      </w:r>
+      <w:r>
+        <w:rPr>
+          <w:rFonts w:ascii="Arial" w:hAnsi="Arial"/>
         </w:rPr>
         <w:t>CRE8</w:t>
       </w:r>
       <w:r>
         <w:rPr>
           <w:rFonts w:ascii="Arial" w:hAnsi="Arial"/>
-          <w:b/>
-        </w:rPr>
-        <w:t xml:space="preserve"> LIABILITY: </w:t>
-      </w:r>
-      <w:r>
-        <w:rPr>
-          <w:rFonts w:ascii="Arial" w:hAnsi="Arial"/>
-        </w:rPr>
-        <w:t xml:space="preserve"> </w:t>
-      </w:r>
-      <w:r>
-        <w:rPr>
-          <w:rFonts w:ascii="Arial" w:hAnsi="Arial"/>
-        </w:rPr>
-        <w:t>Owner</w:t>
-      </w:r>
-      <w:r>
-        <w:rPr>
-          <w:rFonts w:ascii="Arial" w:hAnsi="Arial"/>
-        </w:rPr>
-        <w:t xml:space="preserve"> agrees to defend, with counsel of </w:t>
-      </w:r>
-      <w:r>
-        <w:rPr>
-          <w:rFonts w:ascii="Arial" w:hAnsi="Arial"/>
-        </w:rPr>
-        <w:t>CRE8</w:t>
-      </w:r>
-      <w:r>
-        <w:rPr>
-          <w:rFonts w:ascii="Arial" w:hAnsi="Arial"/>
-        </w:rPr>
-        <w:t xml:space="preserve">’s choice, indemnify and hold </w:t>
-      </w:r>
-      <w:r>
-        <w:rPr>
-          <w:rFonts w:ascii="Arial" w:hAnsi="Arial"/>
-        </w:rPr>
-        <w:t>CRE8</w:t>
-      </w:r>
-      <w:r>
-        <w:rPr>
-          <w:rFonts w:ascii="Arial" w:hAnsi="Arial"/>
-        </w:rPr>
-        <w:t xml:space="preserve"> and its affiliated persons and entities harmless from any and all liability, damages, losses, causes of action, or other claims (including attorneys’ fees and other defense costs) arising from or associated or connected with any incomplete or inaccurate information provided by </w:t>
-      </w:r>
-      <w:r>
-        <w:rPr>
-          <w:rFonts w:ascii="Arial" w:hAnsi="Arial"/>
-        </w:rPr>
-        <w:t>Owner</w:t>
-      </w:r>
-      <w:r>
-        <w:rPr>
-          <w:rFonts w:ascii="Arial" w:hAnsi="Arial"/>
-        </w:rPr>
-        <w:t xml:space="preserve">, or any material information concerning the Property which </w:t>
-      </w:r>
-      <w:r>
-        <w:rPr>
-          <w:rFonts w:ascii="Arial" w:hAnsi="Arial"/>
-        </w:rPr>
-        <w:t>Owner</w:t>
-      </w:r>
-      <w:r>
-        <w:rPr>
-          <w:rFonts w:ascii="Arial" w:hAnsi="Arial"/>
-        </w:rPr>
-        <w:t xml:space="preserve"> fails to disclose.  </w:t>
-      </w:r>
-      <w:r>
-        <w:rPr>
-          <w:rFonts w:ascii="Arial" w:hAnsi="Arial"/>
-        </w:rPr>
-        <w:t>Owner</w:t>
-      </w:r>
-      <w:r>
-        <w:rPr>
-          <w:rFonts w:ascii="Arial" w:hAnsi="Arial"/>
-        </w:rPr>
-        <w:t xml:space="preserve"> further agrees that, except to the extent of </w:t>
-      </w:r>
-      <w:r>
-        <w:rPr>
-          <w:rFonts w:ascii="Arial" w:hAnsi="Arial"/>
-        </w:rPr>
-        <w:t>CRE8</w:t>
-      </w:r>
-      <w:r>
-        <w:rPr>
-          <w:rFonts w:ascii="Arial" w:hAnsi="Arial"/>
-        </w:rPr>
-        <w:t xml:space="preserve">’s or such affiliated person’s or entity’s gross negligence or willful misconduct, any liability of </w:t>
-      </w:r>
-      <w:r>
-        <w:rPr>
-          <w:rFonts w:ascii="Arial" w:hAnsi="Arial"/>
-        </w:rPr>
-        <w:t>CRE8</w:t>
-      </w:r>
-      <w:r>
-        <w:rPr>
-          <w:rFonts w:ascii="Arial" w:hAnsi="Arial"/>
-        </w:rPr>
-        <w:t xml:space="preserve"> and its affiliated persons and entities arising out of its efforts at marketing of the Property, or its services rendered in the course of any Transaction involving the Property, shall be limited to the greater of $50,000 or the amount of compensation actually received by </w:t>
-      </w:r>
-      <w:r>
-        <w:rPr>
-          <w:rFonts w:ascii="Arial" w:hAnsi="Arial"/>
-        </w:rPr>
-        <w:t>CRE8</w:t>
-      </w:r>
-      <w:r>
-        <w:rPr>
-          <w:rFonts w:ascii="Arial" w:hAnsi="Arial"/>
-        </w:rPr>
-        <w:t xml:space="preserve"> in any Transaction hereunder.</w:t>
-      </w:r>
-    </w:p>
-    <w:p>
-      <w:pPr>
-        <w:tabs>
-          <w:tab w:val="left" w:pos="2304"/>
-          <w:tab w:val="left" w:pos="9540"/>
-        </w:tabs>
-        <w:jc w:val="both"/>
-        <w:rPr>
-          <w:rFonts w:ascii="Arial" w:hAnsi="Arial"/>
-        </w:rPr>
-      </w:pPr>
-    </w:p>
-    <w:p>
-      <w:pPr>
-        <w:numPr>
-          <w:ilvl w:val="0"/>
-          <w:numId w:val="2"/>
-        </w:numPr>
-        <w:jc w:val="both"/>
-        <w:rPr>
-          <w:rFonts w:ascii="Arial" w:hAnsi="Arial"/>
-        </w:rPr>
-      </w:pPr>
-      <w:r>
-        <w:rPr>
-          <w:rFonts w:ascii="Arial" w:hAnsi="Arial"/>
-          <w:b/>
-          <w:bCs/>
-        </w:rPr>
-        <w:t>MEDIATION:</w:t>
-      </w:r>
-      <w:r>
-        <w:rPr>
-          <w:rFonts w:ascii="Arial" w:hAnsi="Arial"/>
-        </w:rPr>
-        <w:t xml:space="preserve">  Any claim or dispute of any kind between </w:t>
-      </w:r>
-      <w:r>
-        <w:rPr>
-          <w:rFonts w:ascii="Arial" w:hAnsi="Arial"/>
-        </w:rPr>
-        <w:t>Owner</w:t>
-      </w:r>
-      <w:r>
-        <w:rPr>
-          <w:rFonts w:ascii="Arial" w:hAnsi="Arial"/>
-        </w:rPr>
-        <w:t xml:space="preserve"> and </w:t>
-      </w:r>
-      <w:r>
-        <w:rPr>
-          <w:rFonts w:ascii="Arial" w:hAnsi="Arial"/>
-        </w:rPr>
-        <w:t>CRE8</w:t>
-      </w:r>
-      <w:r>
-        <w:rPr>
-          <w:rFonts w:ascii="Arial" w:hAnsi="Arial"/>
-        </w:rPr>
-        <w:t xml:space="preserve"> which the parties are unable to resolve between themselves shall be</w:t>
-      </w:r>
-      <w:r>
-        <w:rPr>
-          <w:rFonts w:ascii="Arial" w:hAnsi="Arial"/>
-        </w:rPr>
-        <w:t xml:space="preserve"> submitted to mediation before</w:t>
-      </w:r>
-      <w:r>
-        <w:rPr>
-          <w:rFonts w:ascii="Arial" w:hAnsi="Arial"/>
-        </w:rPr>
-        <w:t xml:space="preserve"> commencing an arbitration (if applicable) or lawsuit.  If </w:t>
-      </w:r>
-      <w:r>
-        <w:rPr>
-          <w:rFonts w:ascii="Arial" w:hAnsi="Arial"/>
-        </w:rPr>
-        <w:t>Owner</w:t>
-      </w:r>
-      <w:r>
-        <w:rPr>
-          <w:rFonts w:ascii="Arial" w:hAnsi="Arial"/>
-        </w:rPr>
-        <w:t xml:space="preserve"> or </w:t>
-      </w:r>
-      <w:r>
-        <w:rPr>
-          <w:rFonts w:ascii="Arial" w:hAnsi="Arial"/>
-        </w:rPr>
-        <w:t>CRE8</w:t>
-      </w:r>
-      <w:r>
-        <w:rPr>
-          <w:rFonts w:ascii="Arial" w:hAnsi="Arial"/>
-        </w:rPr>
-        <w:t xml:space="preserve"> commences an arbitration (if applicable) or lawsuit without first seeking to resolve the claim or dispute through mediation, then if such party is successful in the arbitration (if applicable) or lawsuit, such party shall not be entitled to recover its attorneys’ fees even if otherwise available to such party.</w:t>
-      </w:r>
-    </w:p>
-    <w:p>
-      <w:pPr>
-        <w:tabs>
-          <w:tab w:val="left" w:pos="2304"/>
-          <w:tab w:val="left" w:pos="9540"/>
-        </w:tabs>
-        <w:jc w:val="both"/>
-        <w:rPr>
-          <w:rFonts w:ascii="Arial" w:hAnsi="Arial"/>
-        </w:rPr>
-      </w:pPr>
-    </w:p>
-    <w:p>
-      <w:pPr>
-        <w:numPr>
-          <w:ilvl w:val="0"/>
-          <w:numId w:val="2"/>
-        </w:numPr>
-        <w:jc w:val="both"/>
-        <w:rPr>
-          <w:rFonts w:ascii="Arial" w:hAnsi="Arial"/>
-          <w:b/>
-          <w:bCs/>
-        </w:rPr>
-      </w:pPr>
-      <w:r>
-        <w:rPr>
-          <w:rFonts w:ascii="Arial" w:hAnsi="Arial"/>
-          <w:b/>
-          <w:bCs/>
-        </w:rPr>
-        <w:t xml:space="preserve">ARBITRATION OF DISPUTES:  ANY DISPUTE OR CLAIM BETWEEN </w:t>
-      </w:r>
-      <w:r>
-        <w:rPr>
-          <w:rFonts w:ascii="Arial" w:hAnsi="Arial"/>
-          <w:b/>
-          <w:bCs/>
-        </w:rPr>
-        <w:t>OWNER</w:t>
-      </w:r>
-      <w:r>
-        <w:rPr>
-          <w:rFonts w:ascii="Arial" w:hAnsi="Arial"/>
-          <w:b/>
-          <w:bCs/>
-        </w:rPr>
-        <w:t xml:space="preserve"> AND </w:t>
-      </w:r>
-      <w:r>
-        <w:rPr>
-          <w:rFonts w:ascii="Arial" w:hAnsi="Arial"/>
-          <w:b/>
-          <w:bCs/>
-        </w:rPr>
-        <w:t>CRE8</w:t>
-      </w:r>
-      <w:r>
-        <w:rPr>
-          <w:rFonts w:ascii="Arial" w:hAnsi="Arial"/>
-          <w:b/>
-          <w:bCs/>
-        </w:rPr>
-        <w:t xml:space="preserve">, INCLUDING THOSE INVOLVING </w:t>
-      </w:r>
-      <w:r>
-        <w:rPr>
-          <w:rFonts w:ascii="Arial" w:hAnsi="Arial"/>
-          <w:b/>
-          <w:bCs/>
-        </w:rPr>
-        <w:t>CRE8</w:t>
-      </w:r>
-      <w:r>
-        <w:rPr>
-          <w:rFonts w:ascii="Arial" w:hAnsi="Arial"/>
-          <w:b/>
-          <w:bCs/>
-        </w:rPr>
-        <w:t xml:space="preserve">’S AGENTS OR SALESPERSONS, ARISING FROM THIS AGREEMENT OR THE TRANSACTIONS CONTEMPLATED HEREIN, SHALL BE SETTLED BY BINDING ARBITRATION PURSUANT TO ARS 12-1501, ET SEQ., UNDER THE COMMERCIAL ARBITRATION RULES OF THE AMERICAN ARBITRATION ASSOCIATION.  JUDGMENT ON THE AWARD RENDERED BY THE ARBITRATOR(S) MAY BE ENTERED IN ANY COURT HAVING JURISDICTION.  FILING A COURT ACTION TO OBTAIN PROVISIONAL REMEDIES SHALL NOT CONSTITUTE A WAIVER OF THIS PROVISION. </w:t>
-      </w:r>
-    </w:p>
-    <w:p>
-      <w:pPr>
-        <w:tabs>
-          <w:tab w:val="left" w:pos="2304"/>
-          <w:tab w:val="left" w:pos="9540"/>
-        </w:tabs>
-        <w:jc w:val="both"/>
-        <w:rPr>
-          <w:rFonts w:ascii="Arial" w:hAnsi="Arial"/>
-          <w:b/>
-          <w:bCs/>
-        </w:rPr>
-      </w:pPr>
-    </w:p>
-    <w:p>
-      <w:pPr>
-        <w:tabs>
-          <w:tab w:val="left" w:pos="2304"/>
-          <w:tab w:val="left" w:pos="9540"/>
-        </w:tabs>
-        <w:ind w:left="360"/>
-        <w:jc w:val="both"/>
-        <w:rPr>
-          <w:rFonts w:ascii="Arial" w:hAnsi="Arial" w:cs="Courier New"/>
-        </w:rPr>
-      </w:pPr>
-      <w:r>
-        <w:rPr>
-          <w:rFonts w:ascii="Arial" w:hAnsi="Arial"/>
-          <w:b/>
-          <w:bCs/>
-        </w:rPr>
-        <w:t xml:space="preserve">THE ARBITRATOR(S) SHALL BE A RETIRED JUDGE OR AN ATTORNEY WITH AT LEAST TEN (10) YEARS OF COMMERCIAL REAL ESTATE LAW EXPERIENCE.  THE ARBITRATION SHALL BE DECIDED IN ACCORDANCE WITH SUBSTANTIVE LAW.  THE PARTIES SHALL HAVE THE RIGHT TO </w:t>
-      </w:r>
-      <w:r>
-        <w:rPr>
-          <w:rFonts w:ascii="Arial" w:hAnsi="Arial"/>
-          <w:b/>
-          <w:bCs/>
-        </w:rPr>
-        <w:t xml:space="preserve">CONDUCT DISCOVERY </w:t>
-      </w:r>
-      <w:r>
-        <w:rPr>
-          <w:rFonts w:ascii="Arial" w:hAnsi="Arial"/>
-          <w:b/>
-          <w:bCs/>
-        </w:rPr>
-        <w:t>TO THE SA</w:t>
-      </w:r>
-      <w:r>
-        <w:rPr>
-          <w:rFonts w:ascii="Arial" w:hAnsi="Arial"/>
-          <w:b/>
-          <w:bCs/>
-        </w:rPr>
-        <w:t>ME EXTENT AS IN A CIVIL ACTION.</w:t>
-      </w:r>
-    </w:p>
-    <w:p>
-      <w:pPr>
-        <w:tabs>
-          <w:tab w:val="left" w:pos="2304"/>
-          <w:tab w:val="left" w:pos="9540"/>
-        </w:tabs>
-        <w:ind w:left="360"/>
-        <w:jc w:val="both"/>
-        <w:rPr>
-          <w:rFonts w:ascii="Arial" w:hAnsi="Arial"/>
-          <w:b/>
-          <w:bCs/>
-        </w:rPr>
-      </w:pPr>
-    </w:p>
-    <w:p>
-      <w:pPr>
-        <w:tabs>
-          <w:tab w:val="left" w:pos="2304"/>
-          <w:tab w:val="left" w:pos="9540"/>
-        </w:tabs>
-        <w:ind w:left="360"/>
-        <w:jc w:val="both"/>
-        <w:rPr>
-          <w:rFonts w:ascii="Arial" w:hAnsi="Arial"/>
-          <w:b/>
-          <w:bCs/>
-        </w:rPr>
-      </w:pPr>
-      <w:r>
-        <w:rPr>
-          <w:rFonts w:ascii="Arial" w:hAnsi="Arial"/>
-          <w:b/>
-          <w:bCs/>
-        </w:rPr>
-        <w:t>NOTICE:  BY INITIALING IN THE SPACE BELOW YOU ARE AGREEING TO HAVE ANY DISPUTE ARISING OUT OF THE MATTERS INCLUDED IN THE “ARBITRATION OF DISPUTES” PROVISION DECIDED BY NEUTRAL ARBITRATION AS PROVIDED BY A</w:t>
-      </w:r>
-      <w:r>
-        <w:rPr>
-          <w:rFonts w:ascii="Arial" w:hAnsi="Arial"/>
-          <w:b/>
-          <w:bCs/>
-        </w:rPr>
-        <w:t xml:space="preserve">RIZONA LAW AND YOU ARE WAIVING AND </w:t>
-      </w:r>
-      <w:r>
-        <w:rPr>
-          <w:rFonts w:ascii="Arial" w:hAnsi="Arial"/>
-          <w:b/>
-          <w:bCs/>
-        </w:rPr>
-        <w:lastRenderedPageBreak/>
-        <w:t>RELINQUISHING</w:t>
-      </w:r>
-      <w:r>
-        <w:rPr>
-          <w:rFonts w:ascii="Arial" w:hAnsi="Arial"/>
-          <w:b/>
-          <w:bCs/>
-        </w:rPr>
-        <w:t xml:space="preserve"> ANY RIGHTS YOU MIGHT POSSESS TO HAVE THE DISPUTE LI</w:t>
-      </w:r>
-      <w:r>
-        <w:rPr>
-          <w:rFonts w:ascii="Arial" w:hAnsi="Arial"/>
-          <w:b/>
-          <w:bCs/>
-        </w:rPr>
-        <w:t>TIGATED IN A COURT BEFORE A JURY</w:t>
-      </w:r>
-      <w:r>
-        <w:rPr>
-          <w:rFonts w:ascii="Arial" w:hAnsi="Arial"/>
-          <w:b/>
-          <w:bCs/>
-        </w:rPr>
-        <w:t xml:space="preserve">.  BY INITIALING IN THE SPACE BELOW YOU ARE GIVING UP YOUR JUDICIAL RIGHTS TO DISCOVERY AND APPEAL, UNLESS THOSE RIGHTS ARE SPECIFICALLY INCLUDED IN THE “ARBITRATION OF DISPUTES” PROVISION.  IF YOU REFUSE TO SUBMIT TO ARBITRATION AFTER AGREEING TO THIS PROVISION, YOU MAY BE COMPELLED TO ARBITRATE BY LAW.  </w:t>
-      </w:r>
-      <w:r>
-        <w:rPr>
-          <w:rFonts w:ascii="Arial" w:hAnsi="Arial"/>
-          <w:b/>
-          <w:bCs/>
-        </w:rPr>
-        <w:t xml:space="preserve">BY INITIALING IN THE SPACE BELOW, YOU ARE ACKNOWLEDGING THAT </w:t>
-      </w:r>
-      <w:r>
-        <w:rPr>
-          <w:rFonts w:ascii="Arial" w:hAnsi="Arial"/>
-          <w:b/>
-          <w:bCs/>
-        </w:rPr>
-        <w:t xml:space="preserve">YOUR AGREEMENT TO THIS ARBITRATION PROVISION IS VOLUNTARY.  </w:t>
-      </w:r>
-    </w:p>
-    <w:p>
-      <w:pPr>
-        <w:tabs>
-          <w:tab w:val="left" w:pos="2304"/>
-          <w:tab w:val="left" w:pos="9540"/>
-        </w:tabs>
-        <w:ind w:left="360"/>
-        <w:jc w:val="both"/>
-        <w:rPr>
-          <w:rFonts w:ascii="Arial" w:hAnsi="Arial"/>
-          <w:b/>
-          <w:bCs/>
-        </w:rPr>
-      </w:pPr>
-    </w:p>
-    <w:p>
-      <w:pPr>
-        <w:tabs>
-          <w:tab w:val="left" w:pos="2304"/>
-          <w:tab w:val="left" w:pos="9540"/>
-        </w:tabs>
-        <w:ind w:left="360"/>
-        <w:jc w:val="both"/>
-        <w:rPr>
-          <w:rFonts w:ascii="Arial" w:hAnsi="Arial"/>
-          <w:b/>
-          <w:bCs/>
-        </w:rPr>
-      </w:pPr>
-      <w:r>
-        <w:rPr>
-          <w:rFonts w:ascii="Arial" w:hAnsi="Arial"/>
-          <w:b/>
-          <w:bCs/>
-        </w:rPr>
-        <w:t>WE HAVE READ AND UNDERSTAND THE FOREGOING AND AGREE TO SUBMIT DISPUTES ARISING OUT OF THE MATTERS INCLUDED IN THE “ARBITRATION OF DISPUTES” PROVISION TO NEUTRAL ARBITRATION.</w:t>
-      </w:r>
-    </w:p>
-    <w:p>
-      <w:pPr>
-        <w:tabs>
-          <w:tab w:val="left" w:pos="2304"/>
-          <w:tab w:val="left" w:pos="9540"/>
-        </w:tabs>
-        <w:jc w:val="both"/>
-        <w:rPr>
-          <w:rFonts w:ascii="Arial" w:hAnsi="Arial"/>
-          <w:u w:val="single"/>
-        </w:rPr>
-      </w:pPr>
-    </w:p>
-    <w:p>
-      <w:pPr>
-        <w:pStyle w:val="BodyText"/>
-        <w:ind w:left="2160"/>
-        <w:rPr>
-          <w:rFonts w:ascii="Arial" w:hAnsi="Arial"/>
-          <w:b/>
-          <w:bCs/>
-        </w:rPr>
-      </w:pPr>
-      <w:r>
-        <w:rPr>
-          <w:rFonts w:ascii="Arial" w:hAnsi="Arial"/>
-          <w:b/>
-          <w:bCs/>
-        </w:rPr>
-        <w:t>Owner</w:t>
-      </w:r>
-      <w:r>
-        <w:rPr>
-          <w:rFonts w:ascii="Arial" w:hAnsi="Arial"/>
-          <w:b/>
-          <w:bCs/>
-        </w:rPr>
-        <w:t>’s Initials __________</w:t>
-      </w:r>
-      <w:r>
-        <w:rPr>
-          <w:rFonts w:ascii="Arial" w:hAnsi="Arial"/>
-          <w:b/>
-          <w:bCs/>
-        </w:rPr>
-        <w:tab/>
-      </w:r>
-      <w:r>
-        <w:rPr>
-          <w:rFonts w:ascii="Arial" w:hAnsi="Arial"/>
-          <w:b/>
-          <w:bCs/>
-        </w:rPr>
-        <w:tab/>
-      </w:r>
-      <w:r>
-        <w:rPr>
-          <w:rFonts w:ascii="Arial" w:hAnsi="Arial"/>
-          <w:b/>
-          <w:bCs/>
-        </w:rPr>
-        <w:t>CRE8</w:t>
-      </w:r>
-      <w:r>
-        <w:rPr>
-          <w:rFonts w:ascii="Arial" w:hAnsi="Arial"/>
-          <w:b/>
-          <w:bCs/>
-        </w:rPr>
-        <w:t xml:space="preserve"> Initials ___________</w:t>
-      </w:r>
-    </w:p>
-    <w:p>
-      <w:pPr>
-        <w:pStyle w:val="BodyText"/>
-        <w:ind w:left="2160"/>
-        <w:rPr>
-          <w:rFonts w:ascii="Arial" w:hAnsi="Arial"/>
-          <w:b/>
-          <w:bCs/>
-        </w:rPr>
-      </w:pPr>
-    </w:p>
-    <w:p>
-      <w:pPr>
-        <w:pStyle w:val="BodyText"/>
-        <w:ind w:left="2160"/>
-        <w:rPr>
-          <w:rFonts w:ascii="Arial" w:hAnsi="Arial"/>
-          <w:b/>
-          <w:bCs/>
-        </w:rPr>
-      </w:pPr>
-      <w:r>
-        <w:rPr>
-          <w:rFonts w:ascii="Arial" w:hAnsi="Arial"/>
-          <w:b/>
-          <w:bCs/>
-        </w:rPr>
-        <w:t>Owner</w:t>
-      </w:r>
-      <w:r>
-        <w:rPr>
-          <w:rFonts w:ascii="Arial" w:hAnsi="Arial"/>
-          <w:b/>
-          <w:bCs/>
-        </w:rPr>
-        <w:t>’s Initials __________</w:t>
-      </w:r>
-      <w:r>
-        <w:rPr>
-          <w:rFonts w:ascii="Arial" w:hAnsi="Arial"/>
-          <w:b/>
-          <w:bCs/>
-        </w:rPr>
-        <w:tab/>
-      </w:r>
-      <w:r>
-        <w:rPr>
-          <w:rFonts w:ascii="Arial" w:hAnsi="Arial"/>
-          <w:b/>
-          <w:bCs/>
-        </w:rPr>
-        <w:tab/>
-      </w:r>
-      <w:r>
-        <w:rPr>
-          <w:rFonts w:ascii="Arial" w:hAnsi="Arial"/>
-          <w:b/>
-          <w:bCs/>
-        </w:rPr>
-        <w:t>CRE8</w:t>
-      </w:r>
-      <w:r>
-        <w:rPr>
-          <w:rFonts w:ascii="Arial" w:hAnsi="Arial"/>
-          <w:b/>
-          <w:bCs/>
-        </w:rPr>
-        <w:t xml:space="preserve"> Initials ___________ </w:t>
-      </w:r>
-    </w:p>
-    <w:p>
-      <w:pPr>
-        <w:pStyle w:val="BodyText"/>
-        <w:ind w:left="360"/>
-        <w:rPr>
-          <w:rFonts w:ascii="Arial" w:hAnsi="Arial"/>
-          <w:b/>
-          <w:bCs/>
-        </w:rPr>
-      </w:pPr>
-    </w:p>
-    <w:p>
-      <w:pPr>
-        <w:numPr>
-          <w:ilvl w:val="0"/>
-          <w:numId w:val="2"/>
-        </w:numPr>
-        <w:jc w:val="both"/>
-        <w:rPr>
-          <w:rFonts w:ascii="Arial" w:hAnsi="Arial"/>
-        </w:rPr>
-      </w:pPr>
-      <w:r>
-        <w:rPr>
-          <w:rFonts w:ascii="Arial" w:hAnsi="Arial"/>
-          <w:b/>
-          <w:bCs/>
-        </w:rPr>
-        <w:t>WAIVER OF JURY TRIAL:</w:t>
-      </w:r>
-      <w:r>
-        <w:rPr>
-          <w:rFonts w:ascii="Arial" w:hAnsi="Arial"/>
-        </w:rPr>
-        <w:t xml:space="preserve">  ANY COURT ACTION ARISING FROM THIS AGREEMENT OR ANY RESULTING TRANSACTION SHALL BE HELD AND DETERMINED BEFORE THE APPROPRIATE COURT WITHOUT A JURY</w:t>
-      </w:r>
-      <w:r>
-        <w:rPr>
-          <w:rFonts w:ascii="Arial" w:hAnsi="Arial"/>
-        </w:rPr>
-        <w:t>.</w:t>
-      </w:r>
-    </w:p>
-    <w:p>
-      <w:pPr>
-        <w:tabs>
-          <w:tab w:val="left" w:pos="2304"/>
-          <w:tab w:val="left" w:pos="9540"/>
-        </w:tabs>
-        <w:jc w:val="both"/>
-        <w:rPr>
-          <w:rFonts w:ascii="Arial" w:hAnsi="Arial"/>
-        </w:rPr>
-      </w:pPr>
-    </w:p>
-    <w:p>
-      <w:pPr>
-        <w:numPr>
-          <w:ilvl w:val="0"/>
-          <w:numId w:val="2"/>
-        </w:numPr>
-        <w:jc w:val="both"/>
-        <w:rPr>
-          <w:rFonts w:ascii="Arial" w:hAnsi="Arial"/>
-        </w:rPr>
-      </w:pPr>
-      <w:r>
-        <w:rPr>
-          <w:rFonts w:ascii="Arial" w:hAnsi="Arial"/>
-          <w:b/>
-        </w:rPr>
-        <w:t xml:space="preserve">ATTORNEYS’ FEES: </w:t>
-      </w:r>
-      <w:r>
-        <w:rPr>
-          <w:rFonts w:ascii="Arial" w:hAnsi="Arial"/>
-        </w:rPr>
-        <w:t xml:space="preserve"> In any litigation, arbitration, or other legal proceeding which may arise between the parties, the prevailing party shall be entitled to recover its reasonable attorneys’ fees and costs, including costs of arbitration, in addition to any other relief to which such party may be entitled. </w:t>
+        </w:rPr>
+        <w:t xml:space="preserve"> cannot provide such advice.</w:t>
       </w:r>
     </w:p>
     <w:p>
@@ -3110,19 +3058,85 @@
           <w:rFonts w:ascii="Arial" w:hAnsi="Arial"/>
           <w:b/>
         </w:rPr>
-        <w:t xml:space="preserve">GOVERNING LAW, JURISDICTION:  </w:t>
-      </w:r>
-      <w:r>
-        <w:rPr>
-          <w:rFonts w:ascii="Arial" w:hAnsi="Arial"/>
-        </w:rPr>
-        <w:t>Except as stated in Section 11 herein, t</w:t>
-      </w:r>
-      <w:r>
-        <w:rPr>
-          <w:rFonts w:ascii="Arial" w:hAnsi="Arial"/>
-        </w:rPr>
-        <w:t>his Agreement shall be governed by and construed in accordance with the laws of the State of Arizona.  Any arbitration, action, or proceeding arising out of this Agreement shall be maintained exclusively in Maricopa County, Arizona.</w:t>
+        <w:t xml:space="preserve">ENTIRE AGREEMENT, THIRD PARTIES: </w:t>
+      </w:r>
+      <w:r>
+        <w:rPr>
+          <w:rFonts w:ascii="Arial" w:hAnsi="Arial"/>
+        </w:rPr>
+        <w:t xml:space="preserve"> This Agreement constitutes the entire understanding between </w:t>
+      </w:r>
+      <w:r>
+        <w:rPr>
+          <w:rFonts w:ascii="Arial" w:hAnsi="Arial"/>
+        </w:rPr>
+        <w:t>Owner</w:t>
+      </w:r>
+      <w:r>
+        <w:rPr>
+          <w:rFonts w:ascii="Arial" w:hAnsi="Arial"/>
+        </w:rPr>
+        <w:t xml:space="preserve"> and </w:t>
+      </w:r>
+      <w:r>
+        <w:rPr>
+          <w:rFonts w:ascii="Arial" w:hAnsi="Arial"/>
+        </w:rPr>
+        <w:t>CRE8</w:t>
+      </w:r>
+      <w:r>
+        <w:rPr>
+          <w:rFonts w:ascii="Arial" w:hAnsi="Arial"/>
+        </w:rPr>
+        <w:t xml:space="preserve"> concerning its general subject matter.  All prior discussions, negotiations, and agreements, whether oral or written, are hereby superseded.  This Agreement may be amended, modified, or withdrawn only in writing signed by both </w:t>
+      </w:r>
+      <w:r>
+        <w:rPr>
+          <w:rFonts w:ascii="Arial" w:hAnsi="Arial"/>
+        </w:rPr>
+        <w:t>Owner</w:t>
+      </w:r>
+      <w:r>
+        <w:rPr>
+          <w:rFonts w:ascii="Arial" w:hAnsi="Arial"/>
+        </w:rPr>
+        <w:t xml:space="preserve"> and </w:t>
+      </w:r>
+      <w:r>
+        <w:rPr>
+          <w:rFonts w:ascii="Arial" w:hAnsi="Arial"/>
+        </w:rPr>
+        <w:t>CRE8</w:t>
+      </w:r>
+      <w:r>
+        <w:rPr>
+          <w:rFonts w:ascii="Arial" w:hAnsi="Arial"/>
+        </w:rPr>
+        <w:t xml:space="preserve">, and any purported oral amendment, modification, or withdrawal shall be void and of no effect.  This Agreement shall be binding upon the parties, their successors, and assigns.  This Agreement may be signed and delivered in counterparts and/or facsimile.  A photocopy or facsimile copy of this signed Agreement shall be deemed the same as an original.  Unless otherwise indicated the term “laws” includes all applicable laws, rules, ordinances, judgments, and orders made or enforced by any federal, state, or local court or other governmental agency.  This Agreement is made solely for the benefit of </w:t>
+      </w:r>
+      <w:r>
+        <w:rPr>
+          <w:rFonts w:ascii="Arial" w:hAnsi="Arial"/>
+        </w:rPr>
+        <w:t>Owner</w:t>
+      </w:r>
+      <w:r>
+        <w:rPr>
+          <w:rFonts w:ascii="Arial" w:hAnsi="Arial"/>
+        </w:rPr>
+        <w:t xml:space="preserve"> and </w:t>
+      </w:r>
+      <w:r>
+        <w:rPr>
+          <w:rFonts w:ascii="Arial" w:hAnsi="Arial"/>
+        </w:rPr>
+        <w:t>CRE8</w:t>
+      </w:r>
+      <w:r>
+        <w:rPr>
+          <w:rFonts w:ascii="Arial" w:hAnsi="Arial"/>
+        </w:rPr>
+        <w:t>, and no other person or entity shall have any rights in connection therewith.</w:t>
       </w:r>
     </w:p>
     <w:p>
@@ -3171,13 +3185,20 @@
           <w:rFonts w:ascii="Arial" w:hAnsi="Arial"/>
           <w:b/>
         </w:rPr>
-        <w:t xml:space="preserve">FIRPTA DISCLOSURE, TAX COMPLIANCE: </w:t>
-      </w:r>
-      <w:r>
-        <w:rPr>
-          <w:rFonts w:ascii="Arial" w:hAnsi="Arial"/>
-        </w:rPr>
-        <w:t xml:space="preserve"> </w:t>
+        <w:t>OWNER</w:t>
+      </w:r>
+      <w:r>
+        <w:rPr>
+          <w:rFonts w:ascii="Arial" w:hAnsi="Arial"/>
+          <w:b/>
+        </w:rPr>
+        <w:t>’S AUTHORITY:</w:t>
+      </w:r>
+      <w:r>
+        <w:rPr>
+          <w:rFonts w:ascii="Arial" w:hAnsi="Arial"/>
+        </w:rPr>
+        <w:t xml:space="preserve">  </w:t>
       </w:r>
       <w:r>
         <w:rPr>
@@ -3189,7 +3210,19 @@
         <w:rPr>
           <w:rFonts w:ascii="Arial" w:hAnsi="Arial"/>
         </w:rPr>
-        <w:t xml:space="preserve"> represents that it is the owner of the Property and that, except as may be set forth in an addendum attached hereto, no person or entity who has an ownership interest in the Property is a foreign person as defined in the Foreign Investment in Real Property Tax Act (FIRPTA).  </w:t>
+        <w:t xml:space="preserve"> and</w:t>
+      </w:r>
+      <w:r>
+        <w:rPr>
+          <w:rFonts w:ascii="Arial" w:hAnsi="Arial"/>
+        </w:rPr>
+        <w:t>/or</w:t>
+      </w:r>
+      <w:r>
+        <w:rPr>
+          <w:rFonts w:ascii="Arial" w:hAnsi="Arial"/>
+        </w:rPr>
+        <w:t xml:space="preserve"> the person signing this Agreement on </w:t>
       </w:r>
       <w:r>
         <w:rPr>
@@ -3201,7 +3234,7 @@
         <w:rPr>
           <w:rFonts w:ascii="Arial" w:hAnsi="Arial"/>
         </w:rPr>
-        <w:t xml:space="preserve"> agrees to execute any document required to comply with FIRPTA and with state withholding laws, and understands that if such documentation and compliance are not provided or exemptions are not satisfied, withholding of taxes will be performed by the escrow holder as required by law.  </w:t>
+        <w:t xml:space="preserve">’s behalf represent and warrant that </w:t>
       </w:r>
       <w:r>
         <w:rPr>
@@ -3213,7 +3246,7 @@
         <w:rPr>
           <w:rFonts w:ascii="Arial" w:hAnsi="Arial"/>
         </w:rPr>
-        <w:t xml:space="preserve"> is advised to obtain appropriate tax advice from </w:t>
+        <w:t xml:space="preserve"> has the ability to perform this Agreement and any resulting Transaction and that such person has full authority to bind and sign this Agreement on behalf of </w:t>
       </w:r>
       <w:r>
         <w:rPr>
@@ -3225,44 +3258,14 @@
         <w:rPr>
           <w:rFonts w:ascii="Arial" w:hAnsi="Arial"/>
         </w:rPr>
-        <w:t xml:space="preserve">’s accountant, attorney, or other advisors, and acknowledges that </w:t>
-      </w:r>
-      <w:r>
-        <w:rPr>
-          <w:rFonts w:ascii="Arial" w:hAnsi="Arial"/>
-        </w:rPr>
-        <w:t>CRE8</w:t>
-      </w:r>
-      <w:r>
-        <w:rPr>
-          <w:rFonts w:ascii="Arial" w:hAnsi="Arial"/>
-        </w:rPr>
-        <w:t xml:space="preserve"> cannot provide such advice.</w:t>
+        <w:t>.</w:t>
       </w:r>
     </w:p>
     <w:p>
       <w:pPr>
         <w:tabs>
-          <w:tab w:val="left" w:pos="900"/>
-          <w:tab w:val="left" w:pos="4700"/>
-          <w:tab w:val="left" w:pos="5490"/>
-          <w:tab w:val="left" w:pos="6120"/>
-          <w:tab w:val="left" w:pos="6480"/>
-          <w:tab w:val="left" w:pos="6840"/>
-          <w:tab w:val="left" w:pos="7560"/>
-          <w:tab w:val="left" w:pos="8280"/>
-          <w:tab w:val="left" w:pos="9000"/>
-          <w:tab w:val="left" w:pos="9720"/>
-          <w:tab w:val="left" w:pos="10440"/>
-          <w:tab w:val="left" w:pos="11160"/>
-          <w:tab w:val="left" w:pos="11880"/>
-          <w:tab w:val="left" w:pos="12600"/>
-          <w:tab w:val="left" w:pos="13320"/>
-          <w:tab w:val="left" w:pos="14040"/>
-          <w:tab w:val="left" w:pos="14760"/>
-          <w:tab w:val="left" w:pos="15480"/>
-          <w:tab w:val="left" w:pos="16200"/>
-          <w:tab w:val="left" w:pos="16920"/>
+          <w:tab w:val="left" w:pos="2304"/>
+          <w:tab w:val="left" w:pos="9540"/>
         </w:tabs>
         <w:jc w:val="both"/>
         <w:rPr>
@@ -3286,13 +3289,39 @@
           <w:rFonts w:ascii="Arial" w:hAnsi="Arial"/>
           <w:b/>
         </w:rPr>
-        <w:t xml:space="preserve">ENTIRE AGREEMENT, THIRD PARTIES: </w:t>
-      </w:r>
-      <w:r>
-        <w:rPr>
-          <w:rFonts w:ascii="Arial" w:hAnsi="Arial"/>
-        </w:rPr>
-        <w:t xml:space="preserve"> This Agreement constitutes the entire understanding between </w:t>
+        <w:t xml:space="preserve">SCOPE OF </w:t>
+      </w:r>
+      <w:r>
+        <w:rPr>
+          <w:rFonts w:ascii="Arial" w:hAnsi="Arial"/>
+          <w:b/>
+        </w:rPr>
+        <w:t>CRE8</w:t>
+      </w:r>
+      <w:r>
+        <w:rPr>
+          <w:rFonts w:ascii="Arial" w:hAnsi="Arial"/>
+          <w:b/>
+        </w:rPr>
+        <w:t>’S AUTHORITY AND RESPONSIBILITY:</w:t>
+      </w:r>
+      <w:r>
+        <w:rPr>
+          <w:rFonts w:ascii="Arial" w:hAnsi="Arial"/>
+        </w:rPr>
+        <w:t xml:space="preserve">  </w:t>
+      </w:r>
+      <w:r>
+        <w:rPr>
+          <w:rFonts w:ascii="Arial" w:hAnsi="Arial"/>
+        </w:rPr>
+        <w:t>CRE8</w:t>
+      </w:r>
+      <w:r>
+        <w:rPr>
+          <w:rFonts w:ascii="Arial" w:hAnsi="Arial"/>
+        </w:rPr>
+        <w:t xml:space="preserve"> shall assist </w:t>
       </w:r>
       <w:r>
         <w:rPr>
@@ -3304,7 +3333,7 @@
         <w:rPr>
           <w:rFonts w:ascii="Arial" w:hAnsi="Arial"/>
         </w:rPr>
-        <w:t xml:space="preserve"> and </w:t>
+        <w:t xml:space="preserve"> in marketing the Property and in negotiating the terms and conditions of a Transaction with any prospective parties to a Transaction.  </w:t>
       </w:r>
       <w:r>
         <w:rPr>
@@ -3316,271 +3345,7 @@
         <w:rPr>
           <w:rFonts w:ascii="Arial" w:hAnsi="Arial"/>
         </w:rPr>
-        <w:t xml:space="preserve"> concerning its general subject matter.  All prior discussions, negotiations, and agreements, whether oral or written, are hereby superseded.  This Agreement may be amended, modified, or withdrawn only in writing signed by both </w:t>
-      </w:r>
-      <w:r>
-        <w:rPr>
-          <w:rFonts w:ascii="Arial" w:hAnsi="Arial"/>
-        </w:rPr>
-        <w:t>Owner</w:t>
-      </w:r>
-      <w:r>
-        <w:rPr>
-          <w:rFonts w:ascii="Arial" w:hAnsi="Arial"/>
-        </w:rPr>
-        <w:t xml:space="preserve"> and </w:t>
-      </w:r>
-      <w:r>
-        <w:rPr>
-          <w:rFonts w:ascii="Arial" w:hAnsi="Arial"/>
-        </w:rPr>
-        <w:t>CRE8</w:t>
-      </w:r>
-      <w:r>
-        <w:rPr>
-          <w:rFonts w:ascii="Arial" w:hAnsi="Arial"/>
-        </w:rPr>
-        <w:t xml:space="preserve">, and any purported oral amendment, modification, or withdrawal shall be void and of no effect.  This Agreement shall be binding upon the parties, their successors, and assigns.  This Agreement may be signed and delivered in counterparts and/or facsimile.  A photocopy or facsimile copy of this signed Agreement shall be deemed the same as an original.  Unless otherwise indicated the term “laws” includes all applicable laws, rules, ordinances, judgments, and orders made or enforced by any federal, state, or local court or other governmental agency.  This Agreement is made solely for the benefit of </w:t>
-      </w:r>
-      <w:r>
-        <w:rPr>
-          <w:rFonts w:ascii="Arial" w:hAnsi="Arial"/>
-        </w:rPr>
-        <w:t>Owner</w:t>
-      </w:r>
-      <w:r>
-        <w:rPr>
-          <w:rFonts w:ascii="Arial" w:hAnsi="Arial"/>
-        </w:rPr>
-        <w:t xml:space="preserve"> and </w:t>
-      </w:r>
-      <w:r>
-        <w:rPr>
-          <w:rFonts w:ascii="Arial" w:hAnsi="Arial"/>
-        </w:rPr>
-        <w:t>CRE8</w:t>
-      </w:r>
-      <w:r>
-        <w:rPr>
-          <w:rFonts w:ascii="Arial" w:hAnsi="Arial"/>
-        </w:rPr>
-        <w:t>, and no other person or entity shall have any rights in connection therewith.</w:t>
-      </w:r>
-    </w:p>
-    <w:p>
-      <w:pPr>
-        <w:tabs>
-          <w:tab w:val="left" w:pos="900"/>
-          <w:tab w:val="left" w:pos="4700"/>
-          <w:tab w:val="left" w:pos="5490"/>
-          <w:tab w:val="left" w:pos="6120"/>
-          <w:tab w:val="left" w:pos="6480"/>
-          <w:tab w:val="left" w:pos="6840"/>
-          <w:tab w:val="left" w:pos="7560"/>
-          <w:tab w:val="left" w:pos="8280"/>
-          <w:tab w:val="left" w:pos="9000"/>
-          <w:tab w:val="left" w:pos="9720"/>
-          <w:tab w:val="left" w:pos="10440"/>
-          <w:tab w:val="left" w:pos="11160"/>
-          <w:tab w:val="left" w:pos="11880"/>
-          <w:tab w:val="left" w:pos="12600"/>
-          <w:tab w:val="left" w:pos="13320"/>
-          <w:tab w:val="left" w:pos="14040"/>
-          <w:tab w:val="left" w:pos="14760"/>
-          <w:tab w:val="left" w:pos="15480"/>
-          <w:tab w:val="left" w:pos="16200"/>
-          <w:tab w:val="left" w:pos="16920"/>
-        </w:tabs>
-        <w:jc w:val="both"/>
-        <w:rPr>
-          <w:rFonts w:ascii="Arial" w:hAnsi="Arial"/>
-        </w:rPr>
-      </w:pPr>
-    </w:p>
-    <w:p>
-      <w:pPr>
-        <w:numPr>
-          <w:ilvl w:val="0"/>
-          <w:numId w:val="2"/>
-        </w:numPr>
-        <w:jc w:val="both"/>
-        <w:rPr>
-          <w:rFonts w:ascii="Arial" w:hAnsi="Arial"/>
-        </w:rPr>
-      </w:pPr>
-      <w:r>
-        <w:rPr>
-          <w:rFonts w:ascii="Arial" w:hAnsi="Arial"/>
-          <w:b/>
-        </w:rPr>
-        <w:t>OWNER</w:t>
-      </w:r>
-      <w:r>
-        <w:rPr>
-          <w:rFonts w:ascii="Arial" w:hAnsi="Arial"/>
-          <w:b/>
-        </w:rPr>
-        <w:t>’S AUTHORITY:</w:t>
-      </w:r>
-      <w:r>
-        <w:rPr>
-          <w:rFonts w:ascii="Arial" w:hAnsi="Arial"/>
-        </w:rPr>
-        <w:t xml:space="preserve">  </w:t>
-      </w:r>
-      <w:r>
-        <w:rPr>
-          <w:rFonts w:ascii="Arial" w:hAnsi="Arial"/>
-        </w:rPr>
-        <w:t>Owner</w:t>
-      </w:r>
-      <w:r>
-        <w:rPr>
-          <w:rFonts w:ascii="Arial" w:hAnsi="Arial"/>
-        </w:rPr>
-        <w:t xml:space="preserve"> and</w:t>
-      </w:r>
-      <w:r>
-        <w:rPr>
-          <w:rFonts w:ascii="Arial" w:hAnsi="Arial"/>
-        </w:rPr>
-        <w:t>/or</w:t>
-      </w:r>
-      <w:r>
-        <w:rPr>
-          <w:rFonts w:ascii="Arial" w:hAnsi="Arial"/>
-        </w:rPr>
-        <w:t xml:space="preserve"> the person signing this Agreement on </w:t>
-      </w:r>
-      <w:r>
-        <w:rPr>
-          <w:rFonts w:ascii="Arial" w:hAnsi="Arial"/>
-        </w:rPr>
-        <w:t>Owner</w:t>
-      </w:r>
-      <w:r>
-        <w:rPr>
-          <w:rFonts w:ascii="Arial" w:hAnsi="Arial"/>
-        </w:rPr>
-        <w:t xml:space="preserve">’s behalf represent and warrant that </w:t>
-      </w:r>
-      <w:r>
-        <w:rPr>
-          <w:rFonts w:ascii="Arial" w:hAnsi="Arial"/>
-        </w:rPr>
-        <w:t>Owner</w:t>
-      </w:r>
-      <w:r>
-        <w:rPr>
-          <w:rFonts w:ascii="Arial" w:hAnsi="Arial"/>
-        </w:rPr>
-        <w:t xml:space="preserve"> has the ability to perform this Agreement and any resulting Transaction and that such person has full authority to bind and sign this Agreement on behalf of </w:t>
-      </w:r>
-      <w:r>
-        <w:rPr>
-          <w:rFonts w:ascii="Arial" w:hAnsi="Arial"/>
-        </w:rPr>
-        <w:t>Owner</w:t>
-      </w:r>
-      <w:r>
-        <w:rPr>
-          <w:rFonts w:ascii="Arial" w:hAnsi="Arial"/>
-        </w:rPr>
-        <w:t>.</w:t>
-      </w:r>
-    </w:p>
-    <w:p>
-      <w:pPr>
-        <w:tabs>
-          <w:tab w:val="left" w:pos="2304"/>
-          <w:tab w:val="left" w:pos="9540"/>
-        </w:tabs>
-        <w:jc w:val="both"/>
-        <w:rPr>
-          <w:rFonts w:ascii="Arial" w:hAnsi="Arial"/>
-        </w:rPr>
-      </w:pPr>
-    </w:p>
-    <w:p>
-      <w:pPr>
-        <w:numPr>
-          <w:ilvl w:val="0"/>
-          <w:numId w:val="2"/>
-        </w:numPr>
-        <w:jc w:val="both"/>
-        <w:rPr>
-          <w:rFonts w:ascii="Arial" w:hAnsi="Arial"/>
-        </w:rPr>
-      </w:pPr>
-      <w:r>
-        <w:rPr>
-          <w:rFonts w:ascii="Arial" w:hAnsi="Arial"/>
-          <w:b/>
-        </w:rPr>
-        <w:t xml:space="preserve">SCOPE OF </w:t>
-      </w:r>
-      <w:r>
-        <w:rPr>
-          <w:rFonts w:ascii="Arial" w:hAnsi="Arial"/>
-          <w:b/>
-        </w:rPr>
-        <w:t>CRE8</w:t>
-      </w:r>
-      <w:r>
-        <w:rPr>
-          <w:rFonts w:ascii="Arial" w:hAnsi="Arial"/>
-          <w:b/>
-        </w:rPr>
-        <w:t>’S AUTHORITY AND RESPONSIBILITY:</w:t>
-      </w:r>
-      <w:r>
-        <w:rPr>
-          <w:rFonts w:ascii="Arial" w:hAnsi="Arial"/>
-        </w:rPr>
-        <w:t xml:space="preserve">  </w:t>
-      </w:r>
-      <w:r>
-        <w:rPr>
-          <w:rFonts w:ascii="Arial" w:hAnsi="Arial"/>
-        </w:rPr>
-        <w:t>CRE8</w:t>
-      </w:r>
-      <w:r>
-        <w:rPr>
-          <w:rFonts w:ascii="Arial" w:hAnsi="Arial"/>
-        </w:rPr>
-        <w:t xml:space="preserve"> shall assist </w:t>
-      </w:r>
-      <w:r>
-        <w:rPr>
-          <w:rFonts w:ascii="Arial" w:hAnsi="Arial"/>
-        </w:rPr>
-        <w:t>Owner</w:t>
-      </w:r>
-      <w:r>
-        <w:rPr>
-          <w:rFonts w:ascii="Arial" w:hAnsi="Arial"/>
-        </w:rPr>
-        <w:t xml:space="preserve"> in marketing the Property and in negotiating the terms and conditions of a Transaction with any prospective parties to a Transaction.  </w:t>
-      </w:r>
-      <w:r>
-        <w:rPr>
-          <w:rFonts w:ascii="Arial" w:hAnsi="Arial"/>
-        </w:rPr>
-        <w:t>CRE8</w:t>
-      </w:r>
-      <w:r>
-        <w:rPr>
-          <w:rFonts w:ascii="Arial" w:hAnsi="Arial"/>
-        </w:rPr>
-        <w:t xml:space="preserve"> </w:t>
-      </w:r>
-      <w:r>
-        <w:rPr>
-          <w:rFonts w:ascii="Arial" w:hAnsi="Arial"/>
-        </w:rPr>
-        <w:lastRenderedPageBreak/>
-        <w:t xml:space="preserve">shall NOT, however, have authority to bind </w:t>
+        <w:t xml:space="preserve"> shall NOT, however, have authority to bind </w:t>
       </w:r>
       <w:r>
         <w:rPr>
@@ -3824,14 +3589,585 @@
           <w:tab w:val="left" w:pos="2304"/>
           <w:tab w:val="left" w:pos="9540"/>
         </w:tabs>
-        <w:rPr>
-          <w:rFonts w:ascii="Arial" w:hAnsi="Arial"/>
-        </w:rPr>
-      </w:pPr>
-      <w:r>
-        <w:rPr>
-          <w:rFonts w:ascii="Arial" w:hAnsi="Arial"/>
-        </w:rPr>
+        <w:jc w:val="left"/>
+        <w:rPr>
+          <w:rFonts w:ascii="Arial" w:hAnsi="Arial"/>
+        </w:rPr>
+      </w:pPr>
+    </w:p>
+    <w:p>
+      <w:pPr>
+        <w:pStyle w:val="BodyText"/>
+        <w:tabs>
+          <w:tab w:val="clear" w:pos="1080"/>
+          <w:tab w:val="clear" w:pos="1800"/>
+          <w:tab w:val="clear" w:pos="2520"/>
+          <w:tab w:val="clear" w:pos="3240"/>
+          <w:tab w:val="clear" w:pos="3960"/>
+          <w:tab w:val="clear" w:pos="4680"/>
+          <w:tab w:val="clear" w:pos="5400"/>
+          <w:tab w:val="clear" w:pos="6120"/>
+          <w:tab w:val="clear" w:pos="6840"/>
+          <w:tab w:val="clear" w:pos="7560"/>
+          <w:tab w:val="clear" w:pos="8280"/>
+          <w:tab w:val="clear" w:pos="9000"/>
+          <w:tab w:val="clear" w:pos="9720"/>
+          <w:tab w:val="clear" w:pos="10440"/>
+          <w:tab w:val="clear" w:pos="11160"/>
+          <w:tab w:val="clear" w:pos="11880"/>
+          <w:tab w:val="clear" w:pos="12600"/>
+          <w:tab w:val="left" w:pos="2304"/>
+          <w:tab w:val="left" w:pos="9540"/>
+        </w:tabs>
+        <w:jc w:val="left"/>
+        <w:rPr>
+          <w:rFonts w:ascii="Arial" w:hAnsi="Arial"/>
+        </w:rPr>
+      </w:pPr>
+    </w:p>
+    <w:p>
+      <w:pPr>
+        <w:pStyle w:val="BodyText"/>
+        <w:tabs>
+          <w:tab w:val="clear" w:pos="1080"/>
+          <w:tab w:val="clear" w:pos="1800"/>
+          <w:tab w:val="clear" w:pos="2520"/>
+          <w:tab w:val="clear" w:pos="3240"/>
+          <w:tab w:val="clear" w:pos="3960"/>
+          <w:tab w:val="clear" w:pos="4680"/>
+          <w:tab w:val="clear" w:pos="5400"/>
+          <w:tab w:val="clear" w:pos="6120"/>
+          <w:tab w:val="clear" w:pos="6840"/>
+          <w:tab w:val="clear" w:pos="7560"/>
+          <w:tab w:val="clear" w:pos="8280"/>
+          <w:tab w:val="clear" w:pos="9000"/>
+          <w:tab w:val="clear" w:pos="9720"/>
+          <w:tab w:val="clear" w:pos="10440"/>
+          <w:tab w:val="clear" w:pos="11160"/>
+          <w:tab w:val="clear" w:pos="11880"/>
+          <w:tab w:val="clear" w:pos="12600"/>
+          <w:tab w:val="left" w:pos="2304"/>
+          <w:tab w:val="left" w:pos="9540"/>
+        </w:tabs>
+        <w:jc w:val="left"/>
+        <w:rPr>
+          <w:rFonts w:ascii="Arial" w:hAnsi="Arial"/>
+        </w:rPr>
+      </w:pPr>
+    </w:p>
+    <w:p>
+      <w:pPr>
+        <w:pStyle w:val="BodyText"/>
+        <w:tabs>
+          <w:tab w:val="clear" w:pos="1080"/>
+          <w:tab w:val="clear" w:pos="1800"/>
+          <w:tab w:val="clear" w:pos="2520"/>
+          <w:tab w:val="clear" w:pos="3240"/>
+          <w:tab w:val="clear" w:pos="3960"/>
+          <w:tab w:val="clear" w:pos="4680"/>
+          <w:tab w:val="clear" w:pos="5400"/>
+          <w:tab w:val="clear" w:pos="6120"/>
+          <w:tab w:val="clear" w:pos="6840"/>
+          <w:tab w:val="clear" w:pos="7560"/>
+          <w:tab w:val="clear" w:pos="8280"/>
+          <w:tab w:val="clear" w:pos="9000"/>
+          <w:tab w:val="clear" w:pos="9720"/>
+          <w:tab w:val="clear" w:pos="10440"/>
+          <w:tab w:val="clear" w:pos="11160"/>
+          <w:tab w:val="clear" w:pos="11880"/>
+          <w:tab w:val="clear" w:pos="12600"/>
+          <w:tab w:val="left" w:pos="2304"/>
+          <w:tab w:val="left" w:pos="9540"/>
+        </w:tabs>
+        <w:jc w:val="left"/>
+        <w:rPr>
+          <w:rFonts w:ascii="Arial" w:hAnsi="Arial"/>
+        </w:rPr>
+      </w:pPr>
+    </w:p>
+    <w:p>
+      <w:pPr>
+        <w:pStyle w:val="BodyText"/>
+        <w:tabs>
+          <w:tab w:val="clear" w:pos="1080"/>
+          <w:tab w:val="clear" w:pos="1800"/>
+          <w:tab w:val="clear" w:pos="2520"/>
+          <w:tab w:val="clear" w:pos="3240"/>
+          <w:tab w:val="clear" w:pos="3960"/>
+          <w:tab w:val="clear" w:pos="4680"/>
+          <w:tab w:val="clear" w:pos="5400"/>
+          <w:tab w:val="clear" w:pos="6120"/>
+          <w:tab w:val="clear" w:pos="6840"/>
+          <w:tab w:val="clear" w:pos="7560"/>
+          <w:tab w:val="clear" w:pos="8280"/>
+          <w:tab w:val="clear" w:pos="9000"/>
+          <w:tab w:val="clear" w:pos="9720"/>
+          <w:tab w:val="clear" w:pos="10440"/>
+          <w:tab w:val="clear" w:pos="11160"/>
+          <w:tab w:val="clear" w:pos="11880"/>
+          <w:tab w:val="clear" w:pos="12600"/>
+          <w:tab w:val="left" w:pos="2304"/>
+          <w:tab w:val="left" w:pos="9540"/>
+        </w:tabs>
+        <w:jc w:val="left"/>
+        <w:rPr>
+          <w:rFonts w:ascii="Arial" w:hAnsi="Arial"/>
+        </w:rPr>
+      </w:pPr>
+    </w:p>
+    <w:p>
+      <w:pPr>
+        <w:pStyle w:val="BodyText"/>
+        <w:tabs>
+          <w:tab w:val="clear" w:pos="1080"/>
+          <w:tab w:val="clear" w:pos="1800"/>
+          <w:tab w:val="clear" w:pos="2520"/>
+          <w:tab w:val="clear" w:pos="3240"/>
+          <w:tab w:val="clear" w:pos="3960"/>
+          <w:tab w:val="clear" w:pos="4680"/>
+          <w:tab w:val="clear" w:pos="5400"/>
+          <w:tab w:val="clear" w:pos="6120"/>
+          <w:tab w:val="clear" w:pos="6840"/>
+          <w:tab w:val="clear" w:pos="7560"/>
+          <w:tab w:val="clear" w:pos="8280"/>
+          <w:tab w:val="clear" w:pos="9000"/>
+          <w:tab w:val="clear" w:pos="9720"/>
+          <w:tab w:val="clear" w:pos="10440"/>
+          <w:tab w:val="clear" w:pos="11160"/>
+          <w:tab w:val="clear" w:pos="11880"/>
+          <w:tab w:val="clear" w:pos="12600"/>
+          <w:tab w:val="left" w:pos="2304"/>
+          <w:tab w:val="left" w:pos="9540"/>
+        </w:tabs>
+        <w:jc w:val="left"/>
+        <w:rPr>
+          <w:rFonts w:ascii="Arial" w:hAnsi="Arial"/>
+        </w:rPr>
+      </w:pPr>
+    </w:p>
+    <w:p>
+      <w:pPr>
+        <w:pStyle w:val="BodyText"/>
+        <w:tabs>
+          <w:tab w:val="clear" w:pos="1080"/>
+          <w:tab w:val="clear" w:pos="1800"/>
+          <w:tab w:val="clear" w:pos="2520"/>
+          <w:tab w:val="clear" w:pos="3240"/>
+          <w:tab w:val="clear" w:pos="3960"/>
+          <w:tab w:val="clear" w:pos="4680"/>
+          <w:tab w:val="clear" w:pos="5400"/>
+          <w:tab w:val="clear" w:pos="6120"/>
+          <w:tab w:val="clear" w:pos="6840"/>
+          <w:tab w:val="clear" w:pos="7560"/>
+          <w:tab w:val="clear" w:pos="8280"/>
+          <w:tab w:val="clear" w:pos="9000"/>
+          <w:tab w:val="clear" w:pos="9720"/>
+          <w:tab w:val="clear" w:pos="10440"/>
+          <w:tab w:val="clear" w:pos="11160"/>
+          <w:tab w:val="clear" w:pos="11880"/>
+          <w:tab w:val="clear" w:pos="12600"/>
+          <w:tab w:val="left" w:pos="2304"/>
+          <w:tab w:val="left" w:pos="9540"/>
+        </w:tabs>
+        <w:jc w:val="left"/>
+        <w:rPr>
+          <w:rFonts w:ascii="Arial" w:hAnsi="Arial"/>
+        </w:rPr>
+      </w:pPr>
+    </w:p>
+    <w:p>
+      <w:pPr>
+        <w:pStyle w:val="BodyText"/>
+        <w:tabs>
+          <w:tab w:val="clear" w:pos="1080"/>
+          <w:tab w:val="clear" w:pos="1800"/>
+          <w:tab w:val="clear" w:pos="2520"/>
+          <w:tab w:val="clear" w:pos="3240"/>
+          <w:tab w:val="clear" w:pos="3960"/>
+          <w:tab w:val="clear" w:pos="4680"/>
+          <w:tab w:val="clear" w:pos="5400"/>
+          <w:tab w:val="clear" w:pos="6120"/>
+          <w:tab w:val="clear" w:pos="6840"/>
+          <w:tab w:val="clear" w:pos="7560"/>
+          <w:tab w:val="clear" w:pos="8280"/>
+          <w:tab w:val="clear" w:pos="9000"/>
+          <w:tab w:val="clear" w:pos="9720"/>
+          <w:tab w:val="clear" w:pos="10440"/>
+          <w:tab w:val="clear" w:pos="11160"/>
+          <w:tab w:val="clear" w:pos="11880"/>
+          <w:tab w:val="clear" w:pos="12600"/>
+          <w:tab w:val="left" w:pos="2304"/>
+          <w:tab w:val="left" w:pos="9540"/>
+        </w:tabs>
+        <w:jc w:val="left"/>
+        <w:rPr>
+          <w:rFonts w:ascii="Arial" w:hAnsi="Arial"/>
+        </w:rPr>
+      </w:pPr>
+    </w:p>
+    <w:p>
+      <w:pPr>
+        <w:pStyle w:val="BodyText"/>
+        <w:tabs>
+          <w:tab w:val="clear" w:pos="1080"/>
+          <w:tab w:val="clear" w:pos="1800"/>
+          <w:tab w:val="clear" w:pos="2520"/>
+          <w:tab w:val="clear" w:pos="3240"/>
+          <w:tab w:val="clear" w:pos="3960"/>
+          <w:tab w:val="clear" w:pos="4680"/>
+          <w:tab w:val="clear" w:pos="5400"/>
+          <w:tab w:val="clear" w:pos="6120"/>
+          <w:tab w:val="clear" w:pos="6840"/>
+          <w:tab w:val="clear" w:pos="7560"/>
+          <w:tab w:val="clear" w:pos="8280"/>
+          <w:tab w:val="clear" w:pos="9000"/>
+          <w:tab w:val="clear" w:pos="9720"/>
+          <w:tab w:val="clear" w:pos="10440"/>
+          <w:tab w:val="clear" w:pos="11160"/>
+          <w:tab w:val="clear" w:pos="11880"/>
+          <w:tab w:val="clear" w:pos="12600"/>
+          <w:tab w:val="left" w:pos="2304"/>
+          <w:tab w:val="left" w:pos="9540"/>
+        </w:tabs>
+        <w:jc w:val="left"/>
+        <w:rPr>
+          <w:rFonts w:ascii="Arial" w:hAnsi="Arial"/>
+        </w:rPr>
+      </w:pPr>
+    </w:p>
+    <w:p>
+      <w:pPr>
+        <w:pStyle w:val="BodyText"/>
+        <w:tabs>
+          <w:tab w:val="clear" w:pos="1080"/>
+          <w:tab w:val="clear" w:pos="1800"/>
+          <w:tab w:val="clear" w:pos="2520"/>
+          <w:tab w:val="clear" w:pos="3240"/>
+          <w:tab w:val="clear" w:pos="3960"/>
+          <w:tab w:val="clear" w:pos="4680"/>
+          <w:tab w:val="clear" w:pos="5400"/>
+          <w:tab w:val="clear" w:pos="6120"/>
+          <w:tab w:val="clear" w:pos="6840"/>
+          <w:tab w:val="clear" w:pos="7560"/>
+          <w:tab w:val="clear" w:pos="8280"/>
+          <w:tab w:val="clear" w:pos="9000"/>
+          <w:tab w:val="clear" w:pos="9720"/>
+          <w:tab w:val="clear" w:pos="10440"/>
+          <w:tab w:val="clear" w:pos="11160"/>
+          <w:tab w:val="clear" w:pos="11880"/>
+          <w:tab w:val="clear" w:pos="12600"/>
+          <w:tab w:val="left" w:pos="2304"/>
+          <w:tab w:val="left" w:pos="9540"/>
+        </w:tabs>
+        <w:jc w:val="left"/>
+        <w:rPr>
+          <w:rFonts w:ascii="Arial" w:hAnsi="Arial"/>
+        </w:rPr>
+      </w:pPr>
+    </w:p>
+    <w:p>
+      <w:pPr>
+        <w:pStyle w:val="BodyText"/>
+        <w:tabs>
+          <w:tab w:val="clear" w:pos="1080"/>
+          <w:tab w:val="clear" w:pos="1800"/>
+          <w:tab w:val="clear" w:pos="2520"/>
+          <w:tab w:val="clear" w:pos="3240"/>
+          <w:tab w:val="clear" w:pos="3960"/>
+          <w:tab w:val="clear" w:pos="4680"/>
+          <w:tab w:val="clear" w:pos="5400"/>
+          <w:tab w:val="clear" w:pos="6120"/>
+          <w:tab w:val="clear" w:pos="6840"/>
+          <w:tab w:val="clear" w:pos="7560"/>
+          <w:tab w:val="clear" w:pos="8280"/>
+          <w:tab w:val="clear" w:pos="9000"/>
+          <w:tab w:val="clear" w:pos="9720"/>
+          <w:tab w:val="clear" w:pos="10440"/>
+          <w:tab w:val="clear" w:pos="11160"/>
+          <w:tab w:val="clear" w:pos="11880"/>
+          <w:tab w:val="clear" w:pos="12600"/>
+          <w:tab w:val="left" w:pos="2304"/>
+          <w:tab w:val="left" w:pos="9540"/>
+        </w:tabs>
+        <w:jc w:val="left"/>
+        <w:rPr>
+          <w:rFonts w:ascii="Arial" w:hAnsi="Arial"/>
+        </w:rPr>
+      </w:pPr>
+    </w:p>
+    <w:p>
+      <w:pPr>
+        <w:pStyle w:val="BodyText"/>
+        <w:tabs>
+          <w:tab w:val="clear" w:pos="1080"/>
+          <w:tab w:val="clear" w:pos="1800"/>
+          <w:tab w:val="clear" w:pos="2520"/>
+          <w:tab w:val="clear" w:pos="3240"/>
+          <w:tab w:val="clear" w:pos="3960"/>
+          <w:tab w:val="clear" w:pos="4680"/>
+          <w:tab w:val="clear" w:pos="5400"/>
+          <w:tab w:val="clear" w:pos="6120"/>
+          <w:tab w:val="clear" w:pos="6840"/>
+          <w:tab w:val="clear" w:pos="7560"/>
+          <w:tab w:val="clear" w:pos="8280"/>
+          <w:tab w:val="clear" w:pos="9000"/>
+          <w:tab w:val="clear" w:pos="9720"/>
+          <w:tab w:val="clear" w:pos="10440"/>
+          <w:tab w:val="clear" w:pos="11160"/>
+          <w:tab w:val="clear" w:pos="11880"/>
+          <w:tab w:val="clear" w:pos="12600"/>
+          <w:tab w:val="left" w:pos="2304"/>
+          <w:tab w:val="left" w:pos="9540"/>
+        </w:tabs>
+        <w:jc w:val="left"/>
+        <w:rPr>
+          <w:rFonts w:ascii="Arial" w:hAnsi="Arial"/>
+        </w:rPr>
+      </w:pPr>
+    </w:p>
+    <w:p>
+      <w:pPr>
+        <w:pStyle w:val="BodyText"/>
+        <w:tabs>
+          <w:tab w:val="clear" w:pos="1080"/>
+          <w:tab w:val="clear" w:pos="1800"/>
+          <w:tab w:val="clear" w:pos="2520"/>
+          <w:tab w:val="clear" w:pos="3240"/>
+          <w:tab w:val="clear" w:pos="3960"/>
+          <w:tab w:val="clear" w:pos="4680"/>
+          <w:tab w:val="clear" w:pos="5400"/>
+          <w:tab w:val="clear" w:pos="6120"/>
+          <w:tab w:val="clear" w:pos="6840"/>
+          <w:tab w:val="clear" w:pos="7560"/>
+          <w:tab w:val="clear" w:pos="8280"/>
+          <w:tab w:val="clear" w:pos="9000"/>
+          <w:tab w:val="clear" w:pos="9720"/>
+          <w:tab w:val="clear" w:pos="10440"/>
+          <w:tab w:val="clear" w:pos="11160"/>
+          <w:tab w:val="clear" w:pos="11880"/>
+          <w:tab w:val="clear" w:pos="12600"/>
+          <w:tab w:val="left" w:pos="2304"/>
+          <w:tab w:val="left" w:pos="9540"/>
+        </w:tabs>
+        <w:jc w:val="left"/>
+        <w:rPr>
+          <w:rFonts w:ascii="Arial" w:hAnsi="Arial"/>
+        </w:rPr>
+      </w:pPr>
+    </w:p>
+    <w:p>
+      <w:pPr>
+        <w:pStyle w:val="BodyText"/>
+        <w:tabs>
+          <w:tab w:val="clear" w:pos="1080"/>
+          <w:tab w:val="clear" w:pos="1800"/>
+          <w:tab w:val="clear" w:pos="2520"/>
+          <w:tab w:val="clear" w:pos="3240"/>
+          <w:tab w:val="clear" w:pos="3960"/>
+          <w:tab w:val="clear" w:pos="4680"/>
+          <w:tab w:val="clear" w:pos="5400"/>
+          <w:tab w:val="clear" w:pos="6120"/>
+          <w:tab w:val="clear" w:pos="6840"/>
+          <w:tab w:val="clear" w:pos="7560"/>
+          <w:tab w:val="clear" w:pos="8280"/>
+          <w:tab w:val="clear" w:pos="9000"/>
+          <w:tab w:val="clear" w:pos="9720"/>
+          <w:tab w:val="clear" w:pos="10440"/>
+          <w:tab w:val="clear" w:pos="11160"/>
+          <w:tab w:val="clear" w:pos="11880"/>
+          <w:tab w:val="clear" w:pos="12600"/>
+          <w:tab w:val="left" w:pos="2304"/>
+          <w:tab w:val="left" w:pos="9540"/>
+        </w:tabs>
+        <w:jc w:val="left"/>
+        <w:rPr>
+          <w:rFonts w:ascii="Arial" w:hAnsi="Arial"/>
+        </w:rPr>
+      </w:pPr>
+    </w:p>
+    <w:p>
+      <w:pPr>
+        <w:pStyle w:val="BodyText"/>
+        <w:tabs>
+          <w:tab w:val="clear" w:pos="1080"/>
+          <w:tab w:val="clear" w:pos="1800"/>
+          <w:tab w:val="clear" w:pos="2520"/>
+          <w:tab w:val="clear" w:pos="3240"/>
+          <w:tab w:val="clear" w:pos="3960"/>
+          <w:tab w:val="clear" w:pos="4680"/>
+          <w:tab w:val="clear" w:pos="5400"/>
+          <w:tab w:val="clear" w:pos="6120"/>
+          <w:tab w:val="clear" w:pos="6840"/>
+          <w:tab w:val="clear" w:pos="7560"/>
+          <w:tab w:val="clear" w:pos="8280"/>
+          <w:tab w:val="clear" w:pos="9000"/>
+          <w:tab w:val="clear" w:pos="9720"/>
+          <w:tab w:val="clear" w:pos="10440"/>
+          <w:tab w:val="clear" w:pos="11160"/>
+          <w:tab w:val="clear" w:pos="11880"/>
+          <w:tab w:val="clear" w:pos="12600"/>
+          <w:tab w:val="left" w:pos="2304"/>
+          <w:tab w:val="left" w:pos="9540"/>
+        </w:tabs>
+        <w:jc w:val="left"/>
+        <w:rPr>
+          <w:rFonts w:ascii="Arial" w:hAnsi="Arial"/>
+        </w:rPr>
+      </w:pPr>
+    </w:p>
+    <w:p>
+      <w:pPr>
+        <w:pStyle w:val="BodyText"/>
+        <w:tabs>
+          <w:tab w:val="clear" w:pos="1080"/>
+          <w:tab w:val="clear" w:pos="1800"/>
+          <w:tab w:val="clear" w:pos="2520"/>
+          <w:tab w:val="clear" w:pos="3240"/>
+          <w:tab w:val="clear" w:pos="3960"/>
+          <w:tab w:val="clear" w:pos="4680"/>
+          <w:tab w:val="clear" w:pos="5400"/>
+          <w:tab w:val="clear" w:pos="6120"/>
+          <w:tab w:val="clear" w:pos="6840"/>
+          <w:tab w:val="clear" w:pos="7560"/>
+          <w:tab w:val="clear" w:pos="8280"/>
+          <w:tab w:val="clear" w:pos="9000"/>
+          <w:tab w:val="clear" w:pos="9720"/>
+          <w:tab w:val="clear" w:pos="10440"/>
+          <w:tab w:val="clear" w:pos="11160"/>
+          <w:tab w:val="clear" w:pos="11880"/>
+          <w:tab w:val="clear" w:pos="12600"/>
+          <w:tab w:val="left" w:pos="2304"/>
+          <w:tab w:val="left" w:pos="9540"/>
+        </w:tabs>
+        <w:jc w:val="left"/>
+        <w:rPr>
+          <w:rFonts w:ascii="Arial" w:hAnsi="Arial"/>
+        </w:rPr>
+      </w:pPr>
+    </w:p>
+    <w:p>
+      <w:pPr>
+        <w:pStyle w:val="BodyText"/>
+        <w:tabs>
+          <w:tab w:val="clear" w:pos="1080"/>
+          <w:tab w:val="clear" w:pos="1800"/>
+          <w:tab w:val="clear" w:pos="2520"/>
+          <w:tab w:val="clear" w:pos="3240"/>
+          <w:tab w:val="clear" w:pos="3960"/>
+          <w:tab w:val="clear" w:pos="4680"/>
+          <w:tab w:val="clear" w:pos="5400"/>
+          <w:tab w:val="clear" w:pos="6120"/>
+          <w:tab w:val="clear" w:pos="6840"/>
+          <w:tab w:val="clear" w:pos="7560"/>
+          <w:tab w:val="clear" w:pos="8280"/>
+          <w:tab w:val="clear" w:pos="9000"/>
+          <w:tab w:val="clear" w:pos="9720"/>
+          <w:tab w:val="clear" w:pos="10440"/>
+          <w:tab w:val="clear" w:pos="11160"/>
+          <w:tab w:val="clear" w:pos="11880"/>
+          <w:tab w:val="clear" w:pos="12600"/>
+          <w:tab w:val="left" w:pos="2304"/>
+          <w:tab w:val="left" w:pos="9540"/>
+        </w:tabs>
+        <w:jc w:val="left"/>
+        <w:rPr>
+          <w:rFonts w:ascii="Arial" w:hAnsi="Arial"/>
+        </w:rPr>
+      </w:pPr>
+    </w:p>
+    <w:p>
+      <w:pPr>
+        <w:pStyle w:val="BodyText"/>
+        <w:tabs>
+          <w:tab w:val="clear" w:pos="1080"/>
+          <w:tab w:val="clear" w:pos="1800"/>
+          <w:tab w:val="clear" w:pos="2520"/>
+          <w:tab w:val="clear" w:pos="3240"/>
+          <w:tab w:val="clear" w:pos="3960"/>
+          <w:tab w:val="clear" w:pos="4680"/>
+          <w:tab w:val="clear" w:pos="5400"/>
+          <w:tab w:val="clear" w:pos="6120"/>
+          <w:tab w:val="clear" w:pos="6840"/>
+          <w:tab w:val="clear" w:pos="7560"/>
+          <w:tab w:val="clear" w:pos="8280"/>
+          <w:tab w:val="clear" w:pos="9000"/>
+          <w:tab w:val="clear" w:pos="9720"/>
+          <w:tab w:val="clear" w:pos="10440"/>
+          <w:tab w:val="clear" w:pos="11160"/>
+          <w:tab w:val="clear" w:pos="11880"/>
+          <w:tab w:val="clear" w:pos="12600"/>
+          <w:tab w:val="left" w:pos="2304"/>
+          <w:tab w:val="left" w:pos="9540"/>
+        </w:tabs>
+        <w:jc w:val="left"/>
+        <w:rPr>
+          <w:rFonts w:ascii="Arial" w:hAnsi="Arial"/>
+        </w:rPr>
+      </w:pPr>
+    </w:p>
+    <w:p>
+      <w:pPr>
+        <w:pStyle w:val="BodyText"/>
+        <w:tabs>
+          <w:tab w:val="clear" w:pos="1080"/>
+          <w:tab w:val="clear" w:pos="1800"/>
+          <w:tab w:val="clear" w:pos="2520"/>
+          <w:tab w:val="clear" w:pos="3240"/>
+          <w:tab w:val="clear" w:pos="3960"/>
+          <w:tab w:val="clear" w:pos="4680"/>
+          <w:tab w:val="clear" w:pos="5400"/>
+          <w:tab w:val="clear" w:pos="6120"/>
+          <w:tab w:val="clear" w:pos="6840"/>
+          <w:tab w:val="clear" w:pos="7560"/>
+          <w:tab w:val="clear" w:pos="8280"/>
+          <w:tab w:val="clear" w:pos="9000"/>
+          <w:tab w:val="clear" w:pos="9720"/>
+          <w:tab w:val="clear" w:pos="10440"/>
+          <w:tab w:val="clear" w:pos="11160"/>
+          <w:tab w:val="clear" w:pos="11880"/>
+          <w:tab w:val="clear" w:pos="12600"/>
+          <w:tab w:val="left" w:pos="2304"/>
+          <w:tab w:val="left" w:pos="9540"/>
+        </w:tabs>
+        <w:jc w:val="left"/>
+        <w:rPr>
+          <w:rFonts w:ascii="Arial" w:hAnsi="Arial"/>
+        </w:rPr>
+      </w:pPr>
+    </w:p>
+    <w:p>
+      <w:pPr>
+        <w:pStyle w:val="BodyText"/>
+        <w:tabs>
+          <w:tab w:val="clear" w:pos="1080"/>
+          <w:tab w:val="clear" w:pos="1800"/>
+          <w:tab w:val="clear" w:pos="2520"/>
+          <w:tab w:val="clear" w:pos="3240"/>
+          <w:tab w:val="clear" w:pos="3960"/>
+          <w:tab w:val="clear" w:pos="4680"/>
+          <w:tab w:val="clear" w:pos="5400"/>
+          <w:tab w:val="clear" w:pos="6120"/>
+          <w:tab w:val="clear" w:pos="6840"/>
+          <w:tab w:val="clear" w:pos="7560"/>
+          <w:tab w:val="clear" w:pos="8280"/>
+          <w:tab w:val="clear" w:pos="9000"/>
+          <w:tab w:val="clear" w:pos="9720"/>
+          <w:tab w:val="clear" w:pos="10440"/>
+          <w:tab w:val="clear" w:pos="11160"/>
+          <w:tab w:val="clear" w:pos="11880"/>
+          <w:tab w:val="clear" w:pos="12600"/>
+          <w:tab w:val="left" w:pos="2304"/>
+          <w:tab w:val="left" w:pos="9540"/>
+        </w:tabs>
+        <w:rPr>
+          <w:rFonts w:ascii="Arial" w:hAnsi="Arial"/>
+        </w:rPr>
+      </w:pPr>
+      <w:r>
+        <w:rPr>
+          <w:rFonts w:ascii="Arial" w:hAnsi="Arial"/>
+        </w:rPr>
+        <w:lastRenderedPageBreak/>
         <w:t>T</w:t>
       </w:r>
       <w:r>
@@ -3889,7 +4225,7 @@
       <w:pPr>
         <w:pStyle w:val="BodyText"/>
         <w:rPr>
-          <w:rFonts w:ascii="Arial" w:hAnsi="Arial" w:cs="Arial"/>
+          <w:rFonts w:ascii="Arial" w:hAnsi="Arial"/>
         </w:rPr>
       </w:pPr>
     </w:p>
@@ -3928,11 +4264,36 @@
     </w:p>
     <w:p>
       <w:pPr>
-        <w:suppressAutoHyphens/>
-        <w:jc w:val="both"/>
-        <w:rPr>
-          <w:rFonts w:ascii="Arial" w:hAnsi="Arial" w:cs="Arial"/>
-          <w:spacing w:val="-3"/>
+        <w:rPr>
+          <w:rFonts w:ascii="Arial" w:hAnsi="Arial" w:cs="Arial"/>
+          <w:b/>
+          <w:bCs/>
+        </w:rPr>
+      </w:pPr>
+      <w:r>
+        <w:rPr>
+          <w:rFonts w:ascii="Arial" w:hAnsi="Arial" w:cs="Arial"/>
+          <w:b/>
+          <w:bCs/>
+        </w:rPr>
+        <w:t xml:space="preserve">{{owner_entity}}</w:t>
+      </w:r>
+    </w:p>
+    <w:p>
+      <w:pPr>
+        <w:rPr>
+          <w:rFonts w:ascii="Arial" w:hAnsi="Arial" w:cs="Arial"/>
+          <w:b/>
+          <w:bCs/>
+        </w:rPr>
+      </w:pPr>
+    </w:p>
+    <w:p>
+      <w:pPr>
+        <w:rPr>
+          <w:rFonts w:ascii="Arial" w:hAnsi="Arial" w:cs="Arial"/>
+          <w:b/>
+          <w:bCs/>
           <w:u w:val="single"/>
         </w:rPr>
       </w:pPr>
@@ -3942,41 +4303,16 @@
           <w:b/>
           <w:bCs/>
         </w:rPr>
-        <w:t>{{owner_entity}}</w:t>
-      </w:r>
-      <w:r>
-        <w:rPr>
-          <w:rFonts w:ascii="Arial" w:hAnsi="Arial" w:cs="Arial"/>
-        </w:rPr>
-        <w:t>, an Arizona limited liability company</w:t>
-      </w:r>
-    </w:p>
-    <w:p>
-      <w:pPr>
-        <w:rPr>
-          <w:rFonts w:ascii="Arial" w:hAnsi="Arial" w:cs="Arial"/>
-          <w:b/>
-          <w:bCs/>
-        </w:rPr>
-      </w:pPr>
-    </w:p>
-    <w:p>
-      <w:pPr>
-        <w:rPr>
-          <w:rFonts w:ascii="Arial" w:hAnsi="Arial" w:cs="Arial"/>
-          <w:b/>
-          <w:bCs/>
-          <w:highlight w:val="lightGray"/>
+        <w:t>By:</w:t>
+      </w:r>
+      <w:r>
+        <w:rPr>
+          <w:rFonts w:ascii="Arial" w:hAnsi="Arial" w:cs="Arial"/>
+          <w:b/>
+          <w:bCs/>
           <w:u w:val="single"/>
         </w:rPr>
-      </w:pPr>
-      <w:r>
-        <w:rPr>
-          <w:rFonts w:ascii="Arial" w:hAnsi="Arial" w:cs="Arial"/>
-          <w:b/>
-          <w:bCs/>
-        </w:rPr>
-        <w:t>By:</w:t>
+        <w:tab/>
       </w:r>
       <w:r>
         <w:rPr>
@@ -4026,21 +4362,56 @@
       <w:r>
         <w:rPr>
           <w:rFonts w:ascii="Arial" w:hAnsi="Arial" w:cs="Arial"/>
+        </w:rPr>
+        <w:tab/>
+      </w:r>
+      <w:r>
+        <w:rPr>
+          <w:rFonts w:ascii="Arial" w:hAnsi="Arial" w:cs="Arial"/>
           <w:b/>
           <w:bCs/>
           <w:u w:val="single"/>
         </w:rPr>
+        <w:t>______________________</w:t>
+      </w:r>
+    </w:p>
+    <w:p>
+      <w:pPr>
+        <w:rPr>
+          <w:rFonts w:ascii="Arial" w:hAnsi="Arial" w:cs="Arial"/>
+          <w:b/>
+          <w:bCs/>
+        </w:rPr>
+      </w:pPr>
+      <w:r>
+        <w:rPr>
+          <w:rFonts w:ascii="Arial" w:hAnsi="Arial" w:cs="Arial"/>
+          <w:b/>
+          <w:bCs/>
+        </w:rPr>
         <w:tab/>
       </w:r>
       <w:r>
         <w:rPr>
           <w:rFonts w:ascii="Arial" w:hAnsi="Arial" w:cs="Arial"/>
+          <w:b/>
+          <w:bCs/>
+        </w:rPr>
+        <w:t xml:space="preserve">{{owner_signer_name}}Date</w:t>
+      </w:r>
+      <w:r>
+        <w:rPr>
+          <w:rFonts w:ascii="Arial" w:hAnsi="Arial" w:cs="Arial"/>
+          <w:b/>
+          <w:bCs/>
         </w:rPr>
         <w:tab/>
       </w:r>
       <w:r>
         <w:rPr>
           <w:rFonts w:ascii="Arial" w:hAnsi="Arial" w:cs="Arial"/>
+          <w:b/>
+          <w:bCs/>
         </w:rPr>
         <w:tab/>
       </w:r>
@@ -4049,28 +4420,8 @@
           <w:rFonts w:ascii="Arial" w:hAnsi="Arial" w:cs="Arial"/>
           <w:b/>
           <w:bCs/>
-          <w:highlight w:val="lightGray"/>
-          <w:u w:val="single"/>
-        </w:rPr>
-        <w:t>______________________</w:t>
-      </w:r>
-    </w:p>
-    <w:p>
-      <w:pPr>
-        <w:rPr>
-          <w:rFonts w:ascii="Arial" w:hAnsi="Arial" w:cs="Arial"/>
-          <w:b/>
-          <w:bCs/>
-        </w:rPr>
-      </w:pPr>
-      <w:r>
-        <w:rPr>
-          <w:rFonts w:ascii="Arial" w:hAnsi="Arial" w:cs="Arial"/>
-          <w:b/>
-          <w:bCs/>
         </w:rPr>
         <w:tab/>
-        <w:t>{{owner_signer_name}}</w:t>
       </w:r>
       <w:r>
         <w:rPr>
@@ -4087,12 +4438,62 @@
           <w:bCs/>
         </w:rPr>
         <w:tab/>
-      </w:r>
-      <w:r>
-        <w:rPr>
-          <w:rFonts w:ascii="Arial" w:hAnsi="Arial" w:cs="Arial"/>
-          <w:b/>
-          <w:bCs/>
+        <w:t xml:space="preserve"/>
+      </w:r>
+    </w:p>
+    <w:p>
+      <w:pPr>
+        <w:pStyle w:val="BodyText"/>
+        <w:rPr>
+          <w:rFonts w:ascii="Arial" w:hAnsi="Arial" w:cs="Arial"/>
+          <w:b/>
+        </w:rPr>
+      </w:pPr>
+    </w:p>
+    <w:p>
+      <w:pPr>
+        <w:pStyle w:val="BodyText"/>
+        <w:rPr>
+          <w:rFonts w:ascii="Arial" w:hAnsi="Arial" w:cs="Arial"/>
+          <w:b/>
+        </w:rPr>
+      </w:pPr>
+      <w:r>
+        <w:rPr>
+          <w:rFonts w:ascii="Arial" w:hAnsi="Arial" w:cs="Arial"/>
+          <w:b/>
+        </w:rPr>
+        <w:t>Owner Contact Information:</w:t>
+      </w:r>
+    </w:p>
+    <w:p>
+      <w:pPr>
+        <w:pStyle w:val="BodyText"/>
+        <w:rPr>
+          <w:rFonts w:ascii="Arial" w:hAnsi="Arial" w:cs="Arial"/>
+          <w:b/>
+        </w:rPr>
+      </w:pPr>
+    </w:p>
+    <w:p>
+      <w:pPr>
+        <w:pStyle w:val="BodyText"/>
+        <w:rPr>
+          <w:rFonts w:ascii="Arial" w:hAnsi="Arial" w:cs="Arial"/>
+          <w:b/>
+        </w:rPr>
+      </w:pPr>
+      <w:r>
+        <w:rPr>
+          <w:rFonts w:ascii="Arial" w:hAnsi="Arial" w:cs="Arial"/>
+          <w:b/>
+        </w:rPr>
+        <w:t xml:space="preserve">Address:{{owner_address}}</w:t>
+      </w:r>
+      <w:r>
+        <w:rPr>
+          <w:rFonts w:ascii="Arial" w:hAnsi="Arial" w:cs="Arial"/>
+          <w:b/>
         </w:rPr>
         <w:tab/>
       </w:r>
@@ -4100,7 +4501,22 @@
         <w:rPr>
           <w:rFonts w:ascii="Arial" w:hAnsi="Arial" w:cs="Arial"/>
           <w:b/>
-          <w:bCs/>
+        </w:rPr>
+        <w:t xml:space="preserve"/>
+      </w:r>
+    </w:p>
+    <w:p>
+      <w:pPr>
+        <w:pStyle w:val="BodyText"/>
+        <w:rPr>
+          <w:rFonts w:ascii="Arial" w:hAnsi="Arial" w:cs="Arial"/>
+          <w:b/>
+        </w:rPr>
+      </w:pPr>
+      <w:r>
+        <w:rPr>
+          <w:rFonts w:ascii="Arial" w:hAnsi="Arial" w:cs="Arial"/>
+          <w:b/>
         </w:rPr>
         <w:tab/>
       </w:r>
@@ -4108,9 +4524,9 @@
         <w:rPr>
           <w:rFonts w:ascii="Arial" w:hAnsi="Arial" w:cs="Arial"/>
           <w:b/>
-          <w:bCs/>
-        </w:rPr>
-        <w:t>Date</w:t>
+        </w:rPr>
+        <w:tab/>
+        <w:t xml:space="preserve"/>
       </w:r>
     </w:p>
     <w:p>
@@ -4135,7 +4551,15 @@
           <w:rFonts w:ascii="Arial" w:hAnsi="Arial" w:cs="Arial"/>
           <w:b/>
         </w:rPr>
-        <w:t>Owner Contact Information:</w:t>
+        <w:t>CRE8:</w:t>
+      </w:r>
+      <w:r>
+        <w:rPr>
+          <w:rFonts w:ascii="Arial" w:hAnsi="Arial" w:cs="Arial"/>
+          <w:b/>
+        </w:rPr>
+        <w:tab/>
+        <w:t>CRE8 CRE, LLC an Arizona Limited Liability Company, by:</w:t>
       </w:r>
     </w:p>
     <w:p>
@@ -4160,7 +4584,23 @@
           <w:rFonts w:ascii="Arial" w:hAnsi="Arial" w:cs="Arial"/>
           <w:b/>
         </w:rPr>
-        <w:t xml:space="preserve">Phone: {{owner_phone}}</w:t>
+        <w:tab/>
+      </w:r>
+      <w:r>
+        <w:rPr>
+          <w:rFonts w:ascii="Arial" w:hAnsi="Arial" w:cs="Arial"/>
+          <w:b/>
+        </w:rPr>
+        <w:tab/>
+        <w:t xml:space="preserve">________________________________________ </w:t>
+      </w:r>
+      <w:r>
+        <w:rPr>
+          <w:rFonts w:ascii="Arial" w:hAnsi="Arial" w:cs="Arial"/>
+          <w:b/>
+        </w:rPr>
+        <w:tab/>
+        <w:t>____________________</w:t>
       </w:r>
     </w:p>
     <w:p>
@@ -4176,82 +4616,8 @@
           <w:rFonts w:ascii="Arial" w:hAnsi="Arial" w:cs="Arial"/>
           <w:b/>
         </w:rPr>
-        <w:t xml:space="preserve">Email: {{owner_email}}</w:t>
-      </w:r>
-    </w:p>
-    <w:p>
-      <w:pPr>
-        <w:pStyle w:val="BodyText"/>
-        <w:rPr>
-          <w:rFonts w:ascii="Arial" w:hAnsi="Arial" w:cs="Arial"/>
-          <w:b/>
-        </w:rPr>
-      </w:pPr>
-      <w:r>
-        <w:rPr>
-          <w:rFonts w:ascii="Arial" w:hAnsi="Arial" w:cs="Arial"/>
-          <w:b/>
-        </w:rPr>
-        <w:t xml:space="preserve">Address: {{owner_address}}</w:t>
-      </w:r>
-    </w:p>
-    <w:p>
-      <w:pPr>
-        <w:pStyle w:val="BodyText"/>
-        <w:rPr>
-          <w:rFonts w:ascii="Arial" w:hAnsi="Arial" w:cs="Arial"/>
-          <w:b/>
-        </w:rPr>
-      </w:pPr>
-    </w:p>
-    <w:p>
-      <w:pPr>
-        <w:pStyle w:val="BodyText"/>
-        <w:rPr>
-          <w:rFonts w:ascii="Arial" w:hAnsi="Arial" w:cs="Arial"/>
-          <w:b/>
-        </w:rPr>
-      </w:pPr>
-      <w:r>
-        <w:rPr>
-          <w:rFonts w:ascii="Arial" w:hAnsi="Arial" w:cs="Arial"/>
-          <w:b/>
-        </w:rPr>
-        <w:t>CRE8:</w:t>
-      </w:r>
-      <w:r>
-        <w:rPr>
-          <w:rFonts w:ascii="Arial" w:hAnsi="Arial" w:cs="Arial"/>
-          <w:b/>
-        </w:rPr>
         <w:tab/>
-        <w:t>CRE8 CRE, LLC an Arizona Limited</w:t>
-      </w:r>
-      <w:r>
-        <w:rPr>
-          <w:rFonts w:ascii="Arial" w:hAnsi="Arial" w:cs="Arial"/>
-          <w:b/>
-        </w:rPr>
-        <w:t xml:space="preserve"> Liability Company, by:</w:t>
-      </w:r>
-    </w:p>
-    <w:p>
-      <w:pPr>
-        <w:pStyle w:val="BodyText"/>
-        <w:rPr>
-          <w:rFonts w:ascii="Arial" w:hAnsi="Arial" w:cs="Arial"/>
-          <w:b/>
-        </w:rPr>
-      </w:pPr>
-    </w:p>
-    <w:p>
-      <w:pPr>
-        <w:pStyle w:val="BodyText"/>
-        <w:rPr>
-          <w:rFonts w:ascii="Arial" w:hAnsi="Arial" w:cs="Arial"/>
-          <w:b/>
-        </w:rPr>
-      </w:pPr>
+      </w:r>
       <w:r>
         <w:rPr>
           <w:rFonts w:ascii="Arial" w:hAnsi="Arial" w:cs="Arial"/>
@@ -4264,66 +4630,21 @@
           <w:rFonts w:ascii="Arial" w:hAnsi="Arial" w:cs="Arial"/>
           <w:b/>
         </w:rPr>
+        <w:t>Andrew Kroot</w:t>
+      </w:r>
+      <w:r>
+        <w:rPr>
+          <w:rFonts w:ascii="Arial" w:hAnsi="Arial" w:cs="Arial"/>
+          <w:b/>
+        </w:rPr>
+        <w:t xml:space="preserve">, its Designated Broker   </w:t>
+      </w:r>
+      <w:r>
+        <w:rPr>
+          <w:rFonts w:ascii="Arial" w:hAnsi="Arial" w:cs="Arial"/>
+          <w:b/>
+        </w:rPr>
         <w:tab/>
-        <w:t>_________________________________</w:t>
-      </w:r>
-      <w:r>
-        <w:rPr>
-          <w:rFonts w:ascii="Arial" w:hAnsi="Arial" w:cs="Arial"/>
-          <w:b/>
-        </w:rPr>
-        <w:tab/>
-      </w:r>
-      <w:r>
-        <w:rPr>
-          <w:rFonts w:ascii="Arial" w:hAnsi="Arial" w:cs="Arial"/>
-          <w:b/>
-        </w:rPr>
-        <w:tab/>
-      </w:r>
-      <w:r>
-        <w:rPr>
-          <w:rFonts w:ascii="Arial" w:hAnsi="Arial" w:cs="Arial"/>
-          <w:b/>
-        </w:rPr>
-        <w:t>____________________</w:t>
-      </w:r>
-    </w:p>
-    <w:p>
-      <w:pPr>
-        <w:pStyle w:val="BodyText"/>
-        <w:rPr>
-          <w:rFonts w:ascii="Arial" w:hAnsi="Arial" w:cs="Arial"/>
-          <w:b/>
-        </w:rPr>
-      </w:pPr>
-      <w:r>
-        <w:rPr>
-          <w:rFonts w:ascii="Arial" w:hAnsi="Arial" w:cs="Arial"/>
-          <w:b/>
-        </w:rPr>
-        <w:tab/>
-      </w:r>
-      <w:r>
-        <w:rPr>
-          <w:rFonts w:ascii="Arial" w:hAnsi="Arial" w:cs="Arial"/>
-          <w:b/>
-        </w:rPr>
-        <w:tab/>
-      </w:r>
-      <w:r>
-        <w:rPr>
-          <w:rFonts w:ascii="Arial" w:hAnsi="Arial" w:cs="Arial"/>
-          <w:b/>
-        </w:rPr>
-        <w:t>Andrew Kroot</w:t>
-      </w:r>
-      <w:r>
-        <w:rPr>
-          <w:rFonts w:ascii="Arial" w:hAnsi="Arial" w:cs="Arial"/>
-          <w:b/>
-        </w:rPr>
-        <w:t xml:space="preserve">, its Designated Broker   </w:t>
       </w:r>
       <w:r>
         <w:rPr>
@@ -4358,6 +4679,15 @@
           <w:b/>
         </w:rPr>
       </w:pPr>
+    </w:p>
+    <w:p>
+      <w:pPr>
+        <w:pStyle w:val="BodyText"/>
+        <w:rPr>
+          <w:rFonts w:ascii="Arial" w:hAnsi="Arial" w:cs="Arial"/>
+          <w:b/>
+        </w:rPr>
+      </w:pPr>
       <w:r>
         <w:rPr>
           <w:rFonts w:ascii="Arial" w:hAnsi="Arial" w:cs="Arial"/>
@@ -4386,7 +4716,7 @@
           <w:rFonts w:ascii="Arial" w:hAnsi="Arial" w:cs="Arial"/>
           <w:b/>
         </w:rPr>
-        <w:t>Address:</w:t>
+        <w:t xml:space="preserve">Address:4120 E. Indian School Road, {{city}}, AZ  85018 </w:t>
       </w:r>
       <w:r>
         <w:rPr>
@@ -4394,7 +4724,28 @@
           <w:b/>
         </w:rPr>
         <w:tab/>
-        <w:t>4102 E. Indian School Road, Phoenix, AZ  85018</w:t>
+        <w:t xml:space="preserve"/>
+      </w:r>
+      <w:r>
+        <w:rPr>
+          <w:rFonts w:ascii="Arial" w:hAnsi="Arial" w:cs="Arial"/>
+          <w:b/>
+        </w:rPr>
+        <w:t xml:space="preserve"/>
+      </w:r>
+      <w:r>
+        <w:rPr>
+          <w:rFonts w:ascii="Arial" w:hAnsi="Arial" w:cs="Arial"/>
+          <w:b/>
+        </w:rPr>
+        <w:t xml:space="preserve"/>
+      </w:r>
+      <w:r>
+        <w:rPr>
+          <w:rFonts w:ascii="Arial" w:hAnsi="Arial" w:cs="Arial"/>
+          <w:b/>
+        </w:rPr>
+        <w:t xml:space="preserve"/>
       </w:r>
       <w:r>
         <w:rPr>
@@ -4409,6 +4760,75 @@
           <w:b/>
         </w:rPr>
         <w:tab/>
+      </w:r>
+      <w:r>
+        <w:rPr>
+          <w:rFonts w:ascii="Arial" w:hAnsi="Arial" w:cs="Arial"/>
+          <w:b/>
+        </w:rPr>
+        <w:tab/>
+      </w:r>
+      <w:r>
+        <w:rPr>
+          <w:rFonts w:ascii="Arial" w:hAnsi="Arial" w:cs="Arial"/>
+          <w:b/>
+        </w:rPr>
+        <w:tab/>
+        <w:t xml:space="preserve"/>
+      </w:r>
+    </w:p>
+    <w:p>
+      <w:pPr>
+        <w:pStyle w:val="BodyText"/>
+        <w:rPr>
+          <w:rFonts w:ascii="Arial" w:hAnsi="Arial" w:cs="Arial"/>
+          <w:b/>
+        </w:rPr>
+      </w:pPr>
+      <w:r>
+        <w:rPr>
+          <w:rFonts w:ascii="Arial" w:hAnsi="Arial" w:cs="Arial"/>
+          <w:b/>
+        </w:rPr>
+        <w:t>Attention:</w:t>
+      </w:r>
+      <w:r>
+        <w:rPr>
+          <w:rFonts w:ascii="Arial" w:hAnsi="Arial" w:cs="Arial"/>
+          <w:b/>
+        </w:rPr>
+        <w:tab/>
+      </w:r>
+      <w:r>
+        <w:rPr>
+          <w:rFonts w:ascii="Arial" w:hAnsi="Arial" w:cs="Arial"/>
+          <w:b/>
+        </w:rPr>
+        <w:t>Andrew Kroot</w:t>
+      </w:r>
+    </w:p>
+    <w:p>
+      <w:pPr>
+        <w:pStyle w:val="BodyText"/>
+        <w:rPr>
+          <w:rFonts w:ascii="Arial" w:hAnsi="Arial" w:cs="Arial"/>
+          <w:b/>
+        </w:rPr>
+      </w:pPr>
+      <w:r>
+        <w:rPr>
+          <w:rFonts w:ascii="Arial" w:hAnsi="Arial" w:cs="Arial"/>
+          <w:b/>
+        </w:rPr>
+        <w:t>Phone:</w:t>
+      </w:r>
+      <w:r>
+        <w:rPr>
+          <w:rFonts w:ascii="Arial" w:hAnsi="Arial" w:cs="Arial"/>
+          <w:b/>
+        </w:rPr>
+        <w:tab/>
+        <w:t>602-888-2738</w:t>
       </w:r>
       <w:r>
         <w:rPr>
@@ -4425,59 +4845,12 @@
         <w:tab/>
         <w:t xml:space="preserve"> </w:t>
       </w:r>
-    </w:p>
-    <w:p>
-      <w:pPr>
-        <w:pStyle w:val="BodyText"/>
-        <w:rPr>
-          <w:rFonts w:ascii="Arial" w:hAnsi="Arial" w:cs="Arial"/>
-          <w:b/>
-        </w:rPr>
-      </w:pPr>
-      <w:r>
-        <w:rPr>
-          <w:rFonts w:ascii="Arial" w:hAnsi="Arial" w:cs="Arial"/>
-          <w:b/>
-        </w:rPr>
-        <w:t>Attention:</w:t>
-      </w:r>
       <w:r>
         <w:rPr>
           <w:rFonts w:ascii="Arial" w:hAnsi="Arial" w:cs="Arial"/>
           <w:b/>
         </w:rPr>
         <w:tab/>
-      </w:r>
-      <w:r>
-        <w:rPr>
-          <w:rFonts w:ascii="Arial" w:hAnsi="Arial" w:cs="Arial"/>
-          <w:b/>
-        </w:rPr>
-        <w:t>Andrew Kroot</w:t>
-      </w:r>
-    </w:p>
-    <w:p>
-      <w:pPr>
-        <w:pStyle w:val="BodyText"/>
-        <w:rPr>
-          <w:rFonts w:ascii="Arial" w:hAnsi="Arial" w:cs="Arial"/>
-          <w:b/>
-        </w:rPr>
-      </w:pPr>
-      <w:r>
-        <w:rPr>
-          <w:rFonts w:ascii="Arial" w:hAnsi="Arial" w:cs="Arial"/>
-          <w:b/>
-        </w:rPr>
-        <w:t>Phone:</w:t>
-      </w:r>
-      <w:r>
-        <w:rPr>
-          <w:rFonts w:ascii="Arial" w:hAnsi="Arial" w:cs="Arial"/>
-          <w:b/>
-        </w:rPr>
-        <w:tab/>
-        <w:t>602-888-2738</w:t>
       </w:r>
       <w:r>
         <w:rPr>
@@ -4494,6 +4867,22 @@
         <w:tab/>
         <w:t xml:space="preserve"> </w:t>
       </w:r>
+    </w:p>
+    <w:p>
+      <w:pPr>
+        <w:pStyle w:val="BodyText"/>
+        <w:rPr>
+          <w:rFonts w:ascii="Arial" w:hAnsi="Arial" w:cs="Arial"/>
+          <w:b/>
+        </w:rPr>
+      </w:pPr>
+      <w:r>
+        <w:rPr>
+          <w:rFonts w:ascii="Arial" w:hAnsi="Arial" w:cs="Arial"/>
+          <w:b/>
+        </w:rPr>
+        <w:t xml:space="preserve">E-mail: </w:t>
+      </w:r>
       <w:r>
         <w:rPr>
           <w:rFonts w:ascii="Arial" w:hAnsi="Arial" w:cs="Arial"/>
@@ -4501,6 +4890,39 @@
         </w:rPr>
         <w:tab/>
       </w:r>
+      <w:hyperlink r:id="rId10" w:history="1">
+        <w:r>
+          <w:rPr>
+            <w:rStyle w:val="Hyperlink"/>
+            <w:rFonts w:ascii="Arial" w:hAnsi="Arial" w:cs="Arial"/>
+            <w:b/>
+          </w:rPr>
+          <w:t>Andy@CRE8advisors.com</w:t>
+        </w:r>
+      </w:hyperlink>
+      <w:r>
+        <w:rPr>
+          <w:rFonts w:ascii="Arial" w:hAnsi="Arial" w:cs="Arial"/>
+          <w:b/>
+        </w:rPr>
+        <w:t xml:space="preserve"> </w:t>
+      </w:r>
+    </w:p>
+    <w:p>
+      <w:pPr>
+        <w:pStyle w:val="BodyText"/>
+        <w:rPr>
+          <w:rFonts w:ascii="Arial" w:hAnsi="Arial"/>
+          <w:b/>
+        </w:rPr>
+      </w:pPr>
+      <w:r>
+        <w:rPr>
+          <w:rFonts w:ascii="Arial" w:hAnsi="Arial" w:cs="Arial"/>
+          <w:b/>
+        </w:rPr>
+        <w:t>CC:</w:t>
+      </w:r>
       <w:r>
         <w:rPr>
           <w:rFonts w:ascii="Arial" w:hAnsi="Arial" w:cs="Arial"/>
@@ -4514,76 +4936,25 @@
           <w:b/>
         </w:rPr>
         <w:tab/>
-        <w:t xml:space="preserve"> </w:t>
-      </w:r>
-    </w:p>
-    <w:p>
-      <w:pPr>
-        <w:pStyle w:val="BodyText"/>
-        <w:rPr>
-          <w:rFonts w:ascii="Arial" w:hAnsi="Arial" w:cs="Arial"/>
-          <w:b/>
-        </w:rPr>
-      </w:pPr>
-      <w:r>
-        <w:rPr>
-          <w:rFonts w:ascii="Arial" w:hAnsi="Arial" w:cs="Arial"/>
-          <w:b/>
-        </w:rPr>
-        <w:t xml:space="preserve">E-mail: </w:t>
-      </w:r>
-      <w:r>
-        <w:rPr>
-          <w:rFonts w:ascii="Arial" w:hAnsi="Arial" w:cs="Arial"/>
-          <w:b/>
-        </w:rPr>
-        <w:tab/>
-      </w:r>
-      <w:r>
-        <w:rPr>
-          <w:rFonts w:ascii="Arial" w:hAnsi="Arial" w:cs="Arial"/>
-          <w:b/>
-        </w:rPr>
-        <w:t>Andy</w:t>
-      </w:r>
-      <w:r>
-        <w:rPr>
-          <w:rFonts w:ascii="Arial" w:hAnsi="Arial" w:cs="Arial"/>
-          <w:b/>
-        </w:rPr>
-        <w:t>@CRE8advisors.com</w:t>
-      </w:r>
-    </w:p>
-    <w:p>
-      <w:pPr>
-        <w:pStyle w:val="BodyText"/>
-        <w:rPr>
-          <w:rFonts w:ascii="Arial" w:hAnsi="Arial" w:cs="Arial"/>
-          <w:b/>
-        </w:rPr>
-      </w:pPr>
-      <w:r>
-        <w:rPr>
-          <w:rFonts w:ascii="Arial" w:hAnsi="Arial" w:cs="Arial"/>
-          <w:b/>
-        </w:rPr>
-        <w:t>CC:</w:t>
-      </w:r>
-      <w:r>
-        <w:rPr>
-          <w:rFonts w:ascii="Arial" w:hAnsi="Arial" w:cs="Arial"/>
-          <w:b/>
-        </w:rPr>
-        <w:tab/>
-      </w:r>
-      <w:r>
-        <w:rPr>
-          <w:rFonts w:ascii="Arial" w:hAnsi="Arial" w:cs="Arial"/>
-          <w:b/>
-        </w:rPr>
-        <w:tab/>
-        <w:t>Lindsey@CRE8advisors.com</w:t>
-      </w:r>
+      </w:r>
+      <w:hyperlink r:id="rId11" w:history="1">
+        <w:r>
+          <w:rPr>
+            <w:rStyle w:val="Hyperlink"/>
+            <w:rFonts w:ascii="Arial" w:hAnsi="Arial" w:cs="Arial"/>
+            <w:b/>
+          </w:rPr>
+          <w:t>Lin</w:t>
+        </w:r>
+        <w:r>
+          <w:rPr>
+            <w:rStyle w:val="Hyperlink"/>
+            <w:rFonts w:ascii="Arial" w:hAnsi="Arial"/>
+            <w:b/>
+          </w:rPr>
+          <w:t>dsey@CRE8advisors.com</w:t>
+        </w:r>
+      </w:hyperlink>
     </w:p>
     <w:p>
       <w:pPr>
@@ -4598,7 +4969,6 @@
     <w:p>
       <w:pPr>
         <w:pStyle w:val="BodyText"/>
-        <w:ind w:left="1080" w:hanging="1080"/>
         <w:rPr>
           <w:rFonts w:ascii="Arial" w:hAnsi="Arial"/>
           <w:b/>
@@ -4608,7 +4978,6 @@
     <w:p>
       <w:pPr>
         <w:pStyle w:val="BodyText"/>
-        <w:ind w:left="1080" w:hanging="1080"/>
         <w:rPr>
           <w:rFonts w:ascii="Arial" w:hAnsi="Arial"/>
           <w:b/>
@@ -4618,69 +4987,281 @@
     <w:p>
       <w:pPr>
         <w:pStyle w:val="BodyText"/>
-        <w:ind w:left="1080" w:hanging="1080"/>
-        <w:rPr>
-          <w:rFonts w:ascii="Arial" w:hAnsi="Arial"/>
-          <w:b/>
+        <w:jc w:val="center"/>
+        <w:rPr>
+          <w:rFonts w:ascii="Arial" w:hAnsi="Arial"/>
+          <w:b/>
+          <w:u w:val="single"/>
         </w:rPr>
       </w:pPr>
     </w:p>
     <w:p>
       <w:pPr>
         <w:pStyle w:val="BodyText"/>
-        <w:ind w:left="1080" w:hanging="1080"/>
-        <w:rPr>
-          <w:rFonts w:ascii="Arial" w:hAnsi="Arial"/>
-          <w:b/>
+        <w:jc w:val="center"/>
+        <w:rPr>
+          <w:rFonts w:ascii="Arial" w:hAnsi="Arial"/>
+          <w:b/>
+          <w:u w:val="single"/>
         </w:rPr>
       </w:pPr>
     </w:p>
     <w:p>
       <w:pPr>
         <w:pStyle w:val="BodyText"/>
-        <w:ind w:left="1080" w:hanging="1080"/>
-        <w:rPr>
-          <w:rFonts w:ascii="Arial" w:hAnsi="Arial"/>
-          <w:b/>
+        <w:jc w:val="center"/>
+        <w:rPr>
+          <w:rFonts w:ascii="Arial" w:hAnsi="Arial"/>
+          <w:b/>
+          <w:u w:val="single"/>
         </w:rPr>
       </w:pPr>
     </w:p>
     <w:p>
       <w:pPr>
         <w:pStyle w:val="BodyText"/>
-        <w:ind w:left="1080" w:hanging="1080"/>
-        <w:rPr>
-          <w:rFonts w:ascii="Arial" w:hAnsi="Arial"/>
-          <w:b/>
+        <w:jc w:val="center"/>
+        <w:rPr>
+          <w:rFonts w:ascii="Arial" w:hAnsi="Arial"/>
+          <w:b/>
+          <w:u w:val="single"/>
         </w:rPr>
       </w:pPr>
     </w:p>
     <w:p>
       <w:pPr>
         <w:pStyle w:val="BodyText"/>
-        <w:ind w:left="1080" w:hanging="1080"/>
-        <w:rPr>
-          <w:rFonts w:ascii="Arial" w:hAnsi="Arial"/>
-          <w:b/>
+        <w:jc w:val="center"/>
+        <w:rPr>
+          <w:rFonts w:ascii="Arial" w:hAnsi="Arial"/>
+          <w:b/>
+          <w:u w:val="single"/>
         </w:rPr>
       </w:pPr>
     </w:p>
     <w:p>
       <w:pPr>
         <w:pStyle w:val="BodyText"/>
-        <w:rPr>
-          <w:rFonts w:ascii="Arial" w:hAnsi="Arial"/>
-          <w:b/>
-        </w:rPr>
-      </w:pPr>
-    </w:p>
-    <w:p/>
+        <w:jc w:val="center"/>
+        <w:rPr>
+          <w:rFonts w:ascii="Arial" w:hAnsi="Arial"/>
+          <w:b/>
+          <w:u w:val="single"/>
+        </w:rPr>
+      </w:pPr>
+    </w:p>
+    <w:p>
+      <w:pPr>
+        <w:pStyle w:val="BodyText"/>
+        <w:jc w:val="center"/>
+        <w:rPr>
+          <w:rFonts w:ascii="Arial" w:hAnsi="Arial"/>
+          <w:b/>
+          <w:u w:val="single"/>
+        </w:rPr>
+      </w:pPr>
+    </w:p>
+    <w:p>
+      <w:pPr>
+        <w:pStyle w:val="BodyText"/>
+        <w:jc w:val="center"/>
+        <w:rPr>
+          <w:rFonts w:ascii="Arial" w:hAnsi="Arial"/>
+          <w:b/>
+          <w:u w:val="single"/>
+        </w:rPr>
+      </w:pPr>
+    </w:p>
+    <w:p>
+      <w:pPr>
+        <w:pStyle w:val="BodyText"/>
+        <w:jc w:val="center"/>
+        <w:rPr>
+          <w:rFonts w:ascii="Arial" w:hAnsi="Arial"/>
+          <w:b/>
+          <w:u w:val="single"/>
+        </w:rPr>
+      </w:pPr>
+    </w:p>
+    <w:p>
+      <w:pPr>
+        <w:pStyle w:val="BodyText"/>
+        <w:jc w:val="center"/>
+        <w:rPr>
+          <w:rFonts w:ascii="Arial" w:hAnsi="Arial"/>
+          <w:b/>
+          <w:u w:val="single"/>
+        </w:rPr>
+      </w:pPr>
+    </w:p>
+    <w:p>
+      <w:pPr>
+        <w:pStyle w:val="BodyText"/>
+        <w:jc w:val="center"/>
+        <w:rPr>
+          <w:rFonts w:ascii="Arial" w:hAnsi="Arial"/>
+          <w:b/>
+          <w:u w:val="single"/>
+        </w:rPr>
+      </w:pPr>
+    </w:p>
+    <w:p>
+      <w:pPr>
+        <w:pStyle w:val="BodyText"/>
+        <w:jc w:val="center"/>
+        <w:rPr>
+          <w:rFonts w:ascii="Arial" w:hAnsi="Arial"/>
+          <w:b/>
+          <w:u w:val="single"/>
+        </w:rPr>
+      </w:pPr>
+    </w:p>
+    <w:p>
+      <w:pPr>
+        <w:pStyle w:val="BodyText"/>
+        <w:jc w:val="center"/>
+        <w:rPr>
+          <w:rFonts w:ascii="Arial" w:hAnsi="Arial"/>
+          <w:b/>
+          <w:u w:val="single"/>
+        </w:rPr>
+      </w:pPr>
+    </w:p>
+    <w:p>
+      <w:pPr>
+        <w:pStyle w:val="BodyText"/>
+        <w:jc w:val="center"/>
+        <w:rPr>
+          <w:rFonts w:ascii="Arial" w:hAnsi="Arial"/>
+          <w:b/>
+          <w:u w:val="single"/>
+        </w:rPr>
+      </w:pPr>
+    </w:p>
+    <w:p>
+      <w:pPr>
+        <w:pStyle w:val="BodyText"/>
+        <w:jc w:val="center"/>
+        <w:rPr>
+          <w:rFonts w:ascii="Arial" w:hAnsi="Arial"/>
+          <w:b/>
+          <w:u w:val="single"/>
+        </w:rPr>
+      </w:pPr>
+    </w:p>
+    <w:p>
+      <w:pPr>
+        <w:pStyle w:val="BodyText"/>
+        <w:jc w:val="center"/>
+        <w:rPr>
+          <w:rFonts w:ascii="Arial" w:hAnsi="Arial"/>
+          <w:b/>
+          <w:u w:val="single"/>
+        </w:rPr>
+      </w:pPr>
+    </w:p>
+    <w:p>
+      <w:pPr>
+        <w:pStyle w:val="BodyText"/>
+        <w:jc w:val="center"/>
+        <w:rPr>
+          <w:rFonts w:ascii="Arial" w:hAnsi="Arial"/>
+          <w:b/>
+          <w:u w:val="single"/>
+        </w:rPr>
+      </w:pPr>
+    </w:p>
+    <w:p>
+      <w:pPr>
+        <w:pStyle w:val="BodyText"/>
+        <w:jc w:val="center"/>
+        <w:rPr>
+          <w:rFonts w:ascii="Arial" w:hAnsi="Arial"/>
+          <w:b/>
+          <w:u w:val="single"/>
+        </w:rPr>
+      </w:pPr>
+    </w:p>
+    <w:p>
+      <w:pPr>
+        <w:pStyle w:val="BodyText"/>
+        <w:jc w:val="center"/>
+        <w:rPr>
+          <w:rFonts w:ascii="Arial" w:hAnsi="Arial"/>
+          <w:b/>
+          <w:u w:val="single"/>
+        </w:rPr>
+      </w:pPr>
+    </w:p>
+    <w:p>
+      <w:pPr>
+        <w:pStyle w:val="BodyText"/>
+        <w:jc w:val="center"/>
+        <w:rPr>
+          <w:rFonts w:ascii="Arial" w:hAnsi="Arial"/>
+          <w:b/>
+          <w:u w:val="single"/>
+        </w:rPr>
+      </w:pPr>
+    </w:p>
+    <w:p>
+      <w:pPr>
+        <w:pStyle w:val="BodyText"/>
+        <w:jc w:val="center"/>
+        <w:rPr>
+          <w:rFonts w:ascii="Arial" w:hAnsi="Arial"/>
+          <w:b/>
+          <w:u w:val="single"/>
+        </w:rPr>
+      </w:pPr>
+    </w:p>
+    <w:p>
+      <w:pPr>
+        <w:pStyle w:val="BodyText"/>
+        <w:jc w:val="center"/>
+        <w:rPr>
+          <w:rFonts w:ascii="Arial" w:hAnsi="Arial"/>
+          <w:b/>
+          <w:u w:val="single"/>
+        </w:rPr>
+      </w:pPr>
+    </w:p>
+    <w:p>
+      <w:pPr>
+        <w:pStyle w:val="BodyText"/>
+        <w:jc w:val="center"/>
+        <w:rPr>
+          <w:rFonts w:ascii="Arial" w:hAnsi="Arial"/>
+          <w:b/>
+          <w:u w:val="single"/>
+        </w:rPr>
+      </w:pPr>
+      <w:r>
+        <w:rPr>
+          <w:rFonts w:ascii="Arial" w:hAnsi="Arial"/>
+          <w:b/>
+          <w:u w:val="single"/>
+        </w:rPr>
+        <w:t>Exhibit A:</w:t>
+      </w:r>
+    </w:p>
+    <w:p>
+      <w:pPr>
+        <w:pStyle w:val="BodyText"/>
+        <w:jc w:val="center"/>
+        <w:rPr>
+          <w:rFonts w:ascii="Arial" w:hAnsi="Arial"/>
+          <w:b/>
+          <w:u w:val="single"/>
+        </w:rPr>
+      </w:pPr>
+    </w:p>
     <w:sectPr>
-      <w:headerReference w:type="even" r:id="rId7"/>
-      <w:headerReference w:type="default" r:id="rId8"/>
-      <w:footerReference w:type="default" r:id="rId9"/>
-      <w:headerReference w:type="first" r:id="rId10"/>
-      <w:footerReference w:type="first" r:id="rId11"/>
+      <w:headerReference w:type="even" r:id="rId13"/>
+      <w:headerReference w:type="default" r:id="rId14"/>
+      <w:footerReference w:type="default" r:id="rId15"/>
+      <w:headerReference w:type="first" r:id="rId16"/>
+      <w:footerReference w:type="first" r:id="rId17"/>
       <w:pgSz w:w="12240" w:h="15840" w:code="1"/>
       <w:pgMar w:top="1008" w:right="1008" w:bottom="1008" w:left="1008" w:header="763" w:footer="432" w:gutter="0"/>
       <w:pgBorders w:offsetFrom="page">
@@ -4769,6 +5350,14 @@
         <w:sz w:val="20"/>
       </w:rPr>
       <w:tab/>
+    </w:r>
+    <w:r>
+      <w:rPr>
+        <w:rStyle w:val="PageNumber"/>
+        <w:rFonts w:ascii="Arial" w:hAnsi="Arial" w:cs="Arial"/>
+        <w:snapToGrid w:val="0"/>
+        <w:sz w:val="20"/>
+      </w:rPr>
       <w:t xml:space="preserve">Page </w:t>
     </w:r>
     <w:r>
@@ -4926,7 +5515,12 @@
       <w:rPr>
         <w:noProof/>
       </w:rPr>
-      <w:pict w14:anchorId="4E562B36">
+    </w:r>
+    <w:r>
+      <w:rPr>
+        <w:noProof/>
+      </w:rPr>
+      <w:pict w14:anchorId="23DD1CEC">
         <v:shapetype id="_x0000_t75" coordsize="21600,21600" o:spt="75" o:preferrelative="t" path="m@4@5l@4@11@9@11@9@5xe" filled="f" stroked="f">
           <v:stroke joinstyle="miter"/>
           <v:formulas>
@@ -5024,7 +5618,16 @@
         <w:sz w:val="18"/>
         <w:szCs w:val="18"/>
       </w:rPr>
-      <w:pict w14:anchorId="2A8EBA1A">
+    </w:r>
+    <w:r>
+      <w:rPr>
+        <w:rFonts w:ascii="Arial" w:hAnsi="Arial"/>
+        <w:noProof/>
+        <w:color w:val="000080"/>
+        <w:sz w:val="18"/>
+        <w:szCs w:val="18"/>
+      </w:rPr>
+      <w:pict w14:anchorId="57EBCF27">
         <v:shapetype id="_x0000_t75" coordsize="21600,21600" o:spt="75" o:preferrelative="t" path="m@4@5l@4@11@9@11@9@5xe" filled="f" stroked="f">
           <v:stroke joinstyle="miter"/>
           <v:formulas>
@@ -5077,7 +5680,13 @@
         <w:noProof/>
         <w:color w:val="000000"/>
       </w:rPr>
-      <w:pict w14:anchorId="3E46FBC4">
+    </w:r>
+    <w:r>
+      <w:rPr>
+        <w:noProof/>
+        <w:color w:val="000000"/>
+      </w:rPr>
+      <w:pict w14:anchorId="7FCA18EC">
         <v:shapetype id="_x0000_t75" coordsize="21600,21600" o:spt="75" o:preferrelative="t" path="m@4@5l@4@11@9@11@9@5xe" filled="f" stroked="f">
           <v:stroke joinstyle="miter"/>
           <v:formulas>
@@ -5268,7 +5877,7 @@
         <w:i w:val="0"/>
       </w:rPr>
     </w:lvl>
-    <w:lvl w:ilvl="1" w:tplc="04090019" w:tentative="1">
+    <w:lvl w:ilvl="1" w:tplc="04090019">
       <w:start w:val="1"/>
       <w:numFmt w:val="lowerLetter"/>
       <w:lvlText w:val="%2."/>
@@ -5546,6 +6155,122 @@
     </w:lvl>
   </w:abstractNum>
   <w:abstractNum w:abstractNumId="4" w15:restartNumberingAfterBreak="0">
+    <w:nsid w:val="2A9F5A10"/>
+    <w:multiLevelType w:val="hybridMultilevel"/>
+    <w:tmpl w:val="510E2052"/>
+    <w:lvl w:ilvl="0" w:tplc="AC8AD162">
+      <w:start w:val="1"/>
+      <w:numFmt w:val="lowerLetter"/>
+      <w:lvlText w:val="%1."/>
+      <w:lvlJc w:val="left"/>
+      <w:pPr>
+        <w:tabs>
+          <w:tab w:val="num" w:pos="1800"/>
+        </w:tabs>
+        <w:ind w:left="1800" w:hanging="360"/>
+      </w:pPr>
+      <w:rPr>
+        <w:rFonts w:hint="default"/>
+      </w:rPr>
+    </w:lvl>
+    <w:lvl w:ilvl="1" w:tplc="04090019" w:tentative="1">
+      <w:start w:val="1"/>
+      <w:numFmt w:val="lowerLetter"/>
+      <w:lvlText w:val="%2."/>
+      <w:lvlJc w:val="left"/>
+      <w:pPr>
+        <w:tabs>
+          <w:tab w:val="num" w:pos="2520"/>
+        </w:tabs>
+        <w:ind w:left="2520" w:hanging="360"/>
+      </w:pPr>
+    </w:lvl>
+    <w:lvl w:ilvl="2" w:tplc="0409001B" w:tentative="1">
+      <w:start w:val="1"/>
+      <w:numFmt w:val="lowerRoman"/>
+      <w:lvlText w:val="%3."/>
+      <w:lvlJc w:val="right"/>
+      <w:pPr>
+        <w:tabs>
+          <w:tab w:val="num" w:pos="3240"/>
+        </w:tabs>
+        <w:ind w:left="3240" w:hanging="180"/>
+      </w:pPr>
+    </w:lvl>
+    <w:lvl w:ilvl="3" w:tplc="0409000F" w:tentative="1">
+      <w:start w:val="1"/>
+      <w:numFmt w:val="decimal"/>
+      <w:lvlText w:val="%4."/>
+      <w:lvlJc w:val="left"/>
+      <w:pPr>
+        <w:tabs>
+          <w:tab w:val="num" w:pos="3960"/>
+        </w:tabs>
+        <w:ind w:left="3960" w:hanging="360"/>
+      </w:pPr>
+    </w:lvl>
+    <w:lvl w:ilvl="4" w:tplc="04090019" w:tentative="1">
+      <w:start w:val="1"/>
+      <w:numFmt w:val="lowerLetter"/>
+      <w:lvlText w:val="%5."/>
+      <w:lvlJc w:val="left"/>
+      <w:pPr>
+        <w:tabs>
+          <w:tab w:val="num" w:pos="4680"/>
+        </w:tabs>
+        <w:ind w:left="4680" w:hanging="360"/>
+      </w:pPr>
+    </w:lvl>
+    <w:lvl w:ilvl="5" w:tplc="0409001B" w:tentative="1">
+      <w:start w:val="1"/>
+      <w:numFmt w:val="lowerRoman"/>
+      <w:lvlText w:val="%6."/>
+      <w:lvlJc w:val="right"/>
+      <w:pPr>
+        <w:tabs>
+          <w:tab w:val="num" w:pos="5400"/>
+        </w:tabs>
+        <w:ind w:left="5400" w:hanging="180"/>
+      </w:pPr>
+    </w:lvl>
+    <w:lvl w:ilvl="6" w:tplc="0409000F" w:tentative="1">
+      <w:start w:val="1"/>
+      <w:numFmt w:val="decimal"/>
+      <w:lvlText w:val="%7."/>
+      <w:lvlJc w:val="left"/>
+      <w:pPr>
+        <w:tabs>
+          <w:tab w:val="num" w:pos="6120"/>
+        </w:tabs>
+        <w:ind w:left="6120" w:hanging="360"/>
+      </w:pPr>
+    </w:lvl>
+    <w:lvl w:ilvl="7" w:tplc="04090019" w:tentative="1">
+      <w:start w:val="1"/>
+      <w:numFmt w:val="lowerLetter"/>
+      <w:lvlText w:val="%8."/>
+      <w:lvlJc w:val="left"/>
+      <w:pPr>
+        <w:tabs>
+          <w:tab w:val="num" w:pos="6840"/>
+        </w:tabs>
+        <w:ind w:left="6840" w:hanging="360"/>
+      </w:pPr>
+    </w:lvl>
+    <w:lvl w:ilvl="8" w:tplc="0409001B" w:tentative="1">
+      <w:start w:val="1"/>
+      <w:numFmt w:val="lowerRoman"/>
+      <w:lvlText w:val="%9."/>
+      <w:lvlJc w:val="right"/>
+      <w:pPr>
+        <w:tabs>
+          <w:tab w:val="num" w:pos="7560"/>
+        </w:tabs>
+        <w:ind w:left="7560" w:hanging="180"/>
+      </w:pPr>
+    </w:lvl>
+  </w:abstractNum>
+  <w:abstractNum w:abstractNumId="5" w15:restartNumberingAfterBreak="0">
     <w:nsid w:val="2D5556D6"/>
     <w:multiLevelType w:val="hybridMultilevel"/>
     <w:tmpl w:val="DAB60A60"/>
@@ -5635,7 +6360,7 @@
       </w:pPr>
     </w:lvl>
   </w:abstractNum>
-  <w:abstractNum w:abstractNumId="5" w15:restartNumberingAfterBreak="0">
+  <w:abstractNum w:abstractNumId="6" w15:restartNumberingAfterBreak="0">
     <w:nsid w:val="34F56B69"/>
     <w:multiLevelType w:val="hybridMultilevel"/>
     <w:tmpl w:val="725A7FC8"/>
@@ -5762,7 +6487,7 @@
       </w:pPr>
     </w:lvl>
   </w:abstractNum>
-  <w:abstractNum w:abstractNumId="6" w15:restartNumberingAfterBreak="0">
+  <w:abstractNum w:abstractNumId="7" w15:restartNumberingAfterBreak="0">
     <w:nsid w:val="354A0644"/>
     <w:multiLevelType w:val="singleLevel"/>
     <w:tmpl w:val="0409000F"/>
@@ -5782,7 +6507,7 @@
       </w:rPr>
     </w:lvl>
   </w:abstractNum>
-  <w:abstractNum w:abstractNumId="7" w15:restartNumberingAfterBreak="0">
+  <w:abstractNum w:abstractNumId="8" w15:restartNumberingAfterBreak="0">
     <w:nsid w:val="38F97778"/>
     <w:multiLevelType w:val="hybridMultilevel"/>
     <w:tmpl w:val="EEF4B72C"/>
@@ -5868,7 +6593,7 @@
       </w:pPr>
     </w:lvl>
   </w:abstractNum>
-  <w:abstractNum w:abstractNumId="8" w15:restartNumberingAfterBreak="0">
+  <w:abstractNum w:abstractNumId="9" w15:restartNumberingAfterBreak="0">
     <w:nsid w:val="39070EB7"/>
     <w:multiLevelType w:val="hybridMultilevel"/>
     <w:tmpl w:val="385A2102"/>
@@ -5958,7 +6683,7 @@
       </w:pPr>
     </w:lvl>
   </w:abstractNum>
-  <w:abstractNum w:abstractNumId="9" w15:restartNumberingAfterBreak="0">
+  <w:abstractNum w:abstractNumId="10" w15:restartNumberingAfterBreak="0">
     <w:nsid w:val="3AD42800"/>
     <w:multiLevelType w:val="multilevel"/>
     <w:tmpl w:val="E0665432"/>
@@ -6047,7 +6772,7 @@
       </w:pPr>
     </w:lvl>
   </w:abstractNum>
-  <w:abstractNum w:abstractNumId="10" w15:restartNumberingAfterBreak="0">
+  <w:abstractNum w:abstractNumId="11" w15:restartNumberingAfterBreak="0">
     <w:nsid w:val="46185BF7"/>
     <w:multiLevelType w:val="multilevel"/>
     <w:tmpl w:val="790AFDA2"/>
@@ -6136,7 +6861,7 @@
       </w:pPr>
     </w:lvl>
   </w:abstractNum>
-  <w:abstractNum w:abstractNumId="11" w15:restartNumberingAfterBreak="0">
+  <w:abstractNum w:abstractNumId="12" w15:restartNumberingAfterBreak="0">
     <w:nsid w:val="46B85536"/>
     <w:multiLevelType w:val="hybridMultilevel"/>
     <w:tmpl w:val="918C133A"/>
@@ -6249,7 +6974,7 @@
       </w:rPr>
     </w:lvl>
   </w:abstractNum>
-  <w:abstractNum w:abstractNumId="12" w15:restartNumberingAfterBreak="0">
+  <w:abstractNum w:abstractNumId="13" w15:restartNumberingAfterBreak="0">
     <w:nsid w:val="470A0153"/>
     <w:multiLevelType w:val="multilevel"/>
     <w:tmpl w:val="A5E0F222"/>
@@ -6338,7 +7063,7 @@
       </w:pPr>
     </w:lvl>
   </w:abstractNum>
-  <w:abstractNum w:abstractNumId="13" w15:restartNumberingAfterBreak="0">
+  <w:abstractNum w:abstractNumId="14" w15:restartNumberingAfterBreak="0">
     <w:nsid w:val="487C6DFD"/>
     <w:multiLevelType w:val="hybridMultilevel"/>
     <w:tmpl w:val="A5E0F222"/>
@@ -6427,7 +7152,7 @@
       </w:pPr>
     </w:lvl>
   </w:abstractNum>
-  <w:abstractNum w:abstractNumId="14" w15:restartNumberingAfterBreak="0">
+  <w:abstractNum w:abstractNumId="15" w15:restartNumberingAfterBreak="0">
     <w:nsid w:val="56816CDF"/>
     <w:multiLevelType w:val="hybridMultilevel"/>
     <w:tmpl w:val="DF2676CE"/>
@@ -6513,7 +7238,7 @@
       </w:pPr>
     </w:lvl>
   </w:abstractNum>
-  <w:abstractNum w:abstractNumId="15" w15:restartNumberingAfterBreak="0">
+  <w:abstractNum w:abstractNumId="16" w15:restartNumberingAfterBreak="0">
     <w:nsid w:val="5C0E3EF6"/>
     <w:multiLevelType w:val="hybridMultilevel"/>
     <w:tmpl w:val="3334D95C"/>
@@ -6629,7 +7354,7 @@
       </w:rPr>
     </w:lvl>
   </w:abstractNum>
-  <w:abstractNum w:abstractNumId="16" w15:restartNumberingAfterBreak="0">
+  <w:abstractNum w:abstractNumId="17" w15:restartNumberingAfterBreak="0">
     <w:nsid w:val="66730FE1"/>
     <w:multiLevelType w:val="hybridMultilevel"/>
     <w:tmpl w:val="DB1E9A9E"/>
@@ -6718,7 +7443,7 @@
       </w:pPr>
     </w:lvl>
   </w:abstractNum>
-  <w:abstractNum w:abstractNumId="17" w15:restartNumberingAfterBreak="0">
+  <w:abstractNum w:abstractNumId="18" w15:restartNumberingAfterBreak="0">
     <w:nsid w:val="6F973CD9"/>
     <w:multiLevelType w:val="multilevel"/>
     <w:tmpl w:val="385A2102"/>
@@ -6808,7 +7533,7 @@
       </w:pPr>
     </w:lvl>
   </w:abstractNum>
-  <w:abstractNum w:abstractNumId="18" w15:restartNumberingAfterBreak="0">
+  <w:abstractNum w:abstractNumId="19" w15:restartNumberingAfterBreak="0">
     <w:nsid w:val="709E2900"/>
     <w:multiLevelType w:val="singleLevel"/>
     <w:tmpl w:val="6332FA86"/>
@@ -6829,7 +7554,7 @@
       </w:rPr>
     </w:lvl>
   </w:abstractNum>
-  <w:abstractNum w:abstractNumId="19" w15:restartNumberingAfterBreak="0">
+  <w:abstractNum w:abstractNumId="20" w15:restartNumberingAfterBreak="0">
     <w:nsid w:val="72DD5EAA"/>
     <w:multiLevelType w:val="hybridMultilevel"/>
     <w:tmpl w:val="BD700DDE"/>
@@ -6915,7 +7640,7 @@
       </w:pPr>
     </w:lvl>
   </w:abstractNum>
-  <w:abstractNum w:abstractNumId="20" w15:restartNumberingAfterBreak="0">
+  <w:abstractNum w:abstractNumId="21" w15:restartNumberingAfterBreak="0">
     <w:nsid w:val="76E74DF5"/>
     <w:multiLevelType w:val="hybridMultilevel"/>
     <w:tmpl w:val="E0665432"/>
@@ -7004,7 +7729,7 @@
       </w:pPr>
     </w:lvl>
   </w:abstractNum>
-  <w:abstractNum w:abstractNumId="21" w15:restartNumberingAfterBreak="0">
+  <w:abstractNum w:abstractNumId="22" w15:restartNumberingAfterBreak="0">
     <w:nsid w:val="794D4763"/>
     <w:multiLevelType w:val="hybridMultilevel"/>
     <w:tmpl w:val="BE60027C"/>
@@ -7091,31 +7816,31 @@
     </w:lvl>
   </w:abstractNum>
   <w:num w:numId="1" w16cid:durableId="1261186599">
-    <w:abstractNumId w:val="18"/>
+    <w:abstractNumId w:val="19"/>
   </w:num>
   <w:num w:numId="2" w16cid:durableId="1404910225">
+    <w:abstractNumId w:val="7"/>
+  </w:num>
+  <w:num w:numId="3" w16cid:durableId="1305306235">
+    <w:abstractNumId w:val="14"/>
+  </w:num>
+  <w:num w:numId="4" w16cid:durableId="1898855951">
+    <w:abstractNumId w:val="13"/>
+  </w:num>
+  <w:num w:numId="5" w16cid:durableId="2046590272">
+    <w:abstractNumId w:val="21"/>
+  </w:num>
+  <w:num w:numId="6" w16cid:durableId="1375696358">
     <w:abstractNumId w:val="6"/>
   </w:num>
-  <w:num w:numId="3" w16cid:durableId="1305306235">
-    <w:abstractNumId w:val="13"/>
+  <w:num w:numId="7" w16cid:durableId="1830708547">
+    <w:abstractNumId w:val="10"/>
   </w:num>
-  <w:num w:numId="4" w16cid:durableId="1898855951">
-    <w:abstractNumId w:val="12"/>
-  </w:num>
-  <w:num w:numId="5" w16cid:durableId="2046590272">
-    <w:abstractNumId w:val="20"/>
-  </w:num>
-  <w:num w:numId="6" w16cid:durableId="1375696358">
-    <w:abstractNumId w:val="5"/>
-  </w:num>
-  <w:num w:numId="7" w16cid:durableId="1830708547">
+  <w:num w:numId="8" w16cid:durableId="863982910">
     <w:abstractNumId w:val="9"/>
   </w:num>
-  <w:num w:numId="8" w16cid:durableId="863982910">
-    <w:abstractNumId w:val="8"/>
-  </w:num>
   <w:num w:numId="9" w16cid:durableId="1140342176">
-    <w:abstractNumId w:val="17"/>
+    <w:abstractNumId w:val="18"/>
   </w:num>
   <w:num w:numId="10" w16cid:durableId="1907446351">
     <w:abstractNumId w:val="1"/>
@@ -7124,36 +7849,39 @@
     <w:abstractNumId w:val="0"/>
   </w:num>
   <w:num w:numId="12" w16cid:durableId="1901555593">
-    <w:abstractNumId w:val="10"/>
+    <w:abstractNumId w:val="11"/>
   </w:num>
   <w:num w:numId="13" w16cid:durableId="750782281">
-    <w:abstractNumId w:val="16"/>
+    <w:abstractNumId w:val="17"/>
   </w:num>
   <w:num w:numId="14" w16cid:durableId="6105196">
-    <w:abstractNumId w:val="15"/>
+    <w:abstractNumId w:val="16"/>
   </w:num>
   <w:num w:numId="15" w16cid:durableId="1942104689">
     <w:abstractNumId w:val="2"/>
   </w:num>
   <w:num w:numId="16" w16cid:durableId="1877083377">
-    <w:abstractNumId w:val="11"/>
+    <w:abstractNumId w:val="12"/>
   </w:num>
   <w:num w:numId="17" w16cid:durableId="935215381">
     <w:abstractNumId w:val="3"/>
   </w:num>
   <w:num w:numId="18" w16cid:durableId="1448888978">
-    <w:abstractNumId w:val="7"/>
+    <w:abstractNumId w:val="8"/>
   </w:num>
   <w:num w:numId="19" w16cid:durableId="945116947">
-    <w:abstractNumId w:val="19"/>
+    <w:abstractNumId w:val="20"/>
   </w:num>
   <w:num w:numId="20" w16cid:durableId="355933573">
-    <w:abstractNumId w:val="14"/>
+    <w:abstractNumId w:val="15"/>
   </w:num>
   <w:num w:numId="21" w16cid:durableId="241258348">
-    <w:abstractNumId w:val="21"/>
+    <w:abstractNumId w:val="22"/>
   </w:num>
   <w:num w:numId="22" w16cid:durableId="986789350">
+    <w:abstractNumId w:val="5"/>
+  </w:num>
+  <w:num w:numId="23" w16cid:durableId="1965378858">
     <w:abstractNumId w:val="4"/>
   </w:num>
 </w:numbering>
@@ -8177,8 +8905,8 @@
 </file>
 
 <file path=customXml/item1.xml><?xml version="1.0" encoding="utf-8"?>
-<ct:contentTypeSchema xmlns:ct="http://schemas.microsoft.com/office/2006/metadata/contentType" xmlns:ma="http://schemas.microsoft.com/office/2006/metadata/properties/metaAttributes" ct:_="" ma:_="" ma:contentTypeName="Document" ma:contentTypeID="0x01010022DB8AD700D0CF439E4E81ECBA89BDBF" ma:contentTypeVersion="11" ma:contentTypeDescription="Create a new document." ma:contentTypeScope="" ma:versionID="1b1658a86df8c5ac925ccfe619cb55c9">
-  <xsd:schema xmlns:xsd="http://www.w3.org/2001/XMLSchema" xmlns:xs="http://www.w3.org/2001/XMLSchema" xmlns:p="http://schemas.microsoft.com/office/2006/metadata/properties" xmlns:ns2="f2a1ff49-408c-47c3-bae0-507bc028eefa" xmlns:ns3="2f5da0a9-c61e-4157-8034-a233af0ee010" targetNamespace="http://schemas.microsoft.com/office/2006/metadata/properties" ma:root="true" ma:fieldsID="1c4439f0c132b443549dfc5231ed79d7" ns2:_="" ns3:_="">
+<ct:contentTypeSchema xmlns:ct="http://schemas.microsoft.com/office/2006/metadata/contentType" xmlns:ma="http://schemas.microsoft.com/office/2006/metadata/properties/metaAttributes" ct:_="" ma:_="" ma:contentTypeName="Document" ma:contentTypeID="0x01010022DB8AD700D0CF439E4E81ECBA89BDBF" ma:contentTypeVersion="12" ma:contentTypeDescription="Create a new document." ma:contentTypeScope="" ma:versionID="6c6c3bc87578ab4180425da89622edaf">
+  <xsd:schema xmlns:xsd="http://www.w3.org/2001/XMLSchema" xmlns:xs="http://www.w3.org/2001/XMLSchema" xmlns:p="http://schemas.microsoft.com/office/2006/metadata/properties" xmlns:ns2="f2a1ff49-408c-47c3-bae0-507bc028eefa" xmlns:ns3="2f5da0a9-c61e-4157-8034-a233af0ee010" targetNamespace="http://schemas.microsoft.com/office/2006/metadata/properties" ma:root="true" ma:fieldsID="41393817905d89846bd19127a7f381d6" ns2:_="" ns3:_="">
     <xsd:import namespace="f2a1ff49-408c-47c3-bae0-507bc028eefa"/>
     <xsd:import namespace="2f5da0a9-c61e-4157-8034-a233af0ee010"/>
     <xsd:element name="properties">
@@ -8197,6 +8925,7 @@
                 <xsd:element ref="ns2:MediaServiceGenerationTime" minOccurs="0"/>
                 <xsd:element ref="ns2:MediaServiceEventHashCode" minOccurs="0"/>
                 <xsd:element ref="ns2:MediaServiceLocation" minOccurs="0"/>
+                <xsd:element ref="ns2:MediaLengthInSeconds" minOccurs="0"/>
               </xsd:all>
             </xsd:complexType>
           </xsd:element>
@@ -8254,6 +8983,11 @@
     <xsd:element name="MediaServiceLocation" ma:index="18" nillable="true" ma:displayName="Location" ma:indexed="true" ma:internalName="MediaServiceLocation" ma:readOnly="true">
       <xsd:simpleType>
         <xsd:restriction base="dms:Text"/>
+      </xsd:simpleType>
+    </xsd:element>
+    <xsd:element name="MediaLengthInSeconds" ma:index="19" nillable="true" ma:displayName="MediaLengthInSeconds" ma:hidden="true" ma:internalName="MediaLengthInSeconds" ma:readOnly="true">
+      <xsd:simpleType>
+        <xsd:restriction base="dms:Unknown"/>
       </xsd:simpleType>
     </xsd:element>
   </xsd:schema>
@@ -8392,13 +9126,39 @@
 </file>
 
 <file path=customXml/itemProps1.xml><?xml version="1.0" encoding="utf-8"?>
-<ds:datastoreItem xmlns:ds="http://schemas.openxmlformats.org/officeDocument/2006/customXml" ds:itemID="{72D23024-21E9-49AC-AD4E-44D274FD5215}"/>
+<ds:datastoreItem xmlns:ds="http://schemas.openxmlformats.org/officeDocument/2006/customXml" ds:itemID="{18EBCA9C-9938-4225-8CC2-F4734D24FEA8}">
+  <ds:schemaRefs>
+    <ds:schemaRef ds:uri="http://schemas.microsoft.com/office/2006/metadata/contentType"/>
+    <ds:schemaRef ds:uri="http://schemas.microsoft.com/office/2006/metadata/properties/metaAttributes"/>
+    <ds:schemaRef ds:uri="http://www.w3.org/2001/XMLSchema"/>
+    <ds:schemaRef ds:uri="http://schemas.microsoft.com/office/2006/metadata/properties"/>
+    <ds:schemaRef ds:uri="f2a1ff49-408c-47c3-bae0-507bc028eefa"/>
+    <ds:schemaRef ds:uri="2f5da0a9-c61e-4157-8034-a233af0ee010"/>
+    <ds:schemaRef ds:uri="http://schemas.microsoft.com/office/2006/documentManagement/types"/>
+    <ds:schemaRef ds:uri="http://schemas.microsoft.com/office/infopath/2007/PartnerControls"/>
+    <ds:schemaRef ds:uri="http://schemas.openxmlformats.org/package/2006/metadata/core-properties"/>
+    <ds:schemaRef ds:uri="http://purl.org/dc/elements/1.1/"/>
+    <ds:schemaRef ds:uri="http://purl.org/dc/terms/"/>
+    <ds:schemaRef ds:uri="http://schemas.microsoft.com/internal/obd"/>
+  </ds:schemaRefs>
+</ds:datastoreItem>
 </file>
 
 <file path=customXml/itemProps2.xml><?xml version="1.0" encoding="utf-8"?>
-<ds:datastoreItem xmlns:ds="http://schemas.openxmlformats.org/officeDocument/2006/customXml" ds:itemID="{5580B9B8-A2C5-4606-983C-F0AE37F6C46E}"/>
+<ds:datastoreItem xmlns:ds="http://schemas.openxmlformats.org/officeDocument/2006/customXml" ds:itemID="{CC676852-9C7F-4055-B9E2-38F961B2E598}">
+  <ds:schemaRefs>
+    <ds:schemaRef ds:uri="http://schemas.microsoft.com/sharepoint/v3/contenttype/forms"/>
+  </ds:schemaRefs>
+</ds:datastoreItem>
 </file>
 
 <file path=customXml/itemProps3.xml><?xml version="1.0" encoding="utf-8"?>
-<ds:datastoreItem xmlns:ds="http://schemas.openxmlformats.org/officeDocument/2006/customXml" ds:itemID="{8833D4C5-C5BE-45F1-8C1C-9E70AC574E4E}"/>
+<ds:datastoreItem xmlns:ds="http://schemas.openxmlformats.org/officeDocument/2006/customXml" ds:itemID="{587EDE40-F53E-42F1-932C-7969C7CE369D}">
+  <ds:schemaRefs>
+    <ds:schemaRef ds:uri="http://schemas.microsoft.com/office/2006/metadata/properties"/>
+    <ds:schemaRef ds:uri="http://schemas.microsoft.com/office/infopath/2007/PartnerControls"/>
+    <ds:schemaRef ds:uri="2f5da0a9-c61e-4157-8034-a233af0ee010"/>
+    <ds:schemaRef ds:uri="f2a1ff49-408c-47c3-bae0-507bc028eefa"/>
+  </ds:schemaRefs>
+</ds:datastoreItem>
 </file>